--- a/Documenten/IP2_Team13_Report.docx
+++ b/Documenten/IP2_Team13_Report.docx
@@ -177,8 +177,13 @@
               <w:framePr w:wrap="auto" w:hAnchor="text" w:xAlign="left" w:yAlign="inline"/>
               <w:suppressOverlap w:val="0"/>
             </w:pPr>
-            <w:r>
-              <w:t xml:space="preserve">Boutaarourte Aya </w:t>
+            <w:proofErr w:type="spellStart"/>
+            <w:r>
+              <w:t>Boutaarourte</w:t>
+            </w:r>
+            <w:proofErr w:type="spellEnd"/>
+            <w:r>
+              <w:t xml:space="preserve"> Aya </w:t>
             </w:r>
           </w:p>
           <w:p>
@@ -187,8 +192,21 @@
               <w:framePr w:wrap="auto" w:hAnchor="text" w:xAlign="left" w:yAlign="inline"/>
               <w:suppressOverlap w:val="0"/>
             </w:pPr>
-            <w:r>
-              <w:t xml:space="preserve">Maalmi Yamine </w:t>
+            <w:proofErr w:type="spellStart"/>
+            <w:r>
+              <w:t>Maalmi</w:t>
+            </w:r>
+            <w:proofErr w:type="spellEnd"/>
+            <w:r>
+              <w:t xml:space="preserve"> </w:t>
+            </w:r>
+            <w:proofErr w:type="spellStart"/>
+            <w:r>
+              <w:t>Yamine</w:t>
+            </w:r>
+            <w:proofErr w:type="spellEnd"/>
+            <w:r>
+              <w:t xml:space="preserve"> </w:t>
             </w:r>
           </w:p>
           <w:p>
@@ -207,9 +225,19 @@
               <w:framePr w:wrap="auto" w:hAnchor="text" w:xAlign="left" w:yAlign="inline"/>
               <w:suppressOverlap w:val="0"/>
             </w:pPr>
-            <w:r>
-              <w:t>Vanschoenbeek Yelle</w:t>
-            </w:r>
+            <w:proofErr w:type="spellStart"/>
+            <w:r>
+              <w:t>Vanschoenbeek</w:t>
+            </w:r>
+            <w:proofErr w:type="spellEnd"/>
+            <w:r>
+              <w:t xml:space="preserve"> </w:t>
+            </w:r>
+            <w:proofErr w:type="spellStart"/>
+            <w:r>
+              <w:t>Yelle</w:t>
+            </w:r>
+            <w:proofErr w:type="spellEnd"/>
           </w:p>
           <w:p>
             <w:pPr>
@@ -577,11 +605,19 @@
                   <w:framePr w:wrap="auto" w:hAnchor="text" w:xAlign="left" w:yAlign="inline"/>
                   <w:suppressOverlap w:val="0"/>
                 </w:pPr>
+                <w:proofErr w:type="spellStart"/>
                 <w:r>
                   <w:rPr>
                     <w:rStyle w:val="Titel1"/>
                   </w:rPr>
-                  <w:t>PingFin – Banking Project</w:t>
+                  <w:t>PingFin</w:t>
+                </w:r>
+                <w:proofErr w:type="spellEnd"/>
+                <w:r>
+                  <w:rPr>
+                    <w:rStyle w:val="Titel1"/>
+                  </w:rPr>
+                  <w:t xml:space="preserve"> – Banking Project</w:t>
                 </w:r>
               </w:p>
             </w:tc>
@@ -678,12 +714,14 @@
           <w:pPr>
             <w:pStyle w:val="Kopvaninhoudsopgave"/>
           </w:pPr>
+          <w:proofErr w:type="spellStart"/>
           <w:r>
             <w:rPr>
               <w:lang w:val="fr-FR"/>
             </w:rPr>
             <w:t>Inhoudstafel</w:t>
           </w:r>
+          <w:proofErr w:type="spellEnd"/>
         </w:p>
         <w:p>
           <w:pPr>
@@ -692,7 +730,11 @@
               <w:tab w:val="right" w:leader="dot" w:pos="9062"/>
             </w:tabs>
             <w:rPr>
+              <w:rFonts w:eastAsiaTheme="minorEastAsia" w:cstheme="minorBidi"/>
               <w:noProof/>
+              <w:kern w:val="2"/>
+              <w:lang/>
+              <w14:ligatures w14:val="standardContextual"/>
             </w:rPr>
           </w:pPr>
           <w:r>
@@ -704,14 +746,13 @@
           <w:r>
             <w:fldChar w:fldCharType="separate"/>
           </w:r>
-          <w:hyperlink w:anchor="_Toc228183732" w:history="1">
+          <w:hyperlink w:anchor="_Toc228197955" w:history="1">
             <w:r>
               <w:rPr>
                 <w:rStyle w:val="Hyperlink"/>
                 <w:noProof/>
-                <w:lang w:val="fr-FR"/>
-              </w:rPr>
-              <w:t>Metadata</w:t>
+              </w:rPr>
+              <w:t>1. Inleiding</w:t>
             </w:r>
             <w:r>
               <w:rPr>
@@ -732,7 +773,7 @@
                 <w:noProof/>
                 <w:webHidden/>
               </w:rPr>
-              <w:instrText xml:space="preserve"> PAGEREF _Toc228183732 \h </w:instrText>
+              <w:instrText xml:space="preserve"> PAGEREF _Toc228197955 \h </w:instrText>
             </w:r>
             <w:r>
               <w:rPr>
@@ -753,6 +794,1589 @@
                 <w:webHidden/>
               </w:rPr>
               <w:t>4</w:t>
+            </w:r>
+            <w:r>
+              <w:rPr>
+                <w:noProof/>
+                <w:webHidden/>
+              </w:rPr>
+              <w:fldChar w:fldCharType="end"/>
+            </w:r>
+          </w:hyperlink>
+        </w:p>
+        <w:p>
+          <w:pPr>
+            <w:pStyle w:val="Inhopg2"/>
+            <w:tabs>
+              <w:tab w:val="right" w:leader="dot" w:pos="9062"/>
+            </w:tabs>
+            <w:rPr>
+              <w:rFonts w:eastAsiaTheme="minorEastAsia" w:cstheme="minorBidi"/>
+              <w:noProof/>
+              <w:kern w:val="2"/>
+              <w:lang/>
+              <w14:ligatures w14:val="standardContextual"/>
+            </w:rPr>
+          </w:pPr>
+          <w:hyperlink w:anchor="_Toc228197956" w:history="1">
+            <w:r>
+              <w:rPr>
+                <w:rStyle w:val="Hyperlink"/>
+                <w:noProof/>
+                <w:lang w:val="fr-BE"/>
+              </w:rPr>
+              <w:t xml:space="preserve">1.1 </w:t>
+            </w:r>
+            <w:r>
+              <w:rPr>
+                <w:rStyle w:val="Hyperlink"/>
+                <w:noProof/>
+                <w:lang/>
+              </w:rPr>
+              <w:t>Beschrijving van het project</w:t>
+            </w:r>
+            <w:r>
+              <w:rPr>
+                <w:noProof/>
+                <w:webHidden/>
+              </w:rPr>
+              <w:tab/>
+            </w:r>
+            <w:r>
+              <w:rPr>
+                <w:noProof/>
+                <w:webHidden/>
+              </w:rPr>
+              <w:fldChar w:fldCharType="begin"/>
+            </w:r>
+            <w:r>
+              <w:rPr>
+                <w:noProof/>
+                <w:webHidden/>
+              </w:rPr>
+              <w:instrText xml:space="preserve"> PAGEREF _Toc228197956 \h </w:instrText>
+            </w:r>
+            <w:r>
+              <w:rPr>
+                <w:noProof/>
+                <w:webHidden/>
+              </w:rPr>
+            </w:r>
+            <w:r>
+              <w:rPr>
+                <w:noProof/>
+                <w:webHidden/>
+              </w:rPr>
+              <w:fldChar w:fldCharType="separate"/>
+            </w:r>
+            <w:r>
+              <w:rPr>
+                <w:noProof/>
+                <w:webHidden/>
+              </w:rPr>
+              <w:t>4</w:t>
+            </w:r>
+            <w:r>
+              <w:rPr>
+                <w:noProof/>
+                <w:webHidden/>
+              </w:rPr>
+              <w:fldChar w:fldCharType="end"/>
+            </w:r>
+          </w:hyperlink>
+        </w:p>
+        <w:p>
+          <w:pPr>
+            <w:pStyle w:val="Inhopg2"/>
+            <w:tabs>
+              <w:tab w:val="right" w:leader="dot" w:pos="9062"/>
+            </w:tabs>
+            <w:rPr>
+              <w:rFonts w:eastAsiaTheme="minorEastAsia" w:cstheme="minorBidi"/>
+              <w:noProof/>
+              <w:kern w:val="2"/>
+              <w:lang/>
+              <w14:ligatures w14:val="standardContextual"/>
+            </w:rPr>
+          </w:pPr>
+          <w:hyperlink w:anchor="_Toc228197957" w:history="1">
+            <w:r>
+              <w:rPr>
+                <w:rStyle w:val="Hyperlink"/>
+                <w:noProof/>
+              </w:rPr>
+              <w:t>1.2 Doel van het project</w:t>
+            </w:r>
+            <w:r>
+              <w:rPr>
+                <w:noProof/>
+                <w:webHidden/>
+              </w:rPr>
+              <w:tab/>
+            </w:r>
+            <w:r>
+              <w:rPr>
+                <w:noProof/>
+                <w:webHidden/>
+              </w:rPr>
+              <w:fldChar w:fldCharType="begin"/>
+            </w:r>
+            <w:r>
+              <w:rPr>
+                <w:noProof/>
+                <w:webHidden/>
+              </w:rPr>
+              <w:instrText xml:space="preserve"> PAGEREF _Toc228197957 \h </w:instrText>
+            </w:r>
+            <w:r>
+              <w:rPr>
+                <w:noProof/>
+                <w:webHidden/>
+              </w:rPr>
+            </w:r>
+            <w:r>
+              <w:rPr>
+                <w:noProof/>
+                <w:webHidden/>
+              </w:rPr>
+              <w:fldChar w:fldCharType="separate"/>
+            </w:r>
+            <w:r>
+              <w:rPr>
+                <w:noProof/>
+                <w:webHidden/>
+              </w:rPr>
+              <w:t>4</w:t>
+            </w:r>
+            <w:r>
+              <w:rPr>
+                <w:noProof/>
+                <w:webHidden/>
+              </w:rPr>
+              <w:fldChar w:fldCharType="end"/>
+            </w:r>
+          </w:hyperlink>
+        </w:p>
+        <w:p>
+          <w:pPr>
+            <w:pStyle w:val="Inhopg1"/>
+            <w:tabs>
+              <w:tab w:val="right" w:leader="dot" w:pos="9062"/>
+            </w:tabs>
+            <w:rPr>
+              <w:rFonts w:eastAsiaTheme="minorEastAsia" w:cstheme="minorBidi"/>
+              <w:noProof/>
+              <w:kern w:val="2"/>
+              <w:lang/>
+              <w14:ligatures w14:val="standardContextual"/>
+            </w:rPr>
+          </w:pPr>
+          <w:hyperlink w:anchor="_Toc228197958" w:history="1">
+            <w:r>
+              <w:rPr>
+                <w:rStyle w:val="Hyperlink"/>
+                <w:b/>
+                <w:bCs/>
+                <w:noProof/>
+              </w:rPr>
+              <w:t>2. Schema van de opbouw van het project</w:t>
+            </w:r>
+            <w:r>
+              <w:rPr>
+                <w:noProof/>
+                <w:webHidden/>
+              </w:rPr>
+              <w:tab/>
+            </w:r>
+            <w:r>
+              <w:rPr>
+                <w:noProof/>
+                <w:webHidden/>
+              </w:rPr>
+              <w:fldChar w:fldCharType="begin"/>
+            </w:r>
+            <w:r>
+              <w:rPr>
+                <w:noProof/>
+                <w:webHidden/>
+              </w:rPr>
+              <w:instrText xml:space="preserve"> PAGEREF _Toc228197958 \h </w:instrText>
+            </w:r>
+            <w:r>
+              <w:rPr>
+                <w:noProof/>
+                <w:webHidden/>
+              </w:rPr>
+            </w:r>
+            <w:r>
+              <w:rPr>
+                <w:noProof/>
+                <w:webHidden/>
+              </w:rPr>
+              <w:fldChar w:fldCharType="separate"/>
+            </w:r>
+            <w:r>
+              <w:rPr>
+                <w:noProof/>
+                <w:webHidden/>
+              </w:rPr>
+              <w:t>5</w:t>
+            </w:r>
+            <w:r>
+              <w:rPr>
+                <w:noProof/>
+                <w:webHidden/>
+              </w:rPr>
+              <w:fldChar w:fldCharType="end"/>
+            </w:r>
+          </w:hyperlink>
+        </w:p>
+        <w:p>
+          <w:pPr>
+            <w:pStyle w:val="Inhopg2"/>
+            <w:tabs>
+              <w:tab w:val="right" w:leader="dot" w:pos="9062"/>
+            </w:tabs>
+            <w:rPr>
+              <w:rFonts w:eastAsiaTheme="minorEastAsia" w:cstheme="minorBidi"/>
+              <w:noProof/>
+              <w:kern w:val="2"/>
+              <w:lang/>
+              <w14:ligatures w14:val="standardContextual"/>
+            </w:rPr>
+          </w:pPr>
+          <w:hyperlink w:anchor="_Toc228197959" w:history="1">
+            <w:r>
+              <w:rPr>
+                <w:rStyle w:val="Hyperlink"/>
+                <w:noProof/>
+              </w:rPr>
+              <w:t xml:space="preserve">2.1 </w:t>
+            </w:r>
+            <w:r>
+              <w:rPr>
+                <w:rStyle w:val="Hyperlink"/>
+                <w:noProof/>
+                <w:lang/>
+              </w:rPr>
+              <w:t>Communicatie tussen GUI en API</w:t>
+            </w:r>
+            <w:r>
+              <w:rPr>
+                <w:noProof/>
+                <w:webHidden/>
+              </w:rPr>
+              <w:tab/>
+            </w:r>
+            <w:r>
+              <w:rPr>
+                <w:noProof/>
+                <w:webHidden/>
+              </w:rPr>
+              <w:fldChar w:fldCharType="begin"/>
+            </w:r>
+            <w:r>
+              <w:rPr>
+                <w:noProof/>
+                <w:webHidden/>
+              </w:rPr>
+              <w:instrText xml:space="preserve"> PAGEREF _Toc228197959 \h </w:instrText>
+            </w:r>
+            <w:r>
+              <w:rPr>
+                <w:noProof/>
+                <w:webHidden/>
+              </w:rPr>
+            </w:r>
+            <w:r>
+              <w:rPr>
+                <w:noProof/>
+                <w:webHidden/>
+              </w:rPr>
+              <w:fldChar w:fldCharType="separate"/>
+            </w:r>
+            <w:r>
+              <w:rPr>
+                <w:noProof/>
+                <w:webHidden/>
+              </w:rPr>
+              <w:t>5</w:t>
+            </w:r>
+            <w:r>
+              <w:rPr>
+                <w:noProof/>
+                <w:webHidden/>
+              </w:rPr>
+              <w:fldChar w:fldCharType="end"/>
+            </w:r>
+          </w:hyperlink>
+        </w:p>
+        <w:p>
+          <w:pPr>
+            <w:pStyle w:val="Inhopg2"/>
+            <w:tabs>
+              <w:tab w:val="right" w:leader="dot" w:pos="9062"/>
+            </w:tabs>
+            <w:rPr>
+              <w:rFonts w:eastAsiaTheme="minorEastAsia" w:cstheme="minorBidi"/>
+              <w:noProof/>
+              <w:kern w:val="2"/>
+              <w:lang/>
+              <w14:ligatures w14:val="standardContextual"/>
+            </w:rPr>
+          </w:pPr>
+          <w:hyperlink w:anchor="_Toc228197960" w:history="1">
+            <w:r>
+              <w:rPr>
+                <w:rStyle w:val="Hyperlink"/>
+                <w:noProof/>
+              </w:rPr>
+              <w:t xml:space="preserve">2.2 </w:t>
+            </w:r>
+            <w:r>
+              <w:rPr>
+                <w:rStyle w:val="Hyperlink"/>
+                <w:noProof/>
+                <w:lang/>
+              </w:rPr>
+              <w:t>Databankstructuur</w:t>
+            </w:r>
+            <w:r>
+              <w:rPr>
+                <w:noProof/>
+                <w:webHidden/>
+              </w:rPr>
+              <w:tab/>
+            </w:r>
+            <w:r>
+              <w:rPr>
+                <w:noProof/>
+                <w:webHidden/>
+              </w:rPr>
+              <w:fldChar w:fldCharType="begin"/>
+            </w:r>
+            <w:r>
+              <w:rPr>
+                <w:noProof/>
+                <w:webHidden/>
+              </w:rPr>
+              <w:instrText xml:space="preserve"> PAGEREF _Toc228197960 \h </w:instrText>
+            </w:r>
+            <w:r>
+              <w:rPr>
+                <w:noProof/>
+                <w:webHidden/>
+              </w:rPr>
+            </w:r>
+            <w:r>
+              <w:rPr>
+                <w:noProof/>
+                <w:webHidden/>
+              </w:rPr>
+              <w:fldChar w:fldCharType="separate"/>
+            </w:r>
+            <w:r>
+              <w:rPr>
+                <w:noProof/>
+                <w:webHidden/>
+              </w:rPr>
+              <w:t>5</w:t>
+            </w:r>
+            <w:r>
+              <w:rPr>
+                <w:noProof/>
+                <w:webHidden/>
+              </w:rPr>
+              <w:fldChar w:fldCharType="end"/>
+            </w:r>
+          </w:hyperlink>
+        </w:p>
+        <w:p>
+          <w:pPr>
+            <w:pStyle w:val="Inhopg1"/>
+            <w:tabs>
+              <w:tab w:val="right" w:leader="dot" w:pos="9062"/>
+            </w:tabs>
+            <w:rPr>
+              <w:rFonts w:eastAsiaTheme="minorEastAsia" w:cstheme="minorBidi"/>
+              <w:noProof/>
+              <w:kern w:val="2"/>
+              <w:lang/>
+              <w14:ligatures w14:val="standardContextual"/>
+            </w:rPr>
+          </w:pPr>
+          <w:hyperlink w:anchor="_Toc228197961" w:history="1">
+            <w:r>
+              <w:rPr>
+                <w:rStyle w:val="Hyperlink"/>
+                <w:noProof/>
+              </w:rPr>
+              <w:t>3. Documentatie van de API</w:t>
+            </w:r>
+            <w:r>
+              <w:rPr>
+                <w:noProof/>
+                <w:webHidden/>
+              </w:rPr>
+              <w:tab/>
+            </w:r>
+            <w:r>
+              <w:rPr>
+                <w:noProof/>
+                <w:webHidden/>
+              </w:rPr>
+              <w:fldChar w:fldCharType="begin"/>
+            </w:r>
+            <w:r>
+              <w:rPr>
+                <w:noProof/>
+                <w:webHidden/>
+              </w:rPr>
+              <w:instrText xml:space="preserve"> PAGEREF _Toc228197961 \h </w:instrText>
+            </w:r>
+            <w:r>
+              <w:rPr>
+                <w:noProof/>
+                <w:webHidden/>
+              </w:rPr>
+            </w:r>
+            <w:r>
+              <w:rPr>
+                <w:noProof/>
+                <w:webHidden/>
+              </w:rPr>
+              <w:fldChar w:fldCharType="separate"/>
+            </w:r>
+            <w:r>
+              <w:rPr>
+                <w:noProof/>
+                <w:webHidden/>
+              </w:rPr>
+              <w:t>5</w:t>
+            </w:r>
+            <w:r>
+              <w:rPr>
+                <w:noProof/>
+                <w:webHidden/>
+              </w:rPr>
+              <w:fldChar w:fldCharType="end"/>
+            </w:r>
+          </w:hyperlink>
+        </w:p>
+        <w:p>
+          <w:pPr>
+            <w:pStyle w:val="Inhopg2"/>
+            <w:tabs>
+              <w:tab w:val="right" w:leader="dot" w:pos="9062"/>
+            </w:tabs>
+            <w:rPr>
+              <w:rFonts w:eastAsiaTheme="minorEastAsia" w:cstheme="minorBidi"/>
+              <w:noProof/>
+              <w:kern w:val="2"/>
+              <w:lang/>
+              <w14:ligatures w14:val="standardContextual"/>
+            </w:rPr>
+          </w:pPr>
+          <w:hyperlink w:anchor="_Toc228197962" w:history="1">
+            <w:r>
+              <w:rPr>
+                <w:rStyle w:val="Hyperlink"/>
+                <w:noProof/>
+              </w:rPr>
+              <w:t xml:space="preserve">3.1 </w:t>
+            </w:r>
+            <w:r>
+              <w:rPr>
+                <w:rStyle w:val="Hyperlink"/>
+                <w:noProof/>
+                <w:lang/>
+              </w:rPr>
+              <w:t>Beschrijving van API endpoints</w:t>
+            </w:r>
+            <w:r>
+              <w:rPr>
+                <w:noProof/>
+                <w:webHidden/>
+              </w:rPr>
+              <w:tab/>
+            </w:r>
+            <w:r>
+              <w:rPr>
+                <w:noProof/>
+                <w:webHidden/>
+              </w:rPr>
+              <w:fldChar w:fldCharType="begin"/>
+            </w:r>
+            <w:r>
+              <w:rPr>
+                <w:noProof/>
+                <w:webHidden/>
+              </w:rPr>
+              <w:instrText xml:space="preserve"> PAGEREF _Toc228197962 \h </w:instrText>
+            </w:r>
+            <w:r>
+              <w:rPr>
+                <w:noProof/>
+                <w:webHidden/>
+              </w:rPr>
+            </w:r>
+            <w:r>
+              <w:rPr>
+                <w:noProof/>
+                <w:webHidden/>
+              </w:rPr>
+              <w:fldChar w:fldCharType="separate"/>
+            </w:r>
+            <w:r>
+              <w:rPr>
+                <w:noProof/>
+                <w:webHidden/>
+              </w:rPr>
+              <w:t>5</w:t>
+            </w:r>
+            <w:r>
+              <w:rPr>
+                <w:noProof/>
+                <w:webHidden/>
+              </w:rPr>
+              <w:fldChar w:fldCharType="end"/>
+            </w:r>
+          </w:hyperlink>
+        </w:p>
+        <w:p>
+          <w:pPr>
+            <w:pStyle w:val="Inhopg2"/>
+            <w:tabs>
+              <w:tab w:val="right" w:leader="dot" w:pos="9062"/>
+            </w:tabs>
+            <w:rPr>
+              <w:rFonts w:eastAsiaTheme="minorEastAsia" w:cstheme="minorBidi"/>
+              <w:noProof/>
+              <w:kern w:val="2"/>
+              <w:lang/>
+              <w14:ligatures w14:val="standardContextual"/>
+            </w:rPr>
+          </w:pPr>
+          <w:hyperlink w:anchor="_Toc228197963" w:history="1">
+            <w:r>
+              <w:rPr>
+                <w:rStyle w:val="Hyperlink"/>
+                <w:noProof/>
+              </w:rPr>
+              <w:t xml:space="preserve">3.2 </w:t>
+            </w:r>
+            <w:r>
+              <w:rPr>
+                <w:rStyle w:val="Hyperlink"/>
+                <w:noProof/>
+                <w:lang/>
+              </w:rPr>
+              <w:t>Informatie over gebruikte methoden en parameters</w:t>
+            </w:r>
+            <w:r>
+              <w:rPr>
+                <w:noProof/>
+                <w:webHidden/>
+              </w:rPr>
+              <w:tab/>
+            </w:r>
+            <w:r>
+              <w:rPr>
+                <w:noProof/>
+                <w:webHidden/>
+              </w:rPr>
+              <w:fldChar w:fldCharType="begin"/>
+            </w:r>
+            <w:r>
+              <w:rPr>
+                <w:noProof/>
+                <w:webHidden/>
+              </w:rPr>
+              <w:instrText xml:space="preserve"> PAGEREF _Toc228197963 \h </w:instrText>
+            </w:r>
+            <w:r>
+              <w:rPr>
+                <w:noProof/>
+                <w:webHidden/>
+              </w:rPr>
+            </w:r>
+            <w:r>
+              <w:rPr>
+                <w:noProof/>
+                <w:webHidden/>
+              </w:rPr>
+              <w:fldChar w:fldCharType="separate"/>
+            </w:r>
+            <w:r>
+              <w:rPr>
+                <w:noProof/>
+                <w:webHidden/>
+              </w:rPr>
+              <w:t>5</w:t>
+            </w:r>
+            <w:r>
+              <w:rPr>
+                <w:noProof/>
+                <w:webHidden/>
+              </w:rPr>
+              <w:fldChar w:fldCharType="end"/>
+            </w:r>
+          </w:hyperlink>
+        </w:p>
+        <w:p>
+          <w:pPr>
+            <w:pStyle w:val="Inhopg2"/>
+            <w:tabs>
+              <w:tab w:val="right" w:leader="dot" w:pos="9062"/>
+            </w:tabs>
+            <w:rPr>
+              <w:rFonts w:eastAsiaTheme="minorEastAsia" w:cstheme="minorBidi"/>
+              <w:noProof/>
+              <w:kern w:val="2"/>
+              <w:lang/>
+              <w14:ligatures w14:val="standardContextual"/>
+            </w:rPr>
+          </w:pPr>
+          <w:hyperlink w:anchor="_Toc228197964" w:history="1">
+            <w:r>
+              <w:rPr>
+                <w:rStyle w:val="Hyperlink"/>
+                <w:noProof/>
+              </w:rPr>
+              <w:t xml:space="preserve">3.3 </w:t>
+            </w:r>
+            <w:r>
+              <w:rPr>
+                <w:rStyle w:val="Hyperlink"/>
+                <w:noProof/>
+                <w:lang/>
+              </w:rPr>
+              <w:t>Voorbeeldgebruik met Postman of vergelijkbare tool</w:t>
+            </w:r>
+            <w:r>
+              <w:rPr>
+                <w:noProof/>
+                <w:webHidden/>
+              </w:rPr>
+              <w:tab/>
+            </w:r>
+            <w:r>
+              <w:rPr>
+                <w:noProof/>
+                <w:webHidden/>
+              </w:rPr>
+              <w:fldChar w:fldCharType="begin"/>
+            </w:r>
+            <w:r>
+              <w:rPr>
+                <w:noProof/>
+                <w:webHidden/>
+              </w:rPr>
+              <w:instrText xml:space="preserve"> PAGEREF _Toc228197964 \h </w:instrText>
+            </w:r>
+            <w:r>
+              <w:rPr>
+                <w:noProof/>
+                <w:webHidden/>
+              </w:rPr>
+            </w:r>
+            <w:r>
+              <w:rPr>
+                <w:noProof/>
+                <w:webHidden/>
+              </w:rPr>
+              <w:fldChar w:fldCharType="separate"/>
+            </w:r>
+            <w:r>
+              <w:rPr>
+                <w:noProof/>
+                <w:webHidden/>
+              </w:rPr>
+              <w:t>5</w:t>
+            </w:r>
+            <w:r>
+              <w:rPr>
+                <w:noProof/>
+                <w:webHidden/>
+              </w:rPr>
+              <w:fldChar w:fldCharType="end"/>
+            </w:r>
+          </w:hyperlink>
+        </w:p>
+        <w:p>
+          <w:pPr>
+            <w:pStyle w:val="Inhopg1"/>
+            <w:tabs>
+              <w:tab w:val="right" w:leader="dot" w:pos="9062"/>
+            </w:tabs>
+            <w:rPr>
+              <w:rFonts w:eastAsiaTheme="minorEastAsia" w:cstheme="minorBidi"/>
+              <w:noProof/>
+              <w:kern w:val="2"/>
+              <w:lang/>
+              <w14:ligatures w14:val="standardContextual"/>
+            </w:rPr>
+          </w:pPr>
+          <w:hyperlink w:anchor="_Toc228197965" w:history="1">
+            <w:r>
+              <w:rPr>
+                <w:rStyle w:val="Hyperlink"/>
+                <w:noProof/>
+                <w:lang w:val="en-GB"/>
+              </w:rPr>
+              <w:t xml:space="preserve">4. </w:t>
+            </w:r>
+            <w:r>
+              <w:rPr>
+                <w:rStyle w:val="Hyperlink"/>
+                <w:noProof/>
+                <w:lang/>
+              </w:rPr>
+              <w:t>Flow van een Payment Order</w:t>
+            </w:r>
+            <w:r>
+              <w:rPr>
+                <w:noProof/>
+                <w:webHidden/>
+              </w:rPr>
+              <w:tab/>
+            </w:r>
+            <w:r>
+              <w:rPr>
+                <w:noProof/>
+                <w:webHidden/>
+              </w:rPr>
+              <w:fldChar w:fldCharType="begin"/>
+            </w:r>
+            <w:r>
+              <w:rPr>
+                <w:noProof/>
+                <w:webHidden/>
+              </w:rPr>
+              <w:instrText xml:space="preserve"> PAGEREF _Toc228197965 \h </w:instrText>
+            </w:r>
+            <w:r>
+              <w:rPr>
+                <w:noProof/>
+                <w:webHidden/>
+              </w:rPr>
+            </w:r>
+            <w:r>
+              <w:rPr>
+                <w:noProof/>
+                <w:webHidden/>
+              </w:rPr>
+              <w:fldChar w:fldCharType="separate"/>
+            </w:r>
+            <w:r>
+              <w:rPr>
+                <w:noProof/>
+                <w:webHidden/>
+              </w:rPr>
+              <w:t>5</w:t>
+            </w:r>
+            <w:r>
+              <w:rPr>
+                <w:noProof/>
+                <w:webHidden/>
+              </w:rPr>
+              <w:fldChar w:fldCharType="end"/>
+            </w:r>
+          </w:hyperlink>
+        </w:p>
+        <w:p>
+          <w:pPr>
+            <w:pStyle w:val="Inhopg2"/>
+            <w:tabs>
+              <w:tab w:val="right" w:leader="dot" w:pos="9062"/>
+            </w:tabs>
+            <w:rPr>
+              <w:rFonts w:eastAsiaTheme="minorEastAsia" w:cstheme="minorBidi"/>
+              <w:noProof/>
+              <w:kern w:val="2"/>
+              <w:lang/>
+              <w14:ligatures w14:val="standardContextual"/>
+            </w:rPr>
+          </w:pPr>
+          <w:hyperlink w:anchor="_Toc228197966" w:history="1">
+            <w:r>
+              <w:rPr>
+                <w:rStyle w:val="Hyperlink"/>
+                <w:noProof/>
+              </w:rPr>
+              <w:t xml:space="preserve">4.1 </w:t>
+            </w:r>
+            <w:r>
+              <w:rPr>
+                <w:rStyle w:val="Hyperlink"/>
+                <w:noProof/>
+                <w:lang/>
+              </w:rPr>
+              <w:t>Flowchart die de stappen van een payment order doorheen het systeem illustreert</w:t>
+            </w:r>
+            <w:r>
+              <w:rPr>
+                <w:noProof/>
+                <w:webHidden/>
+              </w:rPr>
+              <w:tab/>
+            </w:r>
+            <w:r>
+              <w:rPr>
+                <w:noProof/>
+                <w:webHidden/>
+              </w:rPr>
+              <w:fldChar w:fldCharType="begin"/>
+            </w:r>
+            <w:r>
+              <w:rPr>
+                <w:noProof/>
+                <w:webHidden/>
+              </w:rPr>
+              <w:instrText xml:space="preserve"> PAGEREF _Toc228197966 \h </w:instrText>
+            </w:r>
+            <w:r>
+              <w:rPr>
+                <w:noProof/>
+                <w:webHidden/>
+              </w:rPr>
+            </w:r>
+            <w:r>
+              <w:rPr>
+                <w:noProof/>
+                <w:webHidden/>
+              </w:rPr>
+              <w:fldChar w:fldCharType="separate"/>
+            </w:r>
+            <w:r>
+              <w:rPr>
+                <w:noProof/>
+                <w:webHidden/>
+              </w:rPr>
+              <w:t>5</w:t>
+            </w:r>
+            <w:r>
+              <w:rPr>
+                <w:noProof/>
+                <w:webHidden/>
+              </w:rPr>
+              <w:fldChar w:fldCharType="end"/>
+            </w:r>
+          </w:hyperlink>
+        </w:p>
+        <w:p>
+          <w:pPr>
+            <w:pStyle w:val="Inhopg1"/>
+            <w:tabs>
+              <w:tab w:val="right" w:leader="dot" w:pos="9062"/>
+            </w:tabs>
+            <w:rPr>
+              <w:rFonts w:eastAsiaTheme="minorEastAsia" w:cstheme="minorBidi"/>
+              <w:noProof/>
+              <w:kern w:val="2"/>
+              <w:lang/>
+              <w14:ligatures w14:val="standardContextual"/>
+            </w:rPr>
+          </w:pPr>
+          <w:hyperlink w:anchor="_Toc228197967" w:history="1">
+            <w:r>
+              <w:rPr>
+                <w:rStyle w:val="Hyperlink"/>
+                <w:noProof/>
+              </w:rPr>
+              <w:t xml:space="preserve">5. </w:t>
+            </w:r>
+            <w:r>
+              <w:rPr>
+                <w:rStyle w:val="Hyperlink"/>
+                <w:noProof/>
+                <w:lang/>
+              </w:rPr>
+              <w:t>Beschrijving van het proces</w:t>
+            </w:r>
+            <w:r>
+              <w:rPr>
+                <w:noProof/>
+                <w:webHidden/>
+              </w:rPr>
+              <w:tab/>
+            </w:r>
+            <w:r>
+              <w:rPr>
+                <w:noProof/>
+                <w:webHidden/>
+              </w:rPr>
+              <w:fldChar w:fldCharType="begin"/>
+            </w:r>
+            <w:r>
+              <w:rPr>
+                <w:noProof/>
+                <w:webHidden/>
+              </w:rPr>
+              <w:instrText xml:space="preserve"> PAGEREF _Toc228197967 \h </w:instrText>
+            </w:r>
+            <w:r>
+              <w:rPr>
+                <w:noProof/>
+                <w:webHidden/>
+              </w:rPr>
+            </w:r>
+            <w:r>
+              <w:rPr>
+                <w:noProof/>
+                <w:webHidden/>
+              </w:rPr>
+              <w:fldChar w:fldCharType="separate"/>
+            </w:r>
+            <w:r>
+              <w:rPr>
+                <w:noProof/>
+                <w:webHidden/>
+              </w:rPr>
+              <w:t>5</w:t>
+            </w:r>
+            <w:r>
+              <w:rPr>
+                <w:noProof/>
+                <w:webHidden/>
+              </w:rPr>
+              <w:fldChar w:fldCharType="end"/>
+            </w:r>
+          </w:hyperlink>
+        </w:p>
+        <w:p>
+          <w:pPr>
+            <w:pStyle w:val="Inhopg2"/>
+            <w:tabs>
+              <w:tab w:val="right" w:leader="dot" w:pos="9062"/>
+            </w:tabs>
+            <w:rPr>
+              <w:rFonts w:eastAsiaTheme="minorEastAsia" w:cstheme="minorBidi"/>
+              <w:noProof/>
+              <w:kern w:val="2"/>
+              <w:lang/>
+              <w14:ligatures w14:val="standardContextual"/>
+            </w:rPr>
+          </w:pPr>
+          <w:hyperlink w:anchor="_Toc228197968" w:history="1">
+            <w:r>
+              <w:rPr>
+                <w:rStyle w:val="Hyperlink"/>
+                <w:noProof/>
+              </w:rPr>
+              <w:t xml:space="preserve">5.1 </w:t>
+            </w:r>
+            <w:r>
+              <w:rPr>
+                <w:rStyle w:val="Hyperlink"/>
+                <w:noProof/>
+                <w:lang/>
+              </w:rPr>
+              <w:t xml:space="preserve">Beschrijving plan van aanpak (uitgevoerde taken </w:t>
+            </w:r>
+            <w:r>
+              <w:rPr>
+                <w:rStyle w:val="Hyperlink"/>
+                <w:b/>
+                <w:bCs/>
+                <w:noProof/>
+                <w:lang/>
+              </w:rPr>
+              <w:t>per dag</w:t>
+            </w:r>
+            <w:r>
+              <w:rPr>
+                <w:rStyle w:val="Hyperlink"/>
+                <w:noProof/>
+                <w:lang/>
+              </w:rPr>
+              <w:t>, plan van aanpak, …)</w:t>
+            </w:r>
+            <w:r>
+              <w:rPr>
+                <w:noProof/>
+                <w:webHidden/>
+              </w:rPr>
+              <w:tab/>
+            </w:r>
+            <w:r>
+              <w:rPr>
+                <w:noProof/>
+                <w:webHidden/>
+              </w:rPr>
+              <w:fldChar w:fldCharType="begin"/>
+            </w:r>
+            <w:r>
+              <w:rPr>
+                <w:noProof/>
+                <w:webHidden/>
+              </w:rPr>
+              <w:instrText xml:space="preserve"> PAGEREF _Toc228197968 \h </w:instrText>
+            </w:r>
+            <w:r>
+              <w:rPr>
+                <w:noProof/>
+                <w:webHidden/>
+              </w:rPr>
+            </w:r>
+            <w:r>
+              <w:rPr>
+                <w:noProof/>
+                <w:webHidden/>
+              </w:rPr>
+              <w:fldChar w:fldCharType="separate"/>
+            </w:r>
+            <w:r>
+              <w:rPr>
+                <w:noProof/>
+                <w:webHidden/>
+              </w:rPr>
+              <w:t>5</w:t>
+            </w:r>
+            <w:r>
+              <w:rPr>
+                <w:noProof/>
+                <w:webHidden/>
+              </w:rPr>
+              <w:fldChar w:fldCharType="end"/>
+            </w:r>
+          </w:hyperlink>
+        </w:p>
+        <w:p>
+          <w:pPr>
+            <w:pStyle w:val="Inhopg2"/>
+            <w:tabs>
+              <w:tab w:val="right" w:leader="dot" w:pos="9062"/>
+            </w:tabs>
+            <w:rPr>
+              <w:rFonts w:eastAsiaTheme="minorEastAsia" w:cstheme="minorBidi"/>
+              <w:noProof/>
+              <w:kern w:val="2"/>
+              <w:lang/>
+              <w14:ligatures w14:val="standardContextual"/>
+            </w:rPr>
+          </w:pPr>
+          <w:hyperlink w:anchor="_Toc228197969" w:history="1">
+            <w:r>
+              <w:rPr>
+                <w:rStyle w:val="Hyperlink"/>
+                <w:noProof/>
+              </w:rPr>
+              <w:t xml:space="preserve">5.2 </w:t>
+            </w:r>
+            <w:r>
+              <w:rPr>
+                <w:rStyle w:val="Hyperlink"/>
+                <w:noProof/>
+                <w:lang/>
+              </w:rPr>
+              <w:t>Werkverdeling en planning</w:t>
+            </w:r>
+            <w:r>
+              <w:rPr>
+                <w:noProof/>
+                <w:webHidden/>
+              </w:rPr>
+              <w:tab/>
+            </w:r>
+            <w:r>
+              <w:rPr>
+                <w:noProof/>
+                <w:webHidden/>
+              </w:rPr>
+              <w:fldChar w:fldCharType="begin"/>
+            </w:r>
+            <w:r>
+              <w:rPr>
+                <w:noProof/>
+                <w:webHidden/>
+              </w:rPr>
+              <w:instrText xml:space="preserve"> PAGEREF _Toc228197969 \h </w:instrText>
+            </w:r>
+            <w:r>
+              <w:rPr>
+                <w:noProof/>
+                <w:webHidden/>
+              </w:rPr>
+            </w:r>
+            <w:r>
+              <w:rPr>
+                <w:noProof/>
+                <w:webHidden/>
+              </w:rPr>
+              <w:fldChar w:fldCharType="separate"/>
+            </w:r>
+            <w:r>
+              <w:rPr>
+                <w:noProof/>
+                <w:webHidden/>
+              </w:rPr>
+              <w:t>5</w:t>
+            </w:r>
+            <w:r>
+              <w:rPr>
+                <w:noProof/>
+                <w:webHidden/>
+              </w:rPr>
+              <w:fldChar w:fldCharType="end"/>
+            </w:r>
+          </w:hyperlink>
+        </w:p>
+        <w:p>
+          <w:pPr>
+            <w:pStyle w:val="Inhopg2"/>
+            <w:tabs>
+              <w:tab w:val="right" w:leader="dot" w:pos="9062"/>
+            </w:tabs>
+            <w:rPr>
+              <w:rFonts w:eastAsiaTheme="minorEastAsia" w:cstheme="minorBidi"/>
+              <w:noProof/>
+              <w:kern w:val="2"/>
+              <w:lang/>
+              <w14:ligatures w14:val="standardContextual"/>
+            </w:rPr>
+          </w:pPr>
+          <w:hyperlink w:anchor="_Toc228197970" w:history="1">
+            <w:r>
+              <w:rPr>
+                <w:rStyle w:val="Hyperlink"/>
+                <w:noProof/>
+                <w:lang w:val="fr-BE"/>
+              </w:rPr>
+              <w:t xml:space="preserve">5.3 </w:t>
+            </w:r>
+            <w:r>
+              <w:rPr>
+                <w:rStyle w:val="Hyperlink"/>
+                <w:noProof/>
+                <w:lang/>
+              </w:rPr>
+              <w:t>Problemen en oplossingen</w:t>
+            </w:r>
+            <w:r>
+              <w:rPr>
+                <w:noProof/>
+                <w:webHidden/>
+              </w:rPr>
+              <w:tab/>
+            </w:r>
+            <w:r>
+              <w:rPr>
+                <w:noProof/>
+                <w:webHidden/>
+              </w:rPr>
+              <w:fldChar w:fldCharType="begin"/>
+            </w:r>
+            <w:r>
+              <w:rPr>
+                <w:noProof/>
+                <w:webHidden/>
+              </w:rPr>
+              <w:instrText xml:space="preserve"> PAGEREF _Toc228197970 \h </w:instrText>
+            </w:r>
+            <w:r>
+              <w:rPr>
+                <w:noProof/>
+                <w:webHidden/>
+              </w:rPr>
+            </w:r>
+            <w:r>
+              <w:rPr>
+                <w:noProof/>
+                <w:webHidden/>
+              </w:rPr>
+              <w:fldChar w:fldCharType="separate"/>
+            </w:r>
+            <w:r>
+              <w:rPr>
+                <w:noProof/>
+                <w:webHidden/>
+              </w:rPr>
+              <w:t>5</w:t>
+            </w:r>
+            <w:r>
+              <w:rPr>
+                <w:noProof/>
+                <w:webHidden/>
+              </w:rPr>
+              <w:fldChar w:fldCharType="end"/>
+            </w:r>
+          </w:hyperlink>
+        </w:p>
+        <w:p>
+          <w:pPr>
+            <w:pStyle w:val="Inhopg1"/>
+            <w:tabs>
+              <w:tab w:val="right" w:leader="dot" w:pos="9062"/>
+            </w:tabs>
+            <w:rPr>
+              <w:rFonts w:eastAsiaTheme="minorEastAsia" w:cstheme="minorBidi"/>
+              <w:noProof/>
+              <w:kern w:val="2"/>
+              <w:lang/>
+              <w14:ligatures w14:val="standardContextual"/>
+            </w:rPr>
+          </w:pPr>
+          <w:hyperlink w:anchor="_Toc228197971" w:history="1">
+            <w:r>
+              <w:rPr>
+                <w:rStyle w:val="Hyperlink"/>
+                <w:noProof/>
+              </w:rPr>
+              <w:t>6.</w:t>
+            </w:r>
+            <w:r>
+              <w:rPr>
+                <w:rStyle w:val="Hyperlink"/>
+                <w:noProof/>
+                <w:lang/>
+              </w:rPr>
+              <w:t>Handleiding voor het gebruik van de GUI</w:t>
+            </w:r>
+            <w:r>
+              <w:rPr>
+                <w:noProof/>
+                <w:webHidden/>
+              </w:rPr>
+              <w:tab/>
+            </w:r>
+            <w:r>
+              <w:rPr>
+                <w:noProof/>
+                <w:webHidden/>
+              </w:rPr>
+              <w:fldChar w:fldCharType="begin"/>
+            </w:r>
+            <w:r>
+              <w:rPr>
+                <w:noProof/>
+                <w:webHidden/>
+              </w:rPr>
+              <w:instrText xml:space="preserve"> PAGEREF _Toc228197971 \h </w:instrText>
+            </w:r>
+            <w:r>
+              <w:rPr>
+                <w:noProof/>
+                <w:webHidden/>
+              </w:rPr>
+            </w:r>
+            <w:r>
+              <w:rPr>
+                <w:noProof/>
+                <w:webHidden/>
+              </w:rPr>
+              <w:fldChar w:fldCharType="separate"/>
+            </w:r>
+            <w:r>
+              <w:rPr>
+                <w:noProof/>
+                <w:webHidden/>
+              </w:rPr>
+              <w:t>5</w:t>
+            </w:r>
+            <w:r>
+              <w:rPr>
+                <w:noProof/>
+                <w:webHidden/>
+              </w:rPr>
+              <w:fldChar w:fldCharType="end"/>
+            </w:r>
+          </w:hyperlink>
+        </w:p>
+        <w:p>
+          <w:pPr>
+            <w:pStyle w:val="Inhopg2"/>
+            <w:tabs>
+              <w:tab w:val="right" w:leader="dot" w:pos="9062"/>
+            </w:tabs>
+            <w:rPr>
+              <w:rFonts w:eastAsiaTheme="minorEastAsia" w:cstheme="minorBidi"/>
+              <w:noProof/>
+              <w:kern w:val="2"/>
+              <w:lang/>
+              <w14:ligatures w14:val="standardContextual"/>
+            </w:rPr>
+          </w:pPr>
+          <w:hyperlink w:anchor="_Toc228197972" w:history="1">
+            <w:r>
+              <w:rPr>
+                <w:rStyle w:val="Hyperlink"/>
+                <w:noProof/>
+              </w:rPr>
+              <w:t xml:space="preserve">6.1 </w:t>
+            </w:r>
+            <w:r>
+              <w:rPr>
+                <w:rStyle w:val="Hyperlink"/>
+                <w:noProof/>
+                <w:lang/>
+              </w:rPr>
+              <w:t>Functionaliteiten van de GUI</w:t>
+            </w:r>
+            <w:r>
+              <w:rPr>
+                <w:noProof/>
+                <w:webHidden/>
+              </w:rPr>
+              <w:tab/>
+            </w:r>
+            <w:r>
+              <w:rPr>
+                <w:noProof/>
+                <w:webHidden/>
+              </w:rPr>
+              <w:fldChar w:fldCharType="begin"/>
+            </w:r>
+            <w:r>
+              <w:rPr>
+                <w:noProof/>
+                <w:webHidden/>
+              </w:rPr>
+              <w:instrText xml:space="preserve"> PAGEREF _Toc228197972 \h </w:instrText>
+            </w:r>
+            <w:r>
+              <w:rPr>
+                <w:noProof/>
+                <w:webHidden/>
+              </w:rPr>
+            </w:r>
+            <w:r>
+              <w:rPr>
+                <w:noProof/>
+                <w:webHidden/>
+              </w:rPr>
+              <w:fldChar w:fldCharType="separate"/>
+            </w:r>
+            <w:r>
+              <w:rPr>
+                <w:noProof/>
+                <w:webHidden/>
+              </w:rPr>
+              <w:t>5</w:t>
+            </w:r>
+            <w:r>
+              <w:rPr>
+                <w:noProof/>
+                <w:webHidden/>
+              </w:rPr>
+              <w:fldChar w:fldCharType="end"/>
+            </w:r>
+          </w:hyperlink>
+        </w:p>
+        <w:p>
+          <w:pPr>
+            <w:pStyle w:val="Inhopg2"/>
+            <w:tabs>
+              <w:tab w:val="right" w:leader="dot" w:pos="9062"/>
+            </w:tabs>
+            <w:rPr>
+              <w:rFonts w:eastAsiaTheme="minorEastAsia" w:cstheme="minorBidi"/>
+              <w:noProof/>
+              <w:kern w:val="2"/>
+              <w:lang/>
+              <w14:ligatures w14:val="standardContextual"/>
+            </w:rPr>
+          </w:pPr>
+          <w:hyperlink w:anchor="_Toc228197973" w:history="1">
+            <w:r>
+              <w:rPr>
+                <w:rStyle w:val="Hyperlink"/>
+                <w:noProof/>
+              </w:rPr>
+              <w:t xml:space="preserve">6.2 </w:t>
+            </w:r>
+            <w:r>
+              <w:rPr>
+                <w:rStyle w:val="Hyperlink"/>
+                <w:noProof/>
+                <w:lang/>
+              </w:rPr>
+              <w:t>Gebruiksinstructies (inclusief screenshots)</w:t>
+            </w:r>
+            <w:r>
+              <w:rPr>
+                <w:noProof/>
+                <w:webHidden/>
+              </w:rPr>
+              <w:tab/>
+            </w:r>
+            <w:r>
+              <w:rPr>
+                <w:noProof/>
+                <w:webHidden/>
+              </w:rPr>
+              <w:fldChar w:fldCharType="begin"/>
+            </w:r>
+            <w:r>
+              <w:rPr>
+                <w:noProof/>
+                <w:webHidden/>
+              </w:rPr>
+              <w:instrText xml:space="preserve"> PAGEREF _Toc228197973 \h </w:instrText>
+            </w:r>
+            <w:r>
+              <w:rPr>
+                <w:noProof/>
+                <w:webHidden/>
+              </w:rPr>
+            </w:r>
+            <w:r>
+              <w:rPr>
+                <w:noProof/>
+                <w:webHidden/>
+              </w:rPr>
+              <w:fldChar w:fldCharType="separate"/>
+            </w:r>
+            <w:r>
+              <w:rPr>
+                <w:noProof/>
+                <w:webHidden/>
+              </w:rPr>
+              <w:t>5</w:t>
+            </w:r>
+            <w:r>
+              <w:rPr>
+                <w:noProof/>
+                <w:webHidden/>
+              </w:rPr>
+              <w:fldChar w:fldCharType="end"/>
+            </w:r>
+          </w:hyperlink>
+        </w:p>
+        <w:p>
+          <w:pPr>
+            <w:pStyle w:val="Inhopg1"/>
+            <w:tabs>
+              <w:tab w:val="right" w:leader="dot" w:pos="9062"/>
+            </w:tabs>
+            <w:rPr>
+              <w:rFonts w:eastAsiaTheme="minorEastAsia" w:cstheme="minorBidi"/>
+              <w:noProof/>
+              <w:kern w:val="2"/>
+              <w:lang/>
+              <w14:ligatures w14:val="standardContextual"/>
+            </w:rPr>
+          </w:pPr>
+          <w:hyperlink w:anchor="_Toc228197974" w:history="1">
+            <w:r>
+              <w:rPr>
+                <w:rStyle w:val="Hyperlink"/>
+                <w:noProof/>
+              </w:rPr>
+              <w:t>7. Reflectie</w:t>
+            </w:r>
+            <w:r>
+              <w:rPr>
+                <w:noProof/>
+                <w:webHidden/>
+              </w:rPr>
+              <w:tab/>
+            </w:r>
+            <w:r>
+              <w:rPr>
+                <w:noProof/>
+                <w:webHidden/>
+              </w:rPr>
+              <w:fldChar w:fldCharType="begin"/>
+            </w:r>
+            <w:r>
+              <w:rPr>
+                <w:noProof/>
+                <w:webHidden/>
+              </w:rPr>
+              <w:instrText xml:space="preserve"> PAGEREF _Toc228197974 \h </w:instrText>
+            </w:r>
+            <w:r>
+              <w:rPr>
+                <w:noProof/>
+                <w:webHidden/>
+              </w:rPr>
+            </w:r>
+            <w:r>
+              <w:rPr>
+                <w:noProof/>
+                <w:webHidden/>
+              </w:rPr>
+              <w:fldChar w:fldCharType="separate"/>
+            </w:r>
+            <w:r>
+              <w:rPr>
+                <w:noProof/>
+                <w:webHidden/>
+              </w:rPr>
+              <w:t>5</w:t>
+            </w:r>
+            <w:r>
+              <w:rPr>
+                <w:noProof/>
+                <w:webHidden/>
+              </w:rPr>
+              <w:fldChar w:fldCharType="end"/>
+            </w:r>
+          </w:hyperlink>
+        </w:p>
+        <w:p>
+          <w:pPr>
+            <w:pStyle w:val="Inhopg1"/>
+            <w:tabs>
+              <w:tab w:val="right" w:leader="dot" w:pos="9062"/>
+            </w:tabs>
+            <w:rPr>
+              <w:rFonts w:eastAsiaTheme="minorEastAsia" w:cstheme="minorBidi"/>
+              <w:noProof/>
+              <w:kern w:val="2"/>
+              <w:lang/>
+              <w14:ligatures w14:val="standardContextual"/>
+            </w:rPr>
+          </w:pPr>
+          <w:hyperlink w:anchor="_Toc228197975" w:history="1">
+            <w:r>
+              <w:rPr>
+                <w:rStyle w:val="Hyperlink"/>
+                <w:noProof/>
+              </w:rPr>
+              <w:t>8. Bijlagen</w:t>
+            </w:r>
+            <w:r>
+              <w:rPr>
+                <w:noProof/>
+                <w:webHidden/>
+              </w:rPr>
+              <w:tab/>
+            </w:r>
+            <w:r>
+              <w:rPr>
+                <w:noProof/>
+                <w:webHidden/>
+              </w:rPr>
+              <w:fldChar w:fldCharType="begin"/>
+            </w:r>
+            <w:r>
+              <w:rPr>
+                <w:noProof/>
+                <w:webHidden/>
+              </w:rPr>
+              <w:instrText xml:space="preserve"> PAGEREF _Toc228197975 \h </w:instrText>
+            </w:r>
+            <w:r>
+              <w:rPr>
+                <w:noProof/>
+                <w:webHidden/>
+              </w:rPr>
+            </w:r>
+            <w:r>
+              <w:rPr>
+                <w:noProof/>
+                <w:webHidden/>
+              </w:rPr>
+              <w:fldChar w:fldCharType="separate"/>
+            </w:r>
+            <w:r>
+              <w:rPr>
+                <w:noProof/>
+                <w:webHidden/>
+              </w:rPr>
+              <w:t>5</w:t>
             </w:r>
             <w:r>
               <w:rPr>
@@ -807,33 +2431,571 @@
       <w:pPr>
         <w:pStyle w:val="Kop1"/>
       </w:pPr>
+      <w:bookmarkStart w:id="0" w:name="_Toc228197955"/>
       <w:r>
         <w:lastRenderedPageBreak/>
+        <w:t xml:space="preserve">1. </w:t>
+      </w:r>
+      <w:r>
         <w:t>I</w:t>
       </w:r>
       <w:r>
         <w:t>nleiding</w:t>
       </w:r>
+      <w:bookmarkEnd w:id="0"/>
     </w:p>
     <w:p>
-      <w:r>
-        <w:t>Dit project kadert binnen de workshop PingFin, waarin we een vereenvoudigde versie van een SEPA-betalingssysteem gaan ontwikkelen. Het doel van deze workshop is om inzicht te krijgen in hoe banken onderling gaan communiceren bij het verwerken van betalingen. In dit systeem spelen verschillende partijen een rol: een originator bank (OB), een clearing bank (CB) en een beneficiary bank (BB). Betalingen worden niet rechtstreeks tussen banken verstuurd, maar verlopen eerst via de clearing bank, die zich voorstelt als tussenpersoon en verantwoordelijk is voor de verwerking en validatie van berichten.</w:t>
-      </w:r>
+      <w:pPr>
+        <w:pStyle w:val="Kop2"/>
+      </w:pPr>
+      <w:bookmarkStart w:id="1" w:name="_Toc228197956"/>
+      <w:r>
+        <w:rPr>
+          <w:lang w:val="fr-BE"/>
+        </w:rPr>
+        <w:t xml:space="preserve">1.1 </w:t>
+      </w:r>
+      <w:r>
+        <w:rPr>
+          <w:lang/>
+        </w:rPr>
+        <w:t>Beschrijving van het project</w:t>
+      </w:r>
+      <w:bookmarkEnd w:id="1"/>
     </w:p>
     <w:p>
       <w:r>
-        <w:t>Tijdens deze workshop werken we in teamver aan het opbouwen van een volledig werkende applicatie. Dit bestaat uit het ontwerpen van een database, het ontwikkelen van een API voor communicatie tussen banken en het bouwen van een eenvoudige gebruikersinterface. Daarnaast is er ook aandacht voor testing, foutafhandeling en logging, zodat het systeem niet alleen functioneel maar ook betrouwbaar is.</w:t>
+        <w:t>In dit project simuleren we een betalingssysteem waarbij verschillende banken met elkaar communiceren via een centrale clearing bank. Er zijn drie belangrijke partijen</w:t>
+      </w:r>
+      <w:r>
+        <w:t xml:space="preserve">, we hebben </w:t>
+      </w:r>
+      <w:r>
+        <w:t xml:space="preserve">de </w:t>
+      </w:r>
+      <w:proofErr w:type="spellStart"/>
+      <w:r>
+        <w:t>originator</w:t>
+      </w:r>
+      <w:proofErr w:type="spellEnd"/>
+      <w:r>
+        <w:t xml:space="preserve"> bank (OB), de clearing bank (CB) en de </w:t>
+      </w:r>
+      <w:proofErr w:type="spellStart"/>
+      <w:r>
+        <w:t>beneficiary</w:t>
+      </w:r>
+      <w:proofErr w:type="spellEnd"/>
+      <w:r>
+        <w:t xml:space="preserve"> bank (BB).</w:t>
       </w:r>
     </w:p>
     <w:p>
       <w:r>
-        <w:t>Binnen ons team hebben we de taken verdeeld op basis van ieders sterktes. Zo zijn er teamleden die zich focussen op de backend en API-ontwikkeling, anderen op de database en datamodel  als laatst iemand die zich bezighoudt met de frontend en gebruikersinterface. Er wordt ook aandacht besteed aan testing en documentatie, zodat het volledige proces goed opgevolgd en gedocumenteerd wordt.</w:t>
+        <w:t xml:space="preserve">Wanneer een betaling wordt gestart bij de </w:t>
+      </w:r>
+      <w:proofErr w:type="spellStart"/>
+      <w:r>
+        <w:t>originator</w:t>
+      </w:r>
+      <w:proofErr w:type="spellEnd"/>
+      <w:r>
+        <w:t xml:space="preserve"> bank</w:t>
+      </w:r>
+      <w:r>
+        <w:t xml:space="preserve"> </w:t>
+      </w:r>
+      <w:r>
+        <w:t xml:space="preserve">wordt deze niet rechtstreeks naar de andere bank gestuurd, maar eerst doorgestuurd naar de clearing bank. Deze </w:t>
+      </w:r>
+      <w:r>
+        <w:t>dient</w:t>
+      </w:r>
+      <w:r>
+        <w:t xml:space="preserve"> als tussenpersoon en controleert</w:t>
+      </w:r>
+      <w:r>
+        <w:t xml:space="preserve">/ </w:t>
+      </w:r>
+      <w:proofErr w:type="spellStart"/>
+      <w:r>
+        <w:t>valideertde</w:t>
+      </w:r>
+      <w:proofErr w:type="spellEnd"/>
+      <w:r>
+        <w:t xml:space="preserve"> betaling voordat deze eventueel verder wordt gestuurd naar de </w:t>
+      </w:r>
+      <w:proofErr w:type="spellStart"/>
+      <w:r>
+        <w:t>beneficiary</w:t>
+      </w:r>
+      <w:proofErr w:type="spellEnd"/>
+      <w:r>
+        <w:t xml:space="preserve"> bank.</w:t>
       </w:r>
     </w:p>
     <w:p>
       <w:r>
-        <w:t>Naast de technische uitwerking is ook samenwerking een belangrijk onderdeel van dit project. We maken gebruik van tools zoals GitHub voor versiebeheer en een Trello-bord om onze taken te organiseren en de voortgang bij te houden. Op die manier proberen we gestructureerd en efficiënt te werken.</w:t>
-      </w:r>
+        <w:t>Tijdens de workshop bouwen we zelf een applicatie die dit proces na</w:t>
+      </w:r>
+      <w:r>
+        <w:t>doet</w:t>
+      </w:r>
+      <w:r>
+        <w:t xml:space="preserve">. Dit </w:t>
+      </w:r>
+      <w:r>
+        <w:t>bevat</w:t>
+      </w:r>
+      <w:r>
+        <w:t xml:space="preserve"> het ontwerpen van een database, het ontwikkelen van een API voor communicatie tussen de banken en het bouwen van een eenvoudige gebruikersinterface. Daarnaast besteden we ook aandacht aan </w:t>
+      </w:r>
+      <w:proofErr w:type="spellStart"/>
+      <w:r>
+        <w:t>testing</w:t>
+      </w:r>
+      <w:proofErr w:type="spellEnd"/>
+      <w:r>
+        <w:t xml:space="preserve">, foutafhandeling en </w:t>
+      </w:r>
+      <w:proofErr w:type="spellStart"/>
+      <w:r>
+        <w:t>logging</w:t>
+      </w:r>
+      <w:proofErr w:type="spellEnd"/>
+      <w:r>
+        <w:t>, zodat het systeem betrouwbaar werkt.</w:t>
+      </w:r>
+    </w:p>
+    <w:p>
+      <w:pPr>
+        <w:pStyle w:val="Kop2"/>
+      </w:pPr>
+      <w:bookmarkStart w:id="2" w:name="_Toc228197957"/>
+      <w:r>
+        <w:t xml:space="preserve">1.2 </w:t>
+      </w:r>
+      <w:r>
+        <w:t>Doel van het project</w:t>
+      </w:r>
+      <w:bookmarkEnd w:id="2"/>
+    </w:p>
+    <w:p>
+      <w:r>
+        <w:t xml:space="preserve">Het doel van dit project is om inzicht te krijgen in hoe een betalingssysteem werkt en hoe verschillende systemen met elkaar communiceren via </w:t>
+      </w:r>
+      <w:proofErr w:type="spellStart"/>
+      <w:r>
+        <w:t>API’s</w:t>
+      </w:r>
+      <w:proofErr w:type="spellEnd"/>
+      <w:r>
+        <w:t>. Daarnaast leren we hoe we een applicatie moeten opbouwen volgens een gestructureerde aanpak</w:t>
+      </w:r>
+      <w:r>
+        <w:t xml:space="preserve"> </w:t>
+      </w:r>
+      <w:r>
+        <w:t>waarbij backend, database en frontend samenwerken.</w:t>
+      </w:r>
+    </w:p>
+    <w:p>
+      <w:r>
+        <w:t xml:space="preserve">Een ander belangrijk doel is het ontwikkelen van samenwerkingsvaardigheden. Door te werken met tools zoals GitHub en </w:t>
+      </w:r>
+      <w:proofErr w:type="spellStart"/>
+      <w:r>
+        <w:t>Trello</w:t>
+      </w:r>
+      <w:proofErr w:type="spellEnd"/>
+      <w:r>
+        <w:t xml:space="preserve"> leren we hoe we taken verdelen, voortgang opvolgen en efficiënt samenwerken binnen een team, zoals dat ook </w:t>
+      </w:r>
+      <w:r>
+        <w:t xml:space="preserve">het geval later zal zijn </w:t>
+      </w:r>
+      <w:r>
+        <w:t xml:space="preserve">in een professionele werkomgeving </w:t>
+      </w:r>
+      <w:r>
+        <w:t>.</w:t>
+      </w:r>
+    </w:p>
+    <w:p>
+      <w:pPr>
+        <w:pStyle w:val="Kop1"/>
+        <w:rPr>
+          <w:b/>
+          <w:bCs/>
+        </w:rPr>
+      </w:pPr>
+      <w:bookmarkStart w:id="3" w:name="_Toc228197958"/>
+      <w:r>
+        <w:rPr>
+          <w:b/>
+          <w:bCs/>
+        </w:rPr>
+        <w:lastRenderedPageBreak/>
+        <w:t xml:space="preserve">2. </w:t>
+      </w:r>
+      <w:r>
+        <w:rPr>
+          <w:b/>
+          <w:bCs/>
+        </w:rPr>
+        <w:t>Schema van de opbouw van het project</w:t>
+      </w:r>
+      <w:bookmarkEnd w:id="3"/>
+    </w:p>
+    <w:p>
+      <w:pPr>
+        <w:pStyle w:val="Kop2"/>
+      </w:pPr>
+      <w:bookmarkStart w:id="4" w:name="_Toc228197959"/>
+      <w:r>
+        <w:t xml:space="preserve">2.1 </w:t>
+      </w:r>
+      <w:r>
+        <w:rPr>
+          <w:lang/>
+        </w:rPr>
+        <w:t>Communicatie tussen GUI en API</w:t>
+      </w:r>
+      <w:bookmarkEnd w:id="4"/>
+    </w:p>
+    <w:p>
+      <w:pPr>
+        <w:pStyle w:val="Kop2"/>
+      </w:pPr>
+      <w:bookmarkStart w:id="5" w:name="_Toc228197960"/>
+      <w:r>
+        <w:t>2.2</w:t>
+      </w:r>
+      <w:r>
+        <w:t xml:space="preserve"> </w:t>
+      </w:r>
+      <w:r>
+        <w:rPr>
+          <w:lang/>
+        </w:rPr>
+        <w:t>Databankstructuur</w:t>
+      </w:r>
+      <w:bookmarkEnd w:id="5"/>
+    </w:p>
+    <w:p>
+      <w:pPr>
+        <w:pStyle w:val="Kop1"/>
+      </w:pPr>
+      <w:bookmarkStart w:id="6" w:name="_Toc228197961"/>
+      <w:r>
+        <w:t xml:space="preserve">3. </w:t>
+      </w:r>
+      <w:r>
+        <w:t>Documentatie van de API</w:t>
+      </w:r>
+      <w:bookmarkEnd w:id="6"/>
+    </w:p>
+    <w:p>
+      <w:pPr>
+        <w:pStyle w:val="Kop2"/>
+        <w:rPr>
+          <w:lang/>
+        </w:rPr>
+      </w:pPr>
+      <w:bookmarkStart w:id="7" w:name="_Toc228197962"/>
+      <w:r>
+        <w:t xml:space="preserve">3.1 </w:t>
+      </w:r>
+      <w:r>
+        <w:rPr>
+          <w:lang/>
+        </w:rPr>
+        <w:t>Beschrijving van API endpoints</w:t>
+      </w:r>
+      <w:bookmarkEnd w:id="7"/>
+    </w:p>
+    <w:p>
+      <w:pPr>
+        <w:pStyle w:val="Kop2"/>
+        <w:rPr>
+          <w:lang/>
+        </w:rPr>
+      </w:pPr>
+      <w:bookmarkStart w:id="8" w:name="_Toc228197963"/>
+      <w:r>
+        <w:t xml:space="preserve">3.2 </w:t>
+      </w:r>
+      <w:r>
+        <w:rPr>
+          <w:lang/>
+        </w:rPr>
+        <w:t>Informatie over gebruikte methoden en parameters</w:t>
+      </w:r>
+      <w:bookmarkEnd w:id="8"/>
+    </w:p>
+    <w:p>
+      <w:pPr>
+        <w:pStyle w:val="Kop2"/>
+        <w:rPr>
+          <w:lang w:val="fr-BE"/>
+        </w:rPr>
+      </w:pPr>
+      <w:bookmarkStart w:id="9" w:name="_Toc228197964"/>
+      <w:r>
+        <w:t xml:space="preserve">3.3 </w:t>
+      </w:r>
+      <w:r>
+        <w:rPr>
+          <w:lang/>
+        </w:rPr>
+        <w:t>Voorbeeldgebruik met Postman of vergelijkbare tool</w:t>
+      </w:r>
+      <w:bookmarkEnd w:id="9"/>
+    </w:p>
+    <w:p>
+      <w:pPr>
+        <w:pStyle w:val="Kop1"/>
+        <w:rPr>
+          <w:lang/>
+        </w:rPr>
+      </w:pPr>
+      <w:bookmarkStart w:id="10" w:name="_Toc228197965"/>
+      <w:r>
+        <w:rPr>
+          <w:lang w:val="en-GB"/>
+        </w:rPr>
+        <w:t xml:space="preserve">4. </w:t>
+      </w:r>
+      <w:r>
+        <w:rPr>
+          <w:lang/>
+        </w:rPr>
+        <w:t>Flow van een Payment Order</w:t>
+      </w:r>
+      <w:bookmarkEnd w:id="10"/>
+    </w:p>
+    <w:p>
+      <w:pPr>
+        <w:pStyle w:val="Kop2"/>
+        <w:rPr>
+          <w:lang w:val="fr-BE"/>
+        </w:rPr>
+      </w:pPr>
+      <w:bookmarkStart w:id="11" w:name="_Toc228197966"/>
+      <w:r>
+        <w:t>4.</w:t>
+      </w:r>
+      <w:r>
+        <w:t xml:space="preserve">1 </w:t>
+      </w:r>
+      <w:r>
+        <w:rPr>
+          <w:lang/>
+        </w:rPr>
+        <w:t>Flowchart die de stappen van een payment order doorheen het systeem illustreert</w:t>
+      </w:r>
+      <w:bookmarkEnd w:id="11"/>
+    </w:p>
+    <w:p>
+      <w:pPr>
+        <w:pStyle w:val="Kop1"/>
+        <w:rPr>
+          <w:lang/>
+        </w:rPr>
+      </w:pPr>
+      <w:bookmarkStart w:id="12" w:name="_Toc228197967"/>
+      <w:r>
+        <w:t xml:space="preserve">5. </w:t>
+      </w:r>
+      <w:r>
+        <w:rPr>
+          <w:lang/>
+        </w:rPr>
+        <w:t>Beschrijving van het proces</w:t>
+      </w:r>
+      <w:bookmarkEnd w:id="12"/>
+    </w:p>
+    <w:p>
+      <w:pPr>
+        <w:pStyle w:val="Kop2"/>
+        <w:rPr>
+          <w:lang/>
+        </w:rPr>
+      </w:pPr>
+      <w:bookmarkStart w:id="13" w:name="_Toc228197968"/>
+      <w:r>
+        <w:t>5.</w:t>
+      </w:r>
+      <w:r>
+        <w:t xml:space="preserve">1 </w:t>
+      </w:r>
+      <w:r>
+        <w:rPr>
+          <w:lang/>
+        </w:rPr>
+        <w:t xml:space="preserve">Beschrijving plan van aanpak (uitgevoerde taken </w:t>
+      </w:r>
+      <w:r>
+        <w:rPr>
+          <w:b/>
+          <w:bCs/>
+          <w:lang/>
+        </w:rPr>
+        <w:t>per dag</w:t>
+      </w:r>
+      <w:r>
+        <w:rPr>
+          <w:lang/>
+        </w:rPr>
+        <w:t>, plan van aanpak, …)</w:t>
+      </w:r>
+      <w:bookmarkEnd w:id="13"/>
+    </w:p>
+    <w:p>
+      <w:pPr>
+        <w:pStyle w:val="Kop2"/>
+        <w:rPr>
+          <w:lang/>
+        </w:rPr>
+      </w:pPr>
+      <w:bookmarkStart w:id="14" w:name="_Toc228197969"/>
+      <w:r>
+        <w:t xml:space="preserve">5.2 </w:t>
+      </w:r>
+      <w:r>
+        <w:rPr>
+          <w:lang/>
+        </w:rPr>
+        <w:t>Werkverdeling en planning</w:t>
+      </w:r>
+      <w:bookmarkEnd w:id="14"/>
+    </w:p>
+    <w:p>
+      <w:pPr>
+        <w:pStyle w:val="Kop2"/>
+        <w:rPr>
+          <w:lang w:val="fr-BE"/>
+        </w:rPr>
+      </w:pPr>
+      <w:bookmarkStart w:id="15" w:name="_Toc228197970"/>
+      <w:r>
+        <w:rPr>
+          <w:lang w:val="fr-BE"/>
+        </w:rPr>
+        <w:t xml:space="preserve">5.3 </w:t>
+      </w:r>
+      <w:r>
+        <w:rPr>
+          <w:lang/>
+        </w:rPr>
+        <w:t>Problemen en oplossingen</w:t>
+      </w:r>
+      <w:bookmarkEnd w:id="15"/>
+    </w:p>
+    <w:p>
+      <w:pPr>
+        <w:pStyle w:val="Kop1"/>
+        <w:rPr>
+          <w:lang/>
+        </w:rPr>
+      </w:pPr>
+      <w:bookmarkStart w:id="16" w:name="_Toc228197971"/>
+      <w:r>
+        <w:t>6.</w:t>
+      </w:r>
+      <w:r>
+        <w:rPr>
+          <w:lang/>
+        </w:rPr>
+        <w:t>Handleiding voor het gebruik van de GUI</w:t>
+      </w:r>
+      <w:bookmarkEnd w:id="16"/>
+    </w:p>
+    <w:p>
+      <w:pPr>
+        <w:pStyle w:val="Kop2"/>
+        <w:rPr>
+          <w:lang/>
+        </w:rPr>
+      </w:pPr>
+      <w:bookmarkStart w:id="17" w:name="_Toc228197972"/>
+      <w:r>
+        <w:t xml:space="preserve">6.1 </w:t>
+      </w:r>
+      <w:r>
+        <w:rPr>
+          <w:lang/>
+        </w:rPr>
+        <w:t>Functionaliteiten van de GUI</w:t>
+      </w:r>
+      <w:bookmarkEnd w:id="17"/>
+    </w:p>
+    <w:p>
+      <w:pPr>
+        <w:pStyle w:val="Kop2"/>
+      </w:pPr>
+      <w:bookmarkStart w:id="18" w:name="_Toc228197973"/>
+      <w:r>
+        <w:t>6.2</w:t>
+      </w:r>
+      <w:r>
+        <w:t xml:space="preserve"> </w:t>
+      </w:r>
+      <w:r>
+        <w:rPr>
+          <w:lang/>
+        </w:rPr>
+        <w:t>Gebruiksinstructies (inclusief screenshots)</w:t>
+      </w:r>
+      <w:bookmarkEnd w:id="18"/>
+    </w:p>
+    <w:p>
+      <w:pPr>
+        <w:pStyle w:val="Kop1"/>
+      </w:pPr>
+      <w:bookmarkStart w:id="19" w:name="_Toc228197974"/>
+      <w:r>
+        <w:t xml:space="preserve">7. </w:t>
+      </w:r>
+      <w:r>
+        <w:t>Reflectie</w:t>
+      </w:r>
+      <w:bookmarkEnd w:id="19"/>
+    </w:p>
+    <w:p>
+      <w:pPr>
+        <w:pStyle w:val="Kop1"/>
+      </w:pPr>
+      <w:bookmarkStart w:id="20" w:name="_Toc228197975"/>
+      <w:r>
+        <w:t xml:space="preserve">8. </w:t>
+      </w:r>
+      <w:r>
+        <w:t>Bijlagen</w:t>
+      </w:r>
+      <w:bookmarkEnd w:id="20"/>
+    </w:p>
+    <w:p/>
+    <w:p/>
+    <w:p>
+      <w:pPr>
+        <w:rPr>
+          <w:lang/>
+        </w:rPr>
+      </w:pPr>
+    </w:p>
+    <w:p>
+      <w:pPr>
+        <w:rPr>
+          <w:lang/>
+        </w:rPr>
+      </w:pPr>
+    </w:p>
+    <w:p/>
+    <w:p>
+      <w:pPr>
+        <w:pStyle w:val="Kop2"/>
+      </w:pPr>
     </w:p>
     <w:sectPr>
       <w:pgSz w:w="11906" w:h="16838"/>
@@ -1076,7 +3238,1376 @@
 </file>
 
 <file path=word/numbering.xml><?xml version="1.0" encoding="utf-8"?>
-<w:numbering xmlns:wpc="http://schemas.microsoft.com/office/word/2010/wordprocessingCanvas" xmlns:cx="http://schemas.microsoft.com/office/drawing/2014/chartex" xmlns:cx1="http://schemas.microsoft.com/office/drawing/2015/9/8/chartex" xmlns:cx2="http://schemas.microsoft.com/office/drawing/2015/10/21/chartex" xmlns:cx3="http://schemas.microsoft.com/office/drawing/2016/5/9/chartex" xmlns:cx4="http://schemas.microsoft.com/office/drawing/2016/5/10/chartex" xmlns:cx5="http://schemas.microsoft.com/office/drawing/2016/5/11/chartex" xmlns:cx6="http://schemas.microsoft.com/office/drawing/2016/5/12/chartex" xmlns:cx7="http://schemas.microsoft.com/office/drawing/2016/5/13/chartex" xmlns:cx8="http://schemas.microsoft.com/office/drawing/2016/5/14/chartex" xmlns:mc="http://schemas.openxmlformats.org/markup-compatibility/2006" xmlns:aink="http://schemas.microsoft.com/office/drawing/2016/ink" xmlns:am3d="http://schemas.microsoft.com/office/drawing/2017/model3d" xmlns:o="urn:schemas-microsoft-com:office:office" xmlns:oel="http://schemas.microsoft.com/office/2019/extlst" xmlns:r="http://schemas.openxmlformats.org/officeDocument/2006/relationships" xmlns:m="http://schemas.openxmlformats.org/officeDocument/2006/math" xmlns:v="urn:schemas-microsoft-com:vml" xmlns:wp14="http://schemas.microsoft.com/office/word/2010/wordprocessingDrawing" xmlns:wp="http://schemas.openxmlformats.org/drawingml/2006/wordprocessingDrawing" xmlns:w10="urn:schemas-microsoft-com:office:word" xmlns:w="http://schemas.openxmlformats.org/wordprocessingml/2006/main" xmlns:w14="http://schemas.microsoft.com/office/word/2010/wordml" xmlns:w15="http://schemas.microsoft.com/office/word/2012/wordml" xmlns:w16cex="http://schemas.microsoft.com/office/word/2018/wordml/cex" xmlns:w16cid="http://schemas.microsoft.com/office/word/2016/wordml/cid" xmlns:w16="http://schemas.microsoft.com/office/word/2018/wordml" xmlns:w16du="http://schemas.microsoft.com/office/word/2023/wordml/word16du" xmlns:w16sdtdh="http://schemas.microsoft.com/office/word/2020/wordml/sdtdatahash" xmlns:w16sdtfl="http://schemas.microsoft.com/office/word/2024/wordml/sdtformatlock" xmlns:w16se="http://schemas.microsoft.com/office/word/2015/wordml/symex" xmlns:wpg="http://schemas.microsoft.com/office/word/2010/wordprocessingGroup" xmlns:wpi="http://schemas.microsoft.com/office/word/2010/wordprocessingInk" xmlns:wne="http://schemas.microsoft.com/office/word/2006/wordml" xmlns:wps="http://schemas.microsoft.com/office/word/2010/wordprocessingShape" mc:Ignorable="w14 w15 w16se w16cid w16 w16cex w16sdtdh w16sdtfl w16du wp14"/>
+<w:numbering xmlns:wpc="http://schemas.microsoft.com/office/word/2010/wordprocessingCanvas" xmlns:cx="http://schemas.microsoft.com/office/drawing/2014/chartex" xmlns:cx1="http://schemas.microsoft.com/office/drawing/2015/9/8/chartex" xmlns:cx2="http://schemas.microsoft.com/office/drawing/2015/10/21/chartex" xmlns:cx3="http://schemas.microsoft.com/office/drawing/2016/5/9/chartex" xmlns:cx4="http://schemas.microsoft.com/office/drawing/2016/5/10/chartex" xmlns:cx5="http://schemas.microsoft.com/office/drawing/2016/5/11/chartex" xmlns:cx6="http://schemas.microsoft.com/office/drawing/2016/5/12/chartex" xmlns:cx7="http://schemas.microsoft.com/office/drawing/2016/5/13/chartex" xmlns:cx8="http://schemas.microsoft.com/office/drawing/2016/5/14/chartex" xmlns:mc="http://schemas.openxmlformats.org/markup-compatibility/2006" xmlns:aink="http://schemas.microsoft.com/office/drawing/2016/ink" xmlns:am3d="http://schemas.microsoft.com/office/drawing/2017/model3d" xmlns:o="urn:schemas-microsoft-com:office:office" xmlns:oel="http://schemas.microsoft.com/office/2019/extlst" xmlns:r="http://schemas.openxmlformats.org/officeDocument/2006/relationships" xmlns:m="http://schemas.openxmlformats.org/officeDocument/2006/math" xmlns:v="urn:schemas-microsoft-com:vml" xmlns:wp14="http://schemas.microsoft.com/office/word/2010/wordprocessingDrawing" xmlns:wp="http://schemas.openxmlformats.org/drawingml/2006/wordprocessingDrawing" xmlns:w10="urn:schemas-microsoft-com:office:word" xmlns:w="http://schemas.openxmlformats.org/wordprocessingml/2006/main" xmlns:w14="http://schemas.microsoft.com/office/word/2010/wordml" xmlns:w15="http://schemas.microsoft.com/office/word/2012/wordml" xmlns:w16cex="http://schemas.microsoft.com/office/word/2018/wordml/cex" xmlns:w16cid="http://schemas.microsoft.com/office/word/2016/wordml/cid" xmlns:w16="http://schemas.microsoft.com/office/word/2018/wordml" xmlns:w16du="http://schemas.microsoft.com/office/word/2023/wordml/word16du" xmlns:w16sdtdh="http://schemas.microsoft.com/office/word/2020/wordml/sdtdatahash" xmlns:w16sdtfl="http://schemas.microsoft.com/office/word/2024/wordml/sdtformatlock" xmlns:w16se="http://schemas.microsoft.com/office/word/2015/wordml/symex" xmlns:wpg="http://schemas.microsoft.com/office/word/2010/wordprocessingGroup" xmlns:wpi="http://schemas.microsoft.com/office/word/2010/wordprocessingInk" xmlns:wne="http://schemas.microsoft.com/office/word/2006/wordml" xmlns:wps="http://schemas.microsoft.com/office/word/2010/wordprocessingShape" mc:Ignorable="w14 w15 w16se w16cid w16 w16cex w16sdtdh w16sdtfl w16du wp14">
+  <w:abstractNum w:abstractNumId="0" w15:restartNumberingAfterBreak="0">
+    <w:nsid w:val="21062631"/>
+    <w:multiLevelType w:val="multilevel"/>
+    <w:tmpl w:val="A96073FC"/>
+    <w:lvl w:ilvl="0">
+      <w:start w:val="1"/>
+      <w:numFmt w:val="bullet"/>
+      <w:lvlText w:val=""/>
+      <w:lvlJc w:val="left"/>
+      <w:pPr>
+        <w:tabs>
+          <w:tab w:val="num" w:pos="720"/>
+        </w:tabs>
+        <w:ind w:left="720" w:hanging="360"/>
+      </w:pPr>
+      <w:rPr>
+        <w:rFonts w:ascii="Symbol" w:hAnsi="Symbol" w:hint="default"/>
+        <w:sz w:val="20"/>
+      </w:rPr>
+    </w:lvl>
+    <w:lvl w:ilvl="1" w:tentative="1">
+      <w:start w:val="1"/>
+      <w:numFmt w:val="bullet"/>
+      <w:lvlText w:val="o"/>
+      <w:lvlJc w:val="left"/>
+      <w:pPr>
+        <w:tabs>
+          <w:tab w:val="num" w:pos="1440"/>
+        </w:tabs>
+        <w:ind w:left="1440" w:hanging="360"/>
+      </w:pPr>
+      <w:rPr>
+        <w:rFonts w:ascii="Courier New" w:hAnsi="Courier New" w:hint="default"/>
+        <w:sz w:val="20"/>
+      </w:rPr>
+    </w:lvl>
+    <w:lvl w:ilvl="2" w:tentative="1">
+      <w:start w:val="1"/>
+      <w:numFmt w:val="bullet"/>
+      <w:lvlText w:val=""/>
+      <w:lvlJc w:val="left"/>
+      <w:pPr>
+        <w:tabs>
+          <w:tab w:val="num" w:pos="2160"/>
+        </w:tabs>
+        <w:ind w:left="2160" w:hanging="360"/>
+      </w:pPr>
+      <w:rPr>
+        <w:rFonts w:ascii="Wingdings" w:hAnsi="Wingdings" w:hint="default"/>
+        <w:sz w:val="20"/>
+      </w:rPr>
+    </w:lvl>
+    <w:lvl w:ilvl="3" w:tentative="1">
+      <w:start w:val="1"/>
+      <w:numFmt w:val="bullet"/>
+      <w:lvlText w:val=""/>
+      <w:lvlJc w:val="left"/>
+      <w:pPr>
+        <w:tabs>
+          <w:tab w:val="num" w:pos="2880"/>
+        </w:tabs>
+        <w:ind w:left="2880" w:hanging="360"/>
+      </w:pPr>
+      <w:rPr>
+        <w:rFonts w:ascii="Wingdings" w:hAnsi="Wingdings" w:hint="default"/>
+        <w:sz w:val="20"/>
+      </w:rPr>
+    </w:lvl>
+    <w:lvl w:ilvl="4" w:tentative="1">
+      <w:start w:val="1"/>
+      <w:numFmt w:val="bullet"/>
+      <w:lvlText w:val=""/>
+      <w:lvlJc w:val="left"/>
+      <w:pPr>
+        <w:tabs>
+          <w:tab w:val="num" w:pos="3600"/>
+        </w:tabs>
+        <w:ind w:left="3600" w:hanging="360"/>
+      </w:pPr>
+      <w:rPr>
+        <w:rFonts w:ascii="Wingdings" w:hAnsi="Wingdings" w:hint="default"/>
+        <w:sz w:val="20"/>
+      </w:rPr>
+    </w:lvl>
+    <w:lvl w:ilvl="5" w:tentative="1">
+      <w:start w:val="1"/>
+      <w:numFmt w:val="bullet"/>
+      <w:lvlText w:val=""/>
+      <w:lvlJc w:val="left"/>
+      <w:pPr>
+        <w:tabs>
+          <w:tab w:val="num" w:pos="4320"/>
+        </w:tabs>
+        <w:ind w:left="4320" w:hanging="360"/>
+      </w:pPr>
+      <w:rPr>
+        <w:rFonts w:ascii="Wingdings" w:hAnsi="Wingdings" w:hint="default"/>
+        <w:sz w:val="20"/>
+      </w:rPr>
+    </w:lvl>
+    <w:lvl w:ilvl="6" w:tentative="1">
+      <w:start w:val="1"/>
+      <w:numFmt w:val="bullet"/>
+      <w:lvlText w:val=""/>
+      <w:lvlJc w:val="left"/>
+      <w:pPr>
+        <w:tabs>
+          <w:tab w:val="num" w:pos="5040"/>
+        </w:tabs>
+        <w:ind w:left="5040" w:hanging="360"/>
+      </w:pPr>
+      <w:rPr>
+        <w:rFonts w:ascii="Wingdings" w:hAnsi="Wingdings" w:hint="default"/>
+        <w:sz w:val="20"/>
+      </w:rPr>
+    </w:lvl>
+    <w:lvl w:ilvl="7" w:tentative="1">
+      <w:start w:val="1"/>
+      <w:numFmt w:val="bullet"/>
+      <w:lvlText w:val=""/>
+      <w:lvlJc w:val="left"/>
+      <w:pPr>
+        <w:tabs>
+          <w:tab w:val="num" w:pos="5760"/>
+        </w:tabs>
+        <w:ind w:left="5760" w:hanging="360"/>
+      </w:pPr>
+      <w:rPr>
+        <w:rFonts w:ascii="Wingdings" w:hAnsi="Wingdings" w:hint="default"/>
+        <w:sz w:val="20"/>
+      </w:rPr>
+    </w:lvl>
+    <w:lvl w:ilvl="8" w:tentative="1">
+      <w:start w:val="1"/>
+      <w:numFmt w:val="bullet"/>
+      <w:lvlText w:val=""/>
+      <w:lvlJc w:val="left"/>
+      <w:pPr>
+        <w:tabs>
+          <w:tab w:val="num" w:pos="6480"/>
+        </w:tabs>
+        <w:ind w:left="6480" w:hanging="360"/>
+      </w:pPr>
+      <w:rPr>
+        <w:rFonts w:ascii="Wingdings" w:hAnsi="Wingdings" w:hint="default"/>
+        <w:sz w:val="20"/>
+      </w:rPr>
+    </w:lvl>
+  </w:abstractNum>
+  <w:abstractNum w:abstractNumId="1" w15:restartNumberingAfterBreak="0">
+    <w:nsid w:val="2E164E91"/>
+    <w:multiLevelType w:val="multilevel"/>
+    <w:tmpl w:val="BA3E705C"/>
+    <w:lvl w:ilvl="0">
+      <w:start w:val="1"/>
+      <w:numFmt w:val="bullet"/>
+      <w:lvlText w:val=""/>
+      <w:lvlJc w:val="left"/>
+      <w:pPr>
+        <w:tabs>
+          <w:tab w:val="num" w:pos="720"/>
+        </w:tabs>
+        <w:ind w:left="720" w:hanging="360"/>
+      </w:pPr>
+      <w:rPr>
+        <w:rFonts w:ascii="Symbol" w:hAnsi="Symbol" w:hint="default"/>
+        <w:sz w:val="20"/>
+      </w:rPr>
+    </w:lvl>
+    <w:lvl w:ilvl="1" w:tentative="1">
+      <w:start w:val="1"/>
+      <w:numFmt w:val="bullet"/>
+      <w:lvlText w:val="o"/>
+      <w:lvlJc w:val="left"/>
+      <w:pPr>
+        <w:tabs>
+          <w:tab w:val="num" w:pos="1440"/>
+        </w:tabs>
+        <w:ind w:left="1440" w:hanging="360"/>
+      </w:pPr>
+      <w:rPr>
+        <w:rFonts w:ascii="Courier New" w:hAnsi="Courier New" w:hint="default"/>
+        <w:sz w:val="20"/>
+      </w:rPr>
+    </w:lvl>
+    <w:lvl w:ilvl="2" w:tentative="1">
+      <w:start w:val="1"/>
+      <w:numFmt w:val="bullet"/>
+      <w:lvlText w:val=""/>
+      <w:lvlJc w:val="left"/>
+      <w:pPr>
+        <w:tabs>
+          <w:tab w:val="num" w:pos="2160"/>
+        </w:tabs>
+        <w:ind w:left="2160" w:hanging="360"/>
+      </w:pPr>
+      <w:rPr>
+        <w:rFonts w:ascii="Wingdings" w:hAnsi="Wingdings" w:hint="default"/>
+        <w:sz w:val="20"/>
+      </w:rPr>
+    </w:lvl>
+    <w:lvl w:ilvl="3" w:tentative="1">
+      <w:start w:val="1"/>
+      <w:numFmt w:val="bullet"/>
+      <w:lvlText w:val=""/>
+      <w:lvlJc w:val="left"/>
+      <w:pPr>
+        <w:tabs>
+          <w:tab w:val="num" w:pos="2880"/>
+        </w:tabs>
+        <w:ind w:left="2880" w:hanging="360"/>
+      </w:pPr>
+      <w:rPr>
+        <w:rFonts w:ascii="Wingdings" w:hAnsi="Wingdings" w:hint="default"/>
+        <w:sz w:val="20"/>
+      </w:rPr>
+    </w:lvl>
+    <w:lvl w:ilvl="4" w:tentative="1">
+      <w:start w:val="1"/>
+      <w:numFmt w:val="bullet"/>
+      <w:lvlText w:val=""/>
+      <w:lvlJc w:val="left"/>
+      <w:pPr>
+        <w:tabs>
+          <w:tab w:val="num" w:pos="3600"/>
+        </w:tabs>
+        <w:ind w:left="3600" w:hanging="360"/>
+      </w:pPr>
+      <w:rPr>
+        <w:rFonts w:ascii="Wingdings" w:hAnsi="Wingdings" w:hint="default"/>
+        <w:sz w:val="20"/>
+      </w:rPr>
+    </w:lvl>
+    <w:lvl w:ilvl="5" w:tentative="1">
+      <w:start w:val="1"/>
+      <w:numFmt w:val="bullet"/>
+      <w:lvlText w:val=""/>
+      <w:lvlJc w:val="left"/>
+      <w:pPr>
+        <w:tabs>
+          <w:tab w:val="num" w:pos="4320"/>
+        </w:tabs>
+        <w:ind w:left="4320" w:hanging="360"/>
+      </w:pPr>
+      <w:rPr>
+        <w:rFonts w:ascii="Wingdings" w:hAnsi="Wingdings" w:hint="default"/>
+        <w:sz w:val="20"/>
+      </w:rPr>
+    </w:lvl>
+    <w:lvl w:ilvl="6" w:tentative="1">
+      <w:start w:val="1"/>
+      <w:numFmt w:val="bullet"/>
+      <w:lvlText w:val=""/>
+      <w:lvlJc w:val="left"/>
+      <w:pPr>
+        <w:tabs>
+          <w:tab w:val="num" w:pos="5040"/>
+        </w:tabs>
+        <w:ind w:left="5040" w:hanging="360"/>
+      </w:pPr>
+      <w:rPr>
+        <w:rFonts w:ascii="Wingdings" w:hAnsi="Wingdings" w:hint="default"/>
+        <w:sz w:val="20"/>
+      </w:rPr>
+    </w:lvl>
+    <w:lvl w:ilvl="7" w:tentative="1">
+      <w:start w:val="1"/>
+      <w:numFmt w:val="bullet"/>
+      <w:lvlText w:val=""/>
+      <w:lvlJc w:val="left"/>
+      <w:pPr>
+        <w:tabs>
+          <w:tab w:val="num" w:pos="5760"/>
+        </w:tabs>
+        <w:ind w:left="5760" w:hanging="360"/>
+      </w:pPr>
+      <w:rPr>
+        <w:rFonts w:ascii="Wingdings" w:hAnsi="Wingdings" w:hint="default"/>
+        <w:sz w:val="20"/>
+      </w:rPr>
+    </w:lvl>
+    <w:lvl w:ilvl="8" w:tentative="1">
+      <w:start w:val="1"/>
+      <w:numFmt w:val="bullet"/>
+      <w:lvlText w:val=""/>
+      <w:lvlJc w:val="left"/>
+      <w:pPr>
+        <w:tabs>
+          <w:tab w:val="num" w:pos="6480"/>
+        </w:tabs>
+        <w:ind w:left="6480" w:hanging="360"/>
+      </w:pPr>
+      <w:rPr>
+        <w:rFonts w:ascii="Wingdings" w:hAnsi="Wingdings" w:hint="default"/>
+        <w:sz w:val="20"/>
+      </w:rPr>
+    </w:lvl>
+  </w:abstractNum>
+  <w:abstractNum w:abstractNumId="2" w15:restartNumberingAfterBreak="0">
+    <w:nsid w:val="34EF64EA"/>
+    <w:multiLevelType w:val="multilevel"/>
+    <w:tmpl w:val="3F2C0D06"/>
+    <w:lvl w:ilvl="0">
+      <w:start w:val="1"/>
+      <w:numFmt w:val="bullet"/>
+      <w:lvlText w:val=""/>
+      <w:lvlJc w:val="left"/>
+      <w:pPr>
+        <w:tabs>
+          <w:tab w:val="num" w:pos="720"/>
+        </w:tabs>
+        <w:ind w:left="720" w:hanging="360"/>
+      </w:pPr>
+      <w:rPr>
+        <w:rFonts w:ascii="Symbol" w:hAnsi="Symbol" w:hint="default"/>
+        <w:sz w:val="20"/>
+      </w:rPr>
+    </w:lvl>
+    <w:lvl w:ilvl="1" w:tentative="1">
+      <w:start w:val="1"/>
+      <w:numFmt w:val="bullet"/>
+      <w:lvlText w:val="o"/>
+      <w:lvlJc w:val="left"/>
+      <w:pPr>
+        <w:tabs>
+          <w:tab w:val="num" w:pos="1440"/>
+        </w:tabs>
+        <w:ind w:left="1440" w:hanging="360"/>
+      </w:pPr>
+      <w:rPr>
+        <w:rFonts w:ascii="Courier New" w:hAnsi="Courier New" w:hint="default"/>
+        <w:sz w:val="20"/>
+      </w:rPr>
+    </w:lvl>
+    <w:lvl w:ilvl="2" w:tentative="1">
+      <w:start w:val="1"/>
+      <w:numFmt w:val="bullet"/>
+      <w:lvlText w:val=""/>
+      <w:lvlJc w:val="left"/>
+      <w:pPr>
+        <w:tabs>
+          <w:tab w:val="num" w:pos="2160"/>
+        </w:tabs>
+        <w:ind w:left="2160" w:hanging="360"/>
+      </w:pPr>
+      <w:rPr>
+        <w:rFonts w:ascii="Wingdings" w:hAnsi="Wingdings" w:hint="default"/>
+        <w:sz w:val="20"/>
+      </w:rPr>
+    </w:lvl>
+    <w:lvl w:ilvl="3" w:tentative="1">
+      <w:start w:val="1"/>
+      <w:numFmt w:val="bullet"/>
+      <w:lvlText w:val=""/>
+      <w:lvlJc w:val="left"/>
+      <w:pPr>
+        <w:tabs>
+          <w:tab w:val="num" w:pos="2880"/>
+        </w:tabs>
+        <w:ind w:left="2880" w:hanging="360"/>
+      </w:pPr>
+      <w:rPr>
+        <w:rFonts w:ascii="Wingdings" w:hAnsi="Wingdings" w:hint="default"/>
+        <w:sz w:val="20"/>
+      </w:rPr>
+    </w:lvl>
+    <w:lvl w:ilvl="4" w:tentative="1">
+      <w:start w:val="1"/>
+      <w:numFmt w:val="bullet"/>
+      <w:lvlText w:val=""/>
+      <w:lvlJc w:val="left"/>
+      <w:pPr>
+        <w:tabs>
+          <w:tab w:val="num" w:pos="3600"/>
+        </w:tabs>
+        <w:ind w:left="3600" w:hanging="360"/>
+      </w:pPr>
+      <w:rPr>
+        <w:rFonts w:ascii="Wingdings" w:hAnsi="Wingdings" w:hint="default"/>
+        <w:sz w:val="20"/>
+      </w:rPr>
+    </w:lvl>
+    <w:lvl w:ilvl="5" w:tentative="1">
+      <w:start w:val="1"/>
+      <w:numFmt w:val="bullet"/>
+      <w:lvlText w:val=""/>
+      <w:lvlJc w:val="left"/>
+      <w:pPr>
+        <w:tabs>
+          <w:tab w:val="num" w:pos="4320"/>
+        </w:tabs>
+        <w:ind w:left="4320" w:hanging="360"/>
+      </w:pPr>
+      <w:rPr>
+        <w:rFonts w:ascii="Wingdings" w:hAnsi="Wingdings" w:hint="default"/>
+        <w:sz w:val="20"/>
+      </w:rPr>
+    </w:lvl>
+    <w:lvl w:ilvl="6" w:tentative="1">
+      <w:start w:val="1"/>
+      <w:numFmt w:val="bullet"/>
+      <w:lvlText w:val=""/>
+      <w:lvlJc w:val="left"/>
+      <w:pPr>
+        <w:tabs>
+          <w:tab w:val="num" w:pos="5040"/>
+        </w:tabs>
+        <w:ind w:left="5040" w:hanging="360"/>
+      </w:pPr>
+      <w:rPr>
+        <w:rFonts w:ascii="Wingdings" w:hAnsi="Wingdings" w:hint="default"/>
+        <w:sz w:val="20"/>
+      </w:rPr>
+    </w:lvl>
+    <w:lvl w:ilvl="7" w:tentative="1">
+      <w:start w:val="1"/>
+      <w:numFmt w:val="bullet"/>
+      <w:lvlText w:val=""/>
+      <w:lvlJc w:val="left"/>
+      <w:pPr>
+        <w:tabs>
+          <w:tab w:val="num" w:pos="5760"/>
+        </w:tabs>
+        <w:ind w:left="5760" w:hanging="360"/>
+      </w:pPr>
+      <w:rPr>
+        <w:rFonts w:ascii="Wingdings" w:hAnsi="Wingdings" w:hint="default"/>
+        <w:sz w:val="20"/>
+      </w:rPr>
+    </w:lvl>
+    <w:lvl w:ilvl="8" w:tentative="1">
+      <w:start w:val="1"/>
+      <w:numFmt w:val="bullet"/>
+      <w:lvlText w:val=""/>
+      <w:lvlJc w:val="left"/>
+      <w:pPr>
+        <w:tabs>
+          <w:tab w:val="num" w:pos="6480"/>
+        </w:tabs>
+        <w:ind w:left="6480" w:hanging="360"/>
+      </w:pPr>
+      <w:rPr>
+        <w:rFonts w:ascii="Wingdings" w:hAnsi="Wingdings" w:hint="default"/>
+        <w:sz w:val="20"/>
+      </w:rPr>
+    </w:lvl>
+  </w:abstractNum>
+  <w:abstractNum w:abstractNumId="3" w15:restartNumberingAfterBreak="0">
+    <w:nsid w:val="4AA30539"/>
+    <w:multiLevelType w:val="multilevel"/>
+    <w:tmpl w:val="19D0952A"/>
+    <w:lvl w:ilvl="0">
+      <w:start w:val="1"/>
+      <w:numFmt w:val="bullet"/>
+      <w:lvlText w:val=""/>
+      <w:lvlJc w:val="left"/>
+      <w:pPr>
+        <w:tabs>
+          <w:tab w:val="num" w:pos="720"/>
+        </w:tabs>
+        <w:ind w:left="720" w:hanging="360"/>
+      </w:pPr>
+      <w:rPr>
+        <w:rFonts w:ascii="Symbol" w:hAnsi="Symbol" w:hint="default"/>
+        <w:sz w:val="20"/>
+      </w:rPr>
+    </w:lvl>
+    <w:lvl w:ilvl="1" w:tentative="1">
+      <w:start w:val="1"/>
+      <w:numFmt w:val="bullet"/>
+      <w:lvlText w:val="o"/>
+      <w:lvlJc w:val="left"/>
+      <w:pPr>
+        <w:tabs>
+          <w:tab w:val="num" w:pos="1440"/>
+        </w:tabs>
+        <w:ind w:left="1440" w:hanging="360"/>
+      </w:pPr>
+      <w:rPr>
+        <w:rFonts w:ascii="Courier New" w:hAnsi="Courier New" w:hint="default"/>
+        <w:sz w:val="20"/>
+      </w:rPr>
+    </w:lvl>
+    <w:lvl w:ilvl="2" w:tentative="1">
+      <w:start w:val="1"/>
+      <w:numFmt w:val="bullet"/>
+      <w:lvlText w:val=""/>
+      <w:lvlJc w:val="left"/>
+      <w:pPr>
+        <w:tabs>
+          <w:tab w:val="num" w:pos="2160"/>
+        </w:tabs>
+        <w:ind w:left="2160" w:hanging="360"/>
+      </w:pPr>
+      <w:rPr>
+        <w:rFonts w:ascii="Wingdings" w:hAnsi="Wingdings" w:hint="default"/>
+        <w:sz w:val="20"/>
+      </w:rPr>
+    </w:lvl>
+    <w:lvl w:ilvl="3" w:tentative="1">
+      <w:start w:val="1"/>
+      <w:numFmt w:val="bullet"/>
+      <w:lvlText w:val=""/>
+      <w:lvlJc w:val="left"/>
+      <w:pPr>
+        <w:tabs>
+          <w:tab w:val="num" w:pos="2880"/>
+        </w:tabs>
+        <w:ind w:left="2880" w:hanging="360"/>
+      </w:pPr>
+      <w:rPr>
+        <w:rFonts w:ascii="Wingdings" w:hAnsi="Wingdings" w:hint="default"/>
+        <w:sz w:val="20"/>
+      </w:rPr>
+    </w:lvl>
+    <w:lvl w:ilvl="4" w:tentative="1">
+      <w:start w:val="1"/>
+      <w:numFmt w:val="bullet"/>
+      <w:lvlText w:val=""/>
+      <w:lvlJc w:val="left"/>
+      <w:pPr>
+        <w:tabs>
+          <w:tab w:val="num" w:pos="3600"/>
+        </w:tabs>
+        <w:ind w:left="3600" w:hanging="360"/>
+      </w:pPr>
+      <w:rPr>
+        <w:rFonts w:ascii="Wingdings" w:hAnsi="Wingdings" w:hint="default"/>
+        <w:sz w:val="20"/>
+      </w:rPr>
+    </w:lvl>
+    <w:lvl w:ilvl="5" w:tentative="1">
+      <w:start w:val="1"/>
+      <w:numFmt w:val="bullet"/>
+      <w:lvlText w:val=""/>
+      <w:lvlJc w:val="left"/>
+      <w:pPr>
+        <w:tabs>
+          <w:tab w:val="num" w:pos="4320"/>
+        </w:tabs>
+        <w:ind w:left="4320" w:hanging="360"/>
+      </w:pPr>
+      <w:rPr>
+        <w:rFonts w:ascii="Wingdings" w:hAnsi="Wingdings" w:hint="default"/>
+        <w:sz w:val="20"/>
+      </w:rPr>
+    </w:lvl>
+    <w:lvl w:ilvl="6" w:tentative="1">
+      <w:start w:val="1"/>
+      <w:numFmt w:val="bullet"/>
+      <w:lvlText w:val=""/>
+      <w:lvlJc w:val="left"/>
+      <w:pPr>
+        <w:tabs>
+          <w:tab w:val="num" w:pos="5040"/>
+        </w:tabs>
+        <w:ind w:left="5040" w:hanging="360"/>
+      </w:pPr>
+      <w:rPr>
+        <w:rFonts w:ascii="Wingdings" w:hAnsi="Wingdings" w:hint="default"/>
+        <w:sz w:val="20"/>
+      </w:rPr>
+    </w:lvl>
+    <w:lvl w:ilvl="7" w:tentative="1">
+      <w:start w:val="1"/>
+      <w:numFmt w:val="bullet"/>
+      <w:lvlText w:val=""/>
+      <w:lvlJc w:val="left"/>
+      <w:pPr>
+        <w:tabs>
+          <w:tab w:val="num" w:pos="5760"/>
+        </w:tabs>
+        <w:ind w:left="5760" w:hanging="360"/>
+      </w:pPr>
+      <w:rPr>
+        <w:rFonts w:ascii="Wingdings" w:hAnsi="Wingdings" w:hint="default"/>
+        <w:sz w:val="20"/>
+      </w:rPr>
+    </w:lvl>
+    <w:lvl w:ilvl="8" w:tentative="1">
+      <w:start w:val="1"/>
+      <w:numFmt w:val="bullet"/>
+      <w:lvlText w:val=""/>
+      <w:lvlJc w:val="left"/>
+      <w:pPr>
+        <w:tabs>
+          <w:tab w:val="num" w:pos="6480"/>
+        </w:tabs>
+        <w:ind w:left="6480" w:hanging="360"/>
+      </w:pPr>
+      <w:rPr>
+        <w:rFonts w:ascii="Wingdings" w:hAnsi="Wingdings" w:hint="default"/>
+        <w:sz w:val="20"/>
+      </w:rPr>
+    </w:lvl>
+  </w:abstractNum>
+  <w:abstractNum w:abstractNumId="4" w15:restartNumberingAfterBreak="0">
+    <w:nsid w:val="5E854D98"/>
+    <w:multiLevelType w:val="multilevel"/>
+    <w:tmpl w:val="E86E75DC"/>
+    <w:lvl w:ilvl="0">
+      <w:start w:val="1"/>
+      <w:numFmt w:val="bullet"/>
+      <w:lvlText w:val=""/>
+      <w:lvlJc w:val="left"/>
+      <w:pPr>
+        <w:tabs>
+          <w:tab w:val="num" w:pos="720"/>
+        </w:tabs>
+        <w:ind w:left="720" w:hanging="360"/>
+      </w:pPr>
+      <w:rPr>
+        <w:rFonts w:ascii="Symbol" w:hAnsi="Symbol" w:hint="default"/>
+        <w:sz w:val="20"/>
+      </w:rPr>
+    </w:lvl>
+    <w:lvl w:ilvl="1" w:tentative="1">
+      <w:start w:val="1"/>
+      <w:numFmt w:val="bullet"/>
+      <w:lvlText w:val="o"/>
+      <w:lvlJc w:val="left"/>
+      <w:pPr>
+        <w:tabs>
+          <w:tab w:val="num" w:pos="1440"/>
+        </w:tabs>
+        <w:ind w:left="1440" w:hanging="360"/>
+      </w:pPr>
+      <w:rPr>
+        <w:rFonts w:ascii="Courier New" w:hAnsi="Courier New" w:hint="default"/>
+        <w:sz w:val="20"/>
+      </w:rPr>
+    </w:lvl>
+    <w:lvl w:ilvl="2" w:tentative="1">
+      <w:start w:val="1"/>
+      <w:numFmt w:val="bullet"/>
+      <w:lvlText w:val=""/>
+      <w:lvlJc w:val="left"/>
+      <w:pPr>
+        <w:tabs>
+          <w:tab w:val="num" w:pos="2160"/>
+        </w:tabs>
+        <w:ind w:left="2160" w:hanging="360"/>
+      </w:pPr>
+      <w:rPr>
+        <w:rFonts w:ascii="Wingdings" w:hAnsi="Wingdings" w:hint="default"/>
+        <w:sz w:val="20"/>
+      </w:rPr>
+    </w:lvl>
+    <w:lvl w:ilvl="3" w:tentative="1">
+      <w:start w:val="1"/>
+      <w:numFmt w:val="bullet"/>
+      <w:lvlText w:val=""/>
+      <w:lvlJc w:val="left"/>
+      <w:pPr>
+        <w:tabs>
+          <w:tab w:val="num" w:pos="2880"/>
+        </w:tabs>
+        <w:ind w:left="2880" w:hanging="360"/>
+      </w:pPr>
+      <w:rPr>
+        <w:rFonts w:ascii="Wingdings" w:hAnsi="Wingdings" w:hint="default"/>
+        <w:sz w:val="20"/>
+      </w:rPr>
+    </w:lvl>
+    <w:lvl w:ilvl="4" w:tentative="1">
+      <w:start w:val="1"/>
+      <w:numFmt w:val="bullet"/>
+      <w:lvlText w:val=""/>
+      <w:lvlJc w:val="left"/>
+      <w:pPr>
+        <w:tabs>
+          <w:tab w:val="num" w:pos="3600"/>
+        </w:tabs>
+        <w:ind w:left="3600" w:hanging="360"/>
+      </w:pPr>
+      <w:rPr>
+        <w:rFonts w:ascii="Wingdings" w:hAnsi="Wingdings" w:hint="default"/>
+        <w:sz w:val="20"/>
+      </w:rPr>
+    </w:lvl>
+    <w:lvl w:ilvl="5" w:tentative="1">
+      <w:start w:val="1"/>
+      <w:numFmt w:val="bullet"/>
+      <w:lvlText w:val=""/>
+      <w:lvlJc w:val="left"/>
+      <w:pPr>
+        <w:tabs>
+          <w:tab w:val="num" w:pos="4320"/>
+        </w:tabs>
+        <w:ind w:left="4320" w:hanging="360"/>
+      </w:pPr>
+      <w:rPr>
+        <w:rFonts w:ascii="Wingdings" w:hAnsi="Wingdings" w:hint="default"/>
+        <w:sz w:val="20"/>
+      </w:rPr>
+    </w:lvl>
+    <w:lvl w:ilvl="6" w:tentative="1">
+      <w:start w:val="1"/>
+      <w:numFmt w:val="bullet"/>
+      <w:lvlText w:val=""/>
+      <w:lvlJc w:val="left"/>
+      <w:pPr>
+        <w:tabs>
+          <w:tab w:val="num" w:pos="5040"/>
+        </w:tabs>
+        <w:ind w:left="5040" w:hanging="360"/>
+      </w:pPr>
+      <w:rPr>
+        <w:rFonts w:ascii="Wingdings" w:hAnsi="Wingdings" w:hint="default"/>
+        <w:sz w:val="20"/>
+      </w:rPr>
+    </w:lvl>
+    <w:lvl w:ilvl="7" w:tentative="1">
+      <w:start w:val="1"/>
+      <w:numFmt w:val="bullet"/>
+      <w:lvlText w:val=""/>
+      <w:lvlJc w:val="left"/>
+      <w:pPr>
+        <w:tabs>
+          <w:tab w:val="num" w:pos="5760"/>
+        </w:tabs>
+        <w:ind w:left="5760" w:hanging="360"/>
+      </w:pPr>
+      <w:rPr>
+        <w:rFonts w:ascii="Wingdings" w:hAnsi="Wingdings" w:hint="default"/>
+        <w:sz w:val="20"/>
+      </w:rPr>
+    </w:lvl>
+    <w:lvl w:ilvl="8" w:tentative="1">
+      <w:start w:val="1"/>
+      <w:numFmt w:val="bullet"/>
+      <w:lvlText w:val=""/>
+      <w:lvlJc w:val="left"/>
+      <w:pPr>
+        <w:tabs>
+          <w:tab w:val="num" w:pos="6480"/>
+        </w:tabs>
+        <w:ind w:left="6480" w:hanging="360"/>
+      </w:pPr>
+      <w:rPr>
+        <w:rFonts w:ascii="Wingdings" w:hAnsi="Wingdings" w:hint="default"/>
+        <w:sz w:val="20"/>
+      </w:rPr>
+    </w:lvl>
+  </w:abstractNum>
+  <w:abstractNum w:abstractNumId="5" w15:restartNumberingAfterBreak="0">
+    <w:nsid w:val="63B44238"/>
+    <w:multiLevelType w:val="multilevel"/>
+    <w:tmpl w:val="6362123A"/>
+    <w:lvl w:ilvl="0">
+      <w:start w:val="1"/>
+      <w:numFmt w:val="bullet"/>
+      <w:lvlText w:val=""/>
+      <w:lvlJc w:val="left"/>
+      <w:pPr>
+        <w:tabs>
+          <w:tab w:val="num" w:pos="720"/>
+        </w:tabs>
+        <w:ind w:left="720" w:hanging="360"/>
+      </w:pPr>
+      <w:rPr>
+        <w:rFonts w:ascii="Symbol" w:hAnsi="Symbol" w:hint="default"/>
+        <w:sz w:val="20"/>
+      </w:rPr>
+    </w:lvl>
+    <w:lvl w:ilvl="1" w:tentative="1">
+      <w:start w:val="1"/>
+      <w:numFmt w:val="bullet"/>
+      <w:lvlText w:val="o"/>
+      <w:lvlJc w:val="left"/>
+      <w:pPr>
+        <w:tabs>
+          <w:tab w:val="num" w:pos="1440"/>
+        </w:tabs>
+        <w:ind w:left="1440" w:hanging="360"/>
+      </w:pPr>
+      <w:rPr>
+        <w:rFonts w:ascii="Courier New" w:hAnsi="Courier New" w:hint="default"/>
+        <w:sz w:val="20"/>
+      </w:rPr>
+    </w:lvl>
+    <w:lvl w:ilvl="2" w:tentative="1">
+      <w:start w:val="1"/>
+      <w:numFmt w:val="bullet"/>
+      <w:lvlText w:val=""/>
+      <w:lvlJc w:val="left"/>
+      <w:pPr>
+        <w:tabs>
+          <w:tab w:val="num" w:pos="2160"/>
+        </w:tabs>
+        <w:ind w:left="2160" w:hanging="360"/>
+      </w:pPr>
+      <w:rPr>
+        <w:rFonts w:ascii="Wingdings" w:hAnsi="Wingdings" w:hint="default"/>
+        <w:sz w:val="20"/>
+      </w:rPr>
+    </w:lvl>
+    <w:lvl w:ilvl="3" w:tentative="1">
+      <w:start w:val="1"/>
+      <w:numFmt w:val="bullet"/>
+      <w:lvlText w:val=""/>
+      <w:lvlJc w:val="left"/>
+      <w:pPr>
+        <w:tabs>
+          <w:tab w:val="num" w:pos="2880"/>
+        </w:tabs>
+        <w:ind w:left="2880" w:hanging="360"/>
+      </w:pPr>
+      <w:rPr>
+        <w:rFonts w:ascii="Wingdings" w:hAnsi="Wingdings" w:hint="default"/>
+        <w:sz w:val="20"/>
+      </w:rPr>
+    </w:lvl>
+    <w:lvl w:ilvl="4" w:tentative="1">
+      <w:start w:val="1"/>
+      <w:numFmt w:val="bullet"/>
+      <w:lvlText w:val=""/>
+      <w:lvlJc w:val="left"/>
+      <w:pPr>
+        <w:tabs>
+          <w:tab w:val="num" w:pos="3600"/>
+        </w:tabs>
+        <w:ind w:left="3600" w:hanging="360"/>
+      </w:pPr>
+      <w:rPr>
+        <w:rFonts w:ascii="Wingdings" w:hAnsi="Wingdings" w:hint="default"/>
+        <w:sz w:val="20"/>
+      </w:rPr>
+    </w:lvl>
+    <w:lvl w:ilvl="5" w:tentative="1">
+      <w:start w:val="1"/>
+      <w:numFmt w:val="bullet"/>
+      <w:lvlText w:val=""/>
+      <w:lvlJc w:val="left"/>
+      <w:pPr>
+        <w:tabs>
+          <w:tab w:val="num" w:pos="4320"/>
+        </w:tabs>
+        <w:ind w:left="4320" w:hanging="360"/>
+      </w:pPr>
+      <w:rPr>
+        <w:rFonts w:ascii="Wingdings" w:hAnsi="Wingdings" w:hint="default"/>
+        <w:sz w:val="20"/>
+      </w:rPr>
+    </w:lvl>
+    <w:lvl w:ilvl="6" w:tentative="1">
+      <w:start w:val="1"/>
+      <w:numFmt w:val="bullet"/>
+      <w:lvlText w:val=""/>
+      <w:lvlJc w:val="left"/>
+      <w:pPr>
+        <w:tabs>
+          <w:tab w:val="num" w:pos="5040"/>
+        </w:tabs>
+        <w:ind w:left="5040" w:hanging="360"/>
+      </w:pPr>
+      <w:rPr>
+        <w:rFonts w:ascii="Wingdings" w:hAnsi="Wingdings" w:hint="default"/>
+        <w:sz w:val="20"/>
+      </w:rPr>
+    </w:lvl>
+    <w:lvl w:ilvl="7" w:tentative="1">
+      <w:start w:val="1"/>
+      <w:numFmt w:val="bullet"/>
+      <w:lvlText w:val=""/>
+      <w:lvlJc w:val="left"/>
+      <w:pPr>
+        <w:tabs>
+          <w:tab w:val="num" w:pos="5760"/>
+        </w:tabs>
+        <w:ind w:left="5760" w:hanging="360"/>
+      </w:pPr>
+      <w:rPr>
+        <w:rFonts w:ascii="Wingdings" w:hAnsi="Wingdings" w:hint="default"/>
+        <w:sz w:val="20"/>
+      </w:rPr>
+    </w:lvl>
+    <w:lvl w:ilvl="8" w:tentative="1">
+      <w:start w:val="1"/>
+      <w:numFmt w:val="bullet"/>
+      <w:lvlText w:val=""/>
+      <w:lvlJc w:val="left"/>
+      <w:pPr>
+        <w:tabs>
+          <w:tab w:val="num" w:pos="6480"/>
+        </w:tabs>
+        <w:ind w:left="6480" w:hanging="360"/>
+      </w:pPr>
+      <w:rPr>
+        <w:rFonts w:ascii="Wingdings" w:hAnsi="Wingdings" w:hint="default"/>
+        <w:sz w:val="20"/>
+      </w:rPr>
+    </w:lvl>
+  </w:abstractNum>
+  <w:abstractNum w:abstractNumId="6" w15:restartNumberingAfterBreak="0">
+    <w:nsid w:val="69EE1518"/>
+    <w:multiLevelType w:val="multilevel"/>
+    <w:tmpl w:val="F6FCEAFC"/>
+    <w:lvl w:ilvl="0">
+      <w:start w:val="1"/>
+      <w:numFmt w:val="bullet"/>
+      <w:lvlText w:val=""/>
+      <w:lvlJc w:val="left"/>
+      <w:pPr>
+        <w:tabs>
+          <w:tab w:val="num" w:pos="720"/>
+        </w:tabs>
+        <w:ind w:left="720" w:hanging="360"/>
+      </w:pPr>
+      <w:rPr>
+        <w:rFonts w:ascii="Symbol" w:hAnsi="Symbol" w:hint="default"/>
+        <w:sz w:val="20"/>
+      </w:rPr>
+    </w:lvl>
+    <w:lvl w:ilvl="1" w:tentative="1">
+      <w:start w:val="1"/>
+      <w:numFmt w:val="bullet"/>
+      <w:lvlText w:val="o"/>
+      <w:lvlJc w:val="left"/>
+      <w:pPr>
+        <w:tabs>
+          <w:tab w:val="num" w:pos="1440"/>
+        </w:tabs>
+        <w:ind w:left="1440" w:hanging="360"/>
+      </w:pPr>
+      <w:rPr>
+        <w:rFonts w:ascii="Courier New" w:hAnsi="Courier New" w:hint="default"/>
+        <w:sz w:val="20"/>
+      </w:rPr>
+    </w:lvl>
+    <w:lvl w:ilvl="2" w:tentative="1">
+      <w:start w:val="1"/>
+      <w:numFmt w:val="bullet"/>
+      <w:lvlText w:val=""/>
+      <w:lvlJc w:val="left"/>
+      <w:pPr>
+        <w:tabs>
+          <w:tab w:val="num" w:pos="2160"/>
+        </w:tabs>
+        <w:ind w:left="2160" w:hanging="360"/>
+      </w:pPr>
+      <w:rPr>
+        <w:rFonts w:ascii="Wingdings" w:hAnsi="Wingdings" w:hint="default"/>
+        <w:sz w:val="20"/>
+      </w:rPr>
+    </w:lvl>
+    <w:lvl w:ilvl="3" w:tentative="1">
+      <w:start w:val="1"/>
+      <w:numFmt w:val="bullet"/>
+      <w:lvlText w:val=""/>
+      <w:lvlJc w:val="left"/>
+      <w:pPr>
+        <w:tabs>
+          <w:tab w:val="num" w:pos="2880"/>
+        </w:tabs>
+        <w:ind w:left="2880" w:hanging="360"/>
+      </w:pPr>
+      <w:rPr>
+        <w:rFonts w:ascii="Wingdings" w:hAnsi="Wingdings" w:hint="default"/>
+        <w:sz w:val="20"/>
+      </w:rPr>
+    </w:lvl>
+    <w:lvl w:ilvl="4" w:tentative="1">
+      <w:start w:val="1"/>
+      <w:numFmt w:val="bullet"/>
+      <w:lvlText w:val=""/>
+      <w:lvlJc w:val="left"/>
+      <w:pPr>
+        <w:tabs>
+          <w:tab w:val="num" w:pos="3600"/>
+        </w:tabs>
+        <w:ind w:left="3600" w:hanging="360"/>
+      </w:pPr>
+      <w:rPr>
+        <w:rFonts w:ascii="Wingdings" w:hAnsi="Wingdings" w:hint="default"/>
+        <w:sz w:val="20"/>
+      </w:rPr>
+    </w:lvl>
+    <w:lvl w:ilvl="5" w:tentative="1">
+      <w:start w:val="1"/>
+      <w:numFmt w:val="bullet"/>
+      <w:lvlText w:val=""/>
+      <w:lvlJc w:val="left"/>
+      <w:pPr>
+        <w:tabs>
+          <w:tab w:val="num" w:pos="4320"/>
+        </w:tabs>
+        <w:ind w:left="4320" w:hanging="360"/>
+      </w:pPr>
+      <w:rPr>
+        <w:rFonts w:ascii="Wingdings" w:hAnsi="Wingdings" w:hint="default"/>
+        <w:sz w:val="20"/>
+      </w:rPr>
+    </w:lvl>
+    <w:lvl w:ilvl="6" w:tentative="1">
+      <w:start w:val="1"/>
+      <w:numFmt w:val="bullet"/>
+      <w:lvlText w:val=""/>
+      <w:lvlJc w:val="left"/>
+      <w:pPr>
+        <w:tabs>
+          <w:tab w:val="num" w:pos="5040"/>
+        </w:tabs>
+        <w:ind w:left="5040" w:hanging="360"/>
+      </w:pPr>
+      <w:rPr>
+        <w:rFonts w:ascii="Wingdings" w:hAnsi="Wingdings" w:hint="default"/>
+        <w:sz w:val="20"/>
+      </w:rPr>
+    </w:lvl>
+    <w:lvl w:ilvl="7" w:tentative="1">
+      <w:start w:val="1"/>
+      <w:numFmt w:val="bullet"/>
+      <w:lvlText w:val=""/>
+      <w:lvlJc w:val="left"/>
+      <w:pPr>
+        <w:tabs>
+          <w:tab w:val="num" w:pos="5760"/>
+        </w:tabs>
+        <w:ind w:left="5760" w:hanging="360"/>
+      </w:pPr>
+      <w:rPr>
+        <w:rFonts w:ascii="Wingdings" w:hAnsi="Wingdings" w:hint="default"/>
+        <w:sz w:val="20"/>
+      </w:rPr>
+    </w:lvl>
+    <w:lvl w:ilvl="8" w:tentative="1">
+      <w:start w:val="1"/>
+      <w:numFmt w:val="bullet"/>
+      <w:lvlText w:val=""/>
+      <w:lvlJc w:val="left"/>
+      <w:pPr>
+        <w:tabs>
+          <w:tab w:val="num" w:pos="6480"/>
+        </w:tabs>
+        <w:ind w:left="6480" w:hanging="360"/>
+      </w:pPr>
+      <w:rPr>
+        <w:rFonts w:ascii="Wingdings" w:hAnsi="Wingdings" w:hint="default"/>
+        <w:sz w:val="20"/>
+      </w:rPr>
+    </w:lvl>
+  </w:abstractNum>
+  <w:abstractNum w:abstractNumId="7" w15:restartNumberingAfterBreak="0">
+    <w:nsid w:val="6E976ADA"/>
+    <w:multiLevelType w:val="multilevel"/>
+    <w:tmpl w:val="0A8A9DDA"/>
+    <w:lvl w:ilvl="0">
+      <w:start w:val="1"/>
+      <w:numFmt w:val="bullet"/>
+      <w:lvlText w:val=""/>
+      <w:lvlJc w:val="left"/>
+      <w:pPr>
+        <w:tabs>
+          <w:tab w:val="num" w:pos="720"/>
+        </w:tabs>
+        <w:ind w:left="720" w:hanging="360"/>
+      </w:pPr>
+      <w:rPr>
+        <w:rFonts w:ascii="Symbol" w:hAnsi="Symbol" w:hint="default"/>
+        <w:sz w:val="20"/>
+      </w:rPr>
+    </w:lvl>
+    <w:lvl w:ilvl="1" w:tentative="1">
+      <w:start w:val="1"/>
+      <w:numFmt w:val="bullet"/>
+      <w:lvlText w:val="o"/>
+      <w:lvlJc w:val="left"/>
+      <w:pPr>
+        <w:tabs>
+          <w:tab w:val="num" w:pos="1440"/>
+        </w:tabs>
+        <w:ind w:left="1440" w:hanging="360"/>
+      </w:pPr>
+      <w:rPr>
+        <w:rFonts w:ascii="Courier New" w:hAnsi="Courier New" w:hint="default"/>
+        <w:sz w:val="20"/>
+      </w:rPr>
+    </w:lvl>
+    <w:lvl w:ilvl="2" w:tentative="1">
+      <w:start w:val="1"/>
+      <w:numFmt w:val="bullet"/>
+      <w:lvlText w:val=""/>
+      <w:lvlJc w:val="left"/>
+      <w:pPr>
+        <w:tabs>
+          <w:tab w:val="num" w:pos="2160"/>
+        </w:tabs>
+        <w:ind w:left="2160" w:hanging="360"/>
+      </w:pPr>
+      <w:rPr>
+        <w:rFonts w:ascii="Wingdings" w:hAnsi="Wingdings" w:hint="default"/>
+        <w:sz w:val="20"/>
+      </w:rPr>
+    </w:lvl>
+    <w:lvl w:ilvl="3" w:tentative="1">
+      <w:start w:val="1"/>
+      <w:numFmt w:val="bullet"/>
+      <w:lvlText w:val=""/>
+      <w:lvlJc w:val="left"/>
+      <w:pPr>
+        <w:tabs>
+          <w:tab w:val="num" w:pos="2880"/>
+        </w:tabs>
+        <w:ind w:left="2880" w:hanging="360"/>
+      </w:pPr>
+      <w:rPr>
+        <w:rFonts w:ascii="Wingdings" w:hAnsi="Wingdings" w:hint="default"/>
+        <w:sz w:val="20"/>
+      </w:rPr>
+    </w:lvl>
+    <w:lvl w:ilvl="4" w:tentative="1">
+      <w:start w:val="1"/>
+      <w:numFmt w:val="bullet"/>
+      <w:lvlText w:val=""/>
+      <w:lvlJc w:val="left"/>
+      <w:pPr>
+        <w:tabs>
+          <w:tab w:val="num" w:pos="3600"/>
+        </w:tabs>
+        <w:ind w:left="3600" w:hanging="360"/>
+      </w:pPr>
+      <w:rPr>
+        <w:rFonts w:ascii="Wingdings" w:hAnsi="Wingdings" w:hint="default"/>
+        <w:sz w:val="20"/>
+      </w:rPr>
+    </w:lvl>
+    <w:lvl w:ilvl="5" w:tentative="1">
+      <w:start w:val="1"/>
+      <w:numFmt w:val="bullet"/>
+      <w:lvlText w:val=""/>
+      <w:lvlJc w:val="left"/>
+      <w:pPr>
+        <w:tabs>
+          <w:tab w:val="num" w:pos="4320"/>
+        </w:tabs>
+        <w:ind w:left="4320" w:hanging="360"/>
+      </w:pPr>
+      <w:rPr>
+        <w:rFonts w:ascii="Wingdings" w:hAnsi="Wingdings" w:hint="default"/>
+        <w:sz w:val="20"/>
+      </w:rPr>
+    </w:lvl>
+    <w:lvl w:ilvl="6" w:tentative="1">
+      <w:start w:val="1"/>
+      <w:numFmt w:val="bullet"/>
+      <w:lvlText w:val=""/>
+      <w:lvlJc w:val="left"/>
+      <w:pPr>
+        <w:tabs>
+          <w:tab w:val="num" w:pos="5040"/>
+        </w:tabs>
+        <w:ind w:left="5040" w:hanging="360"/>
+      </w:pPr>
+      <w:rPr>
+        <w:rFonts w:ascii="Wingdings" w:hAnsi="Wingdings" w:hint="default"/>
+        <w:sz w:val="20"/>
+      </w:rPr>
+    </w:lvl>
+    <w:lvl w:ilvl="7" w:tentative="1">
+      <w:start w:val="1"/>
+      <w:numFmt w:val="bullet"/>
+      <w:lvlText w:val=""/>
+      <w:lvlJc w:val="left"/>
+      <w:pPr>
+        <w:tabs>
+          <w:tab w:val="num" w:pos="5760"/>
+        </w:tabs>
+        <w:ind w:left="5760" w:hanging="360"/>
+      </w:pPr>
+      <w:rPr>
+        <w:rFonts w:ascii="Wingdings" w:hAnsi="Wingdings" w:hint="default"/>
+        <w:sz w:val="20"/>
+      </w:rPr>
+    </w:lvl>
+    <w:lvl w:ilvl="8" w:tentative="1">
+      <w:start w:val="1"/>
+      <w:numFmt w:val="bullet"/>
+      <w:lvlText w:val=""/>
+      <w:lvlJc w:val="left"/>
+      <w:pPr>
+        <w:tabs>
+          <w:tab w:val="num" w:pos="6480"/>
+        </w:tabs>
+        <w:ind w:left="6480" w:hanging="360"/>
+      </w:pPr>
+      <w:rPr>
+        <w:rFonts w:ascii="Wingdings" w:hAnsi="Wingdings" w:hint="default"/>
+        <w:sz w:val="20"/>
+      </w:rPr>
+    </w:lvl>
+  </w:abstractNum>
+  <w:abstractNum w:abstractNumId="8" w15:restartNumberingAfterBreak="0">
+    <w:nsid w:val="76B37CB1"/>
+    <w:multiLevelType w:val="multilevel"/>
+    <w:tmpl w:val="E78EEA8C"/>
+    <w:lvl w:ilvl="0">
+      <w:start w:val="1"/>
+      <w:numFmt w:val="bullet"/>
+      <w:lvlText w:val=""/>
+      <w:lvlJc w:val="left"/>
+      <w:pPr>
+        <w:tabs>
+          <w:tab w:val="num" w:pos="720"/>
+        </w:tabs>
+        <w:ind w:left="720" w:hanging="360"/>
+      </w:pPr>
+      <w:rPr>
+        <w:rFonts w:ascii="Symbol" w:hAnsi="Symbol" w:hint="default"/>
+        <w:sz w:val="20"/>
+      </w:rPr>
+    </w:lvl>
+    <w:lvl w:ilvl="1" w:tentative="1">
+      <w:start w:val="1"/>
+      <w:numFmt w:val="bullet"/>
+      <w:lvlText w:val="o"/>
+      <w:lvlJc w:val="left"/>
+      <w:pPr>
+        <w:tabs>
+          <w:tab w:val="num" w:pos="1440"/>
+        </w:tabs>
+        <w:ind w:left="1440" w:hanging="360"/>
+      </w:pPr>
+      <w:rPr>
+        <w:rFonts w:ascii="Courier New" w:hAnsi="Courier New" w:hint="default"/>
+        <w:sz w:val="20"/>
+      </w:rPr>
+    </w:lvl>
+    <w:lvl w:ilvl="2" w:tentative="1">
+      <w:start w:val="1"/>
+      <w:numFmt w:val="bullet"/>
+      <w:lvlText w:val=""/>
+      <w:lvlJc w:val="left"/>
+      <w:pPr>
+        <w:tabs>
+          <w:tab w:val="num" w:pos="2160"/>
+        </w:tabs>
+        <w:ind w:left="2160" w:hanging="360"/>
+      </w:pPr>
+      <w:rPr>
+        <w:rFonts w:ascii="Wingdings" w:hAnsi="Wingdings" w:hint="default"/>
+        <w:sz w:val="20"/>
+      </w:rPr>
+    </w:lvl>
+    <w:lvl w:ilvl="3" w:tentative="1">
+      <w:start w:val="1"/>
+      <w:numFmt w:val="bullet"/>
+      <w:lvlText w:val=""/>
+      <w:lvlJc w:val="left"/>
+      <w:pPr>
+        <w:tabs>
+          <w:tab w:val="num" w:pos="2880"/>
+        </w:tabs>
+        <w:ind w:left="2880" w:hanging="360"/>
+      </w:pPr>
+      <w:rPr>
+        <w:rFonts w:ascii="Wingdings" w:hAnsi="Wingdings" w:hint="default"/>
+        <w:sz w:val="20"/>
+      </w:rPr>
+    </w:lvl>
+    <w:lvl w:ilvl="4" w:tentative="1">
+      <w:start w:val="1"/>
+      <w:numFmt w:val="bullet"/>
+      <w:lvlText w:val=""/>
+      <w:lvlJc w:val="left"/>
+      <w:pPr>
+        <w:tabs>
+          <w:tab w:val="num" w:pos="3600"/>
+        </w:tabs>
+        <w:ind w:left="3600" w:hanging="360"/>
+      </w:pPr>
+      <w:rPr>
+        <w:rFonts w:ascii="Wingdings" w:hAnsi="Wingdings" w:hint="default"/>
+        <w:sz w:val="20"/>
+      </w:rPr>
+    </w:lvl>
+    <w:lvl w:ilvl="5" w:tentative="1">
+      <w:start w:val="1"/>
+      <w:numFmt w:val="bullet"/>
+      <w:lvlText w:val=""/>
+      <w:lvlJc w:val="left"/>
+      <w:pPr>
+        <w:tabs>
+          <w:tab w:val="num" w:pos="4320"/>
+        </w:tabs>
+        <w:ind w:left="4320" w:hanging="360"/>
+      </w:pPr>
+      <w:rPr>
+        <w:rFonts w:ascii="Wingdings" w:hAnsi="Wingdings" w:hint="default"/>
+        <w:sz w:val="20"/>
+      </w:rPr>
+    </w:lvl>
+    <w:lvl w:ilvl="6" w:tentative="1">
+      <w:start w:val="1"/>
+      <w:numFmt w:val="bullet"/>
+      <w:lvlText w:val=""/>
+      <w:lvlJc w:val="left"/>
+      <w:pPr>
+        <w:tabs>
+          <w:tab w:val="num" w:pos="5040"/>
+        </w:tabs>
+        <w:ind w:left="5040" w:hanging="360"/>
+      </w:pPr>
+      <w:rPr>
+        <w:rFonts w:ascii="Wingdings" w:hAnsi="Wingdings" w:hint="default"/>
+        <w:sz w:val="20"/>
+      </w:rPr>
+    </w:lvl>
+    <w:lvl w:ilvl="7" w:tentative="1">
+      <w:start w:val="1"/>
+      <w:numFmt w:val="bullet"/>
+      <w:lvlText w:val=""/>
+      <w:lvlJc w:val="left"/>
+      <w:pPr>
+        <w:tabs>
+          <w:tab w:val="num" w:pos="5760"/>
+        </w:tabs>
+        <w:ind w:left="5760" w:hanging="360"/>
+      </w:pPr>
+      <w:rPr>
+        <w:rFonts w:ascii="Wingdings" w:hAnsi="Wingdings" w:hint="default"/>
+        <w:sz w:val="20"/>
+      </w:rPr>
+    </w:lvl>
+    <w:lvl w:ilvl="8" w:tentative="1">
+      <w:start w:val="1"/>
+      <w:numFmt w:val="bullet"/>
+      <w:lvlText w:val=""/>
+      <w:lvlJc w:val="left"/>
+      <w:pPr>
+        <w:tabs>
+          <w:tab w:val="num" w:pos="6480"/>
+        </w:tabs>
+        <w:ind w:left="6480" w:hanging="360"/>
+      </w:pPr>
+      <w:rPr>
+        <w:rFonts w:ascii="Wingdings" w:hAnsi="Wingdings" w:hint="default"/>
+        <w:sz w:val="20"/>
+      </w:rPr>
+    </w:lvl>
+  </w:abstractNum>
+  <w:num w:numId="1" w16cid:durableId="1263416736">
+    <w:abstractNumId w:val="8"/>
+  </w:num>
+  <w:num w:numId="2" w16cid:durableId="1103308499">
+    <w:abstractNumId w:val="5"/>
+  </w:num>
+  <w:num w:numId="3" w16cid:durableId="201209360">
+    <w:abstractNumId w:val="3"/>
+  </w:num>
+  <w:num w:numId="4" w16cid:durableId="1094087318">
+    <w:abstractNumId w:val="6"/>
+  </w:num>
+  <w:num w:numId="5" w16cid:durableId="228228149">
+    <w:abstractNumId w:val="2"/>
+  </w:num>
+  <w:num w:numId="6" w16cid:durableId="2063403083">
+    <w:abstractNumId w:val="1"/>
+  </w:num>
+  <w:num w:numId="7" w16cid:durableId="2085106240">
+    <w:abstractNumId w:val="0"/>
+  </w:num>
+  <w:num w:numId="8" w16cid:durableId="1868367325">
+    <w:abstractNumId w:val="4"/>
+  </w:num>
+  <w:num w:numId="9" w16cid:durableId="514853287">
+    <w:abstractNumId w:val="7"/>
+  </w:num>
+</w:numbering>
 </file>
 
 <file path=word/styles.xml><?xml version="1.0" encoding="utf-8"?>
@@ -1538,7 +5069,6 @@
   <w:style w:type="character" w:default="1" w:styleId="Standaardalinea-lettertype">
     <w:name w:val="Default Paragraph Font"/>
     <w:uiPriority w:val="1"/>
-    <w:semiHidden/>
     <w:unhideWhenUsed/>
   </w:style>
   <w:style w:type="table" w:default="1" w:styleId="Standaardtabel">
@@ -1822,6 +5352,19 @@
       <w:u w:val="single"/>
     </w:rPr>
   </w:style>
+  <w:style w:type="paragraph" w:styleId="Inhopg2">
+    <w:name w:val="toc 2"/>
+    <w:basedOn w:val="Standaard"/>
+    <w:next w:val="Standaard"/>
+    <w:autoRedefine/>
+    <w:uiPriority w:val="39"/>
+    <w:unhideWhenUsed/>
+    <w:rsid w:val="001D1F15"/>
+    <w:pPr>
+      <w:spacing w:after="100"/>
+      <w:ind w:left="240"/>
+    </w:pPr>
+  </w:style>
 </w:styles>
 </file>
 
@@ -2001,6 +5544,34 @@
 
 <file path=word/glossary/fontTable.xml><?xml version="1.0" encoding="utf-8"?>
 <w:fonts xmlns:mc="http://schemas.openxmlformats.org/markup-compatibility/2006" xmlns:r="http://schemas.openxmlformats.org/officeDocument/2006/relationships" xmlns:w="http://schemas.openxmlformats.org/wordprocessingml/2006/main" xmlns:w14="http://schemas.microsoft.com/office/word/2010/wordml" xmlns:w15="http://schemas.microsoft.com/office/word/2012/wordml" xmlns:w16cex="http://schemas.microsoft.com/office/word/2018/wordml/cex" xmlns:w16cid="http://schemas.microsoft.com/office/word/2016/wordml/cid" xmlns:w16="http://schemas.microsoft.com/office/word/2018/wordml" xmlns:w16du="http://schemas.microsoft.com/office/word/2023/wordml/word16du" xmlns:w16sdtdh="http://schemas.microsoft.com/office/word/2020/wordml/sdtdatahash" xmlns:w16sdtfl="http://schemas.microsoft.com/office/word/2024/wordml/sdtformatlock" xmlns:w16se="http://schemas.microsoft.com/office/word/2015/wordml/symex" mc:Ignorable="w14 w15 w16se w16cid w16 w16cex w16sdtdh w16sdtfl w16du">
+  <w:font w:name="Symbol">
+    <w:panose1 w:val="05050102010706020507"/>
+    <w:charset w:val="02"/>
+    <w:family w:val="roman"/>
+    <w:pitch w:val="variable"/>
+    <w:sig w:usb0="00000000" w:usb1="10000000" w:usb2="00000000" w:usb3="00000000" w:csb0="80000000" w:csb1="00000000"/>
+  </w:font>
+  <w:font w:name="Times New Roman">
+    <w:panose1 w:val="02020603050405020304"/>
+    <w:charset w:val="00"/>
+    <w:family w:val="roman"/>
+    <w:pitch w:val="variable"/>
+    <w:sig w:usb0="E0002EFF" w:usb1="C000785B" w:usb2="00000009" w:usb3="00000000" w:csb0="000001FF" w:csb1="00000000"/>
+  </w:font>
+  <w:font w:name="Courier New">
+    <w:panose1 w:val="02070309020205020404"/>
+    <w:charset w:val="00"/>
+    <w:family w:val="modern"/>
+    <w:pitch w:val="fixed"/>
+    <w:sig w:usb0="E0002EFF" w:usb1="C0007843" w:usb2="00000009" w:usb3="00000000" w:csb0="000001FF" w:csb1="00000000"/>
+  </w:font>
+  <w:font w:name="Wingdings">
+    <w:panose1 w:val="05000000000000000000"/>
+    <w:charset w:val="02"/>
+    <w:family w:val="auto"/>
+    <w:pitch w:val="variable"/>
+    <w:sig w:usb0="00000000" w:usb1="10000000" w:usb2="00000000" w:usb3="00000000" w:csb0="80000000" w:csb1="00000000"/>
+  </w:font>
   <w:font w:name="Calibri">
     <w:panose1 w:val="020F0502020204030204"/>
     <w:charset w:val="00"/>
@@ -2012,13 +5583,6 @@
     <w:panose1 w:val="020B0604020202020204"/>
     <w:charset w:val="00"/>
     <w:family w:val="swiss"/>
-    <w:pitch w:val="variable"/>
-    <w:sig w:usb0="E0002EFF" w:usb1="C000785B" w:usb2="00000009" w:usb3="00000000" w:csb0="000001FF" w:csb1="00000000"/>
-  </w:font>
-  <w:font w:name="Times New Roman">
-    <w:panose1 w:val="02020603050405020304"/>
-    <w:charset w:val="00"/>
-    <w:family w:val="roman"/>
     <w:pitch w:val="variable"/>
     <w:sig w:usb0="E0002EFF" w:usb1="C000785B" w:usb2="00000009" w:usb3="00000000" w:csb0="000001FF" w:csb1="00000000"/>
   </w:font>
@@ -2057,6 +5621,18 @@
     <w:pitch w:val="variable"/>
     <w:sig w:usb0="800002E7" w:usb1="2AC7FCFF" w:usb2="00000012" w:usb3="00000000" w:csb0="0002009F" w:csb1="00000000"/>
   </w:font>
+  <w:font w:name="Aptos">
+    <w:charset w:val="00"/>
+    <w:family w:val="swiss"/>
+    <w:pitch w:val="variable"/>
+    <w:sig w:usb0="20000287" w:usb1="00000003" w:usb2="00000000" w:usb3="00000000" w:csb0="0000019F" w:csb1="00000000"/>
+  </w:font>
+  <w:font w:name="Aptos Display">
+    <w:charset w:val="00"/>
+    <w:family w:val="swiss"/>
+    <w:pitch w:val="variable"/>
+    <w:sig w:usb0="20000287" w:usb1="00000003" w:usb2="00000000" w:usb3="00000000" w:csb0="0000019F" w:csb1="00000000"/>
+  </w:font>
 </w:fonts>
 </file>
 
@@ -2085,7 +5661,9 @@
     <w:rsid w:val="005B160E"/>
     <w:rsid w:val="006D4892"/>
     <w:rsid w:val="006E39EC"/>
+    <w:rsid w:val="00714D2B"/>
     <w:rsid w:val="007B6908"/>
+    <w:rsid w:val="008069C0"/>
     <w:rsid w:val="008B350A"/>
     <w:rsid w:val="00B5485A"/>
     <w:rsid w:val="00B631DB"/>
@@ -2566,10 +6144,6 @@
     <w:name w:val="D506A22CE1344E31A02103C79C17A3C5"/>
     <w:rsid w:val="00E64492"/>
   </w:style>
-  <w:style w:type="paragraph" w:customStyle="1" w:styleId="00B30D749548456CB46BFA894EE72A97">
-    <w:name w:val="00B30D749548456CB46BFA894EE72A97"/>
-    <w:rsid w:val="00E64492"/>
-  </w:style>
   <w:style w:type="paragraph" w:customStyle="1" w:styleId="14A2ABBDFB3F4E8EBAAA416777795792">
     <w:name w:val="14A2ABBDFB3F4E8EBAAA416777795792"/>
     <w:pPr>
@@ -2578,7 +6152,6 @@
     <w:rPr>
       <w:sz w:val="24"/>
       <w:szCs w:val="24"/>
-      <w:lang/>
     </w:rPr>
   </w:style>
 </w:styles>
@@ -2895,19 +6468,6 @@
 </file>
 
 <file path=customXml/item2.xml><?xml version="1.0" encoding="utf-8"?>
-<?mso-contentType ?>
-<FormTemplates xmlns="http://schemas.microsoft.com/sharepoint/v3/contenttype/forms">
-  <Display>DocumentLibraryForm</Display>
-  <Edit>DocumentLibraryForm</Edit>
-  <New>DocumentLibraryForm</New>
-</FormTemplates>
-</file>
-
-<file path=customXml/item3.xml><?xml version="1.0" encoding="utf-8"?>
-<b:Sources xmlns:b="http://schemas.openxmlformats.org/officeDocument/2006/bibliography" xmlns="http://schemas.openxmlformats.org/officeDocument/2006/bibliography" SelectedStyle="\APASixthEditionOfficeOnline.xsl" StyleName="APA" Version="6"/>
-</file>
-
-<file path=customXml/item4.xml><?xml version="1.0" encoding="utf-8"?>
 <ct:contentTypeSchema xmlns:ct="http://schemas.microsoft.com/office/2006/metadata/contentType" xmlns:ma="http://schemas.microsoft.com/office/2006/metadata/properties/metaAttributes" ct:_="" ma:_="" ma:contentTypeName="Document" ma:contentTypeID="0x0101002C0078F63934E143B21FE079B3878406" ma:contentTypeVersion="11" ma:contentTypeDescription="Een nieuw document maken." ma:contentTypeScope="" ma:versionID="4e4c13eba49a8fecfde5543eca60b0ba">
   <xsd:schema xmlns:xsd="http://www.w3.org/2001/XMLSchema" xmlns:xs="http://www.w3.org/2001/XMLSchema" xmlns:p="http://schemas.microsoft.com/office/2006/metadata/properties" xmlns:ns3="21413aa0-5d31-4ac8-b96a-eb9a18cfac0d" targetNamespace="http://schemas.microsoft.com/office/2006/metadata/properties" ma:root="true" ma:fieldsID="b35348315be84e5d41be0ebc71662b09" ns3:_="">
     <xsd:import namespace="21413aa0-5d31-4ac8-b96a-eb9a18cfac0d"/>
@@ -3095,6 +6655,19 @@
 </ct:contentTypeSchema>
 </file>
 
+<file path=customXml/item3.xml><?xml version="1.0" encoding="utf-8"?>
+<b:Sources xmlns:b="http://schemas.openxmlformats.org/officeDocument/2006/bibliography" xmlns="http://schemas.openxmlformats.org/officeDocument/2006/bibliography" SelectedStyle="\APASixthEditionOfficeOnline.xsl" StyleName="APA" Version="6"/>
+</file>
+
+<file path=customXml/item4.xml><?xml version="1.0" encoding="utf-8"?>
+<?mso-contentType ?>
+<FormTemplates xmlns="http://schemas.microsoft.com/sharepoint/v3/contenttype/forms">
+  <Display>DocumentLibraryForm</Display>
+  <Edit>DocumentLibraryForm</Edit>
+  <New>DocumentLibraryForm</New>
+</FormTemplates>
+</file>
+
 <file path=customXml/itemProps1.xml><?xml version="1.0" encoding="utf-8"?>
 <ds:datastoreItem xmlns:ds="http://schemas.openxmlformats.org/officeDocument/2006/customXml" ds:itemID="{17C2B775-EA4E-4441-ABF7-098F71DCBCF5}">
   <ds:schemaRefs>
@@ -3106,22 +6679,6 @@
 </file>
 
 <file path=customXml/itemProps2.xml><?xml version="1.0" encoding="utf-8"?>
-<ds:datastoreItem xmlns:ds="http://schemas.openxmlformats.org/officeDocument/2006/customXml" ds:itemID="{AA590523-BE1F-4D4A-874A-179EF7E49155}">
-  <ds:schemaRefs>
-    <ds:schemaRef ds:uri="http://schemas.microsoft.com/sharepoint/v3/contenttype/forms"/>
-  </ds:schemaRefs>
-</ds:datastoreItem>
-</file>
-
-<file path=customXml/itemProps3.xml><?xml version="1.0" encoding="utf-8"?>
-<ds:datastoreItem xmlns:ds="http://schemas.openxmlformats.org/officeDocument/2006/customXml" ds:itemID="{A01A2E88-B95C-4E54-8A5A-E22DB6C02629}">
-  <ds:schemaRefs>
-    <ds:schemaRef ds:uri="http://schemas.openxmlformats.org/officeDocument/2006/bibliography"/>
-  </ds:schemaRefs>
-</ds:datastoreItem>
-</file>
-
-<file path=customXml/itemProps4.xml><?xml version="1.0" encoding="utf-8"?>
 <ds:datastoreItem xmlns:ds="http://schemas.openxmlformats.org/officeDocument/2006/customXml" ds:itemID="{C551EFAC-91D4-41D2-BD0C-FC46644CDAB5}">
   <ds:schemaRefs>
     <ds:schemaRef ds:uri="http://schemas.microsoft.com/office/2006/metadata/contentType"/>
@@ -3137,4 +6694,20 @@
     <ds:schemaRef ds:uri="http://schemas.microsoft.com/internal/obd"/>
   </ds:schemaRefs>
 </ds:datastoreItem>
+</file>
+
+<file path=customXml/itemProps3.xml><?xml version="1.0" encoding="utf-8"?>
+<ds:datastoreItem xmlns:ds="http://schemas.openxmlformats.org/officeDocument/2006/customXml" ds:itemID="{A01A2E88-B95C-4E54-8A5A-E22DB6C02629}">
+  <ds:schemaRefs>
+    <ds:schemaRef ds:uri="http://schemas.openxmlformats.org/officeDocument/2006/bibliography"/>
+  </ds:schemaRefs>
+</ds:datastoreItem>
+</file>
+
+<file path=customXml/itemProps4.xml><?xml version="1.0" encoding="utf-8"?>
+<ds:datastoreItem xmlns:ds="http://schemas.openxmlformats.org/officeDocument/2006/customXml" ds:itemID="{AA590523-BE1F-4D4A-874A-179EF7E49155}">
+  <ds:schemaRefs>
+    <ds:schemaRef ds:uri="http://schemas.microsoft.com/sharepoint/v3/contenttype/forms"/>
+  </ds:schemaRefs>
+</ds:datastoreItem>
 </file>
--- a/Documenten/IP2_Team13_Report.docx
+++ b/Documenten/IP2_Team13_Report.docx
@@ -134,7 +134,7 @@
         <w:tblLook w:val="04A0" w:firstRow="1" w:lastRow="0" w:firstColumn="1" w:lastColumn="0" w:noHBand="0" w:noVBand="1"/>
       </w:tblPr>
       <w:tblGrid>
-        <w:gridCol w:w="8221"/>
+        <w:gridCol w:w="8437"/>
       </w:tblGrid>
       <w:tr>
         <w:tc>
@@ -177,13 +177,8 @@
               <w:framePr w:wrap="auto" w:hAnchor="text" w:xAlign="left" w:yAlign="inline"/>
               <w:suppressOverlap w:val="0"/>
             </w:pPr>
-            <w:proofErr w:type="spellStart"/>
-            <w:r>
-              <w:t>Boutaarourte</w:t>
-            </w:r>
-            <w:proofErr w:type="spellEnd"/>
-            <w:r>
-              <w:t xml:space="preserve"> Aya </w:t>
+            <w:r>
+              <w:t xml:space="preserve">Boutaarourte Aya </w:t>
             </w:r>
           </w:p>
           <w:p>
@@ -192,21 +187,8 @@
               <w:framePr w:wrap="auto" w:hAnchor="text" w:xAlign="left" w:yAlign="inline"/>
               <w:suppressOverlap w:val="0"/>
             </w:pPr>
-            <w:proofErr w:type="spellStart"/>
-            <w:r>
-              <w:t>Maalmi</w:t>
-            </w:r>
-            <w:proofErr w:type="spellEnd"/>
-            <w:r>
-              <w:t xml:space="preserve"> </w:t>
-            </w:r>
-            <w:proofErr w:type="spellStart"/>
-            <w:r>
-              <w:t>Yamine</w:t>
-            </w:r>
-            <w:proofErr w:type="spellEnd"/>
-            <w:r>
-              <w:t xml:space="preserve"> </w:t>
+            <w:r>
+              <w:t xml:space="preserve">Maalmi Yamine </w:t>
             </w:r>
           </w:p>
           <w:p>
@@ -225,19 +207,9 @@
               <w:framePr w:wrap="auto" w:hAnchor="text" w:xAlign="left" w:yAlign="inline"/>
               <w:suppressOverlap w:val="0"/>
             </w:pPr>
-            <w:proofErr w:type="spellStart"/>
-            <w:r>
-              <w:t>Vanschoenbeek</w:t>
-            </w:r>
-            <w:proofErr w:type="spellEnd"/>
-            <w:r>
-              <w:t xml:space="preserve"> </w:t>
-            </w:r>
-            <w:proofErr w:type="spellStart"/>
-            <w:r>
-              <w:t>Yelle</w:t>
-            </w:r>
-            <w:proofErr w:type="spellEnd"/>
+            <w:r>
+              <w:t>Vanschoenbeek Yelle</w:t>
+            </w:r>
           </w:p>
           <w:p>
             <w:pPr>
@@ -605,19 +577,11 @@
                   <w:framePr w:wrap="auto" w:hAnchor="text" w:xAlign="left" w:yAlign="inline"/>
                   <w:suppressOverlap w:val="0"/>
                 </w:pPr>
-                <w:proofErr w:type="spellStart"/>
                 <w:r>
                   <w:rPr>
                     <w:rStyle w:val="Titel1"/>
                   </w:rPr>
-                  <w:t>PingFin</w:t>
-                </w:r>
-                <w:proofErr w:type="spellEnd"/>
-                <w:r>
-                  <w:rPr>
-                    <w:rStyle w:val="Titel1"/>
-                  </w:rPr>
-                  <w:t xml:space="preserve"> – Banking Project</w:t>
+                  <w:t>PingFin – Banking Project</w:t>
                 </w:r>
               </w:p>
             </w:tc>
@@ -663,23 +627,10 @@
     <w:p/>
     <w:p/>
     <w:p>
-      <w:pPr>
-        <w:sectPr>
-          <w:footerReference w:type="default" r:id="rId11"/>
-          <w:headerReference w:type="first" r:id="rId12"/>
-          <w:footerReference w:type="first" r:id="rId13"/>
-          <w:pgSz w:w="11907" w:h="16840" w:code="9"/>
-          <w:pgMar w:top="-726" w:right="1418" w:bottom="1701" w:left="2268" w:header="62" w:footer="709" w:gutter="0"/>
-          <w:cols w:space="708"/>
-          <w:titlePg/>
-          <w:docGrid w:linePitch="360"/>
-        </w:sectPr>
-      </w:pPr>
       <w:r>
         <w:tab/>
       </w:r>
     </w:p>
-    <w:p/>
     <w:p>
       <w:pPr>
         <w:spacing w:before="0" w:after="160" w:line="259" w:lineRule="auto"/>
@@ -714,14 +665,12 @@
           <w:pPr>
             <w:pStyle w:val="Kopvaninhoudsopgave"/>
           </w:pPr>
-          <w:proofErr w:type="spellStart"/>
           <w:r>
             <w:rPr>
               <w:lang w:val="fr-FR"/>
             </w:rPr>
             <w:t>Inhoudstafel</w:t>
           </w:r>
-          <w:proofErr w:type="spellEnd"/>
         </w:p>
         <w:p>
           <w:pPr>
@@ -746,7 +695,7 @@
           <w:r>
             <w:fldChar w:fldCharType="separate"/>
           </w:r>
-          <w:hyperlink w:anchor="_Toc228197955" w:history="1">
+          <w:hyperlink w:anchor="_Toc228280384" w:history="1">
             <w:r>
               <w:rPr>
                 <w:rStyle w:val="Hyperlink"/>
@@ -773,7 +722,7 @@
                 <w:noProof/>
                 <w:webHidden/>
               </w:rPr>
-              <w:instrText xml:space="preserve"> PAGEREF _Toc228197955 \h </w:instrText>
+              <w:instrText xml:space="preserve"> PAGEREF _Toc228280384 \h </w:instrText>
             </w:r>
             <w:r>
               <w:rPr>
@@ -793,7 +742,7 @@
                 <w:noProof/>
                 <w:webHidden/>
               </w:rPr>
-              <w:t>4</w:t>
+              <w:t>3</w:t>
             </w:r>
             <w:r>
               <w:rPr>
@@ -818,22 +767,13 @@
               <w14:ligatures w14:val="standardContextual"/>
             </w:rPr>
           </w:pPr>
-          <w:hyperlink w:anchor="_Toc228197956" w:history="1">
+          <w:hyperlink w:anchor="_Toc228280385" w:history="1">
             <w:r>
               <w:rPr>
                 <w:rStyle w:val="Hyperlink"/>
                 <w:noProof/>
-                <w:lang w:val="fr-BE"/>
-              </w:rPr>
-              <w:t xml:space="preserve">1.1 </w:t>
-            </w:r>
-            <w:r>
-              <w:rPr>
-                <w:rStyle w:val="Hyperlink"/>
-                <w:noProof/>
-                <w:lang/>
-              </w:rPr>
-              <w:t>Beschrijving van het project</w:t>
+              </w:rPr>
+              <w:t>1.1 Beschrijving van het project</w:t>
             </w:r>
             <w:r>
               <w:rPr>
@@ -854,7 +794,7 @@
                 <w:noProof/>
                 <w:webHidden/>
               </w:rPr>
-              <w:instrText xml:space="preserve"> PAGEREF _Toc228197956 \h </w:instrText>
+              <w:instrText xml:space="preserve"> PAGEREF _Toc228280385 \h </w:instrText>
             </w:r>
             <w:r>
               <w:rPr>
@@ -874,7 +814,7 @@
                 <w:noProof/>
                 <w:webHidden/>
               </w:rPr>
-              <w:t>4</w:t>
+              <w:t>3</w:t>
             </w:r>
             <w:r>
               <w:rPr>
@@ -899,7 +839,7 @@
               <w14:ligatures w14:val="standardContextual"/>
             </w:rPr>
           </w:pPr>
-          <w:hyperlink w:anchor="_Toc228197957" w:history="1">
+          <w:hyperlink w:anchor="_Toc228280386" w:history="1">
             <w:r>
               <w:rPr>
                 <w:rStyle w:val="Hyperlink"/>
@@ -926,7 +866,7 @@
                 <w:noProof/>
                 <w:webHidden/>
               </w:rPr>
-              <w:instrText xml:space="preserve"> PAGEREF _Toc228197957 \h </w:instrText>
+              <w:instrText xml:space="preserve"> PAGEREF _Toc228280386 \h </w:instrText>
             </w:r>
             <w:r>
               <w:rPr>
@@ -946,7 +886,7 @@
                 <w:noProof/>
                 <w:webHidden/>
               </w:rPr>
-              <w:t>4</w:t>
+              <w:t>3</w:t>
             </w:r>
             <w:r>
               <w:rPr>
@@ -971,7 +911,7 @@
               <w14:ligatures w14:val="standardContextual"/>
             </w:rPr>
           </w:pPr>
-          <w:hyperlink w:anchor="_Toc228197958" w:history="1">
+          <w:hyperlink w:anchor="_Toc228280387" w:history="1">
             <w:r>
               <w:rPr>
                 <w:rStyle w:val="Hyperlink"/>
@@ -1000,7 +940,7 @@
                 <w:noProof/>
                 <w:webHidden/>
               </w:rPr>
-              <w:instrText xml:space="preserve"> PAGEREF _Toc228197958 \h </w:instrText>
+              <w:instrText xml:space="preserve"> PAGEREF _Toc228280387 \h </w:instrText>
             </w:r>
             <w:r>
               <w:rPr>
@@ -1020,7 +960,7 @@
                 <w:noProof/>
                 <w:webHidden/>
               </w:rPr>
-              <w:t>5</w:t>
+              <w:t>3</w:t>
             </w:r>
             <w:r>
               <w:rPr>
@@ -1045,21 +985,13 @@
               <w14:ligatures w14:val="standardContextual"/>
             </w:rPr>
           </w:pPr>
-          <w:hyperlink w:anchor="_Toc228197959" w:history="1">
+          <w:hyperlink w:anchor="_Toc228280388" w:history="1">
             <w:r>
               <w:rPr>
                 <w:rStyle w:val="Hyperlink"/>
                 <w:noProof/>
               </w:rPr>
-              <w:t xml:space="preserve">2.1 </w:t>
-            </w:r>
-            <w:r>
-              <w:rPr>
-                <w:rStyle w:val="Hyperlink"/>
-                <w:noProof/>
-                <w:lang/>
-              </w:rPr>
-              <w:t>Communicatie tussen GUI en API</w:t>
+              <w:t>2.1 Communicatie tussen GUI en API</w:t>
             </w:r>
             <w:r>
               <w:rPr>
@@ -1080,7 +1012,7 @@
                 <w:noProof/>
                 <w:webHidden/>
               </w:rPr>
-              <w:instrText xml:space="preserve"> PAGEREF _Toc228197959 \h </w:instrText>
+              <w:instrText xml:space="preserve"> PAGEREF _Toc228280388 \h </w:instrText>
             </w:r>
             <w:r>
               <w:rPr>
@@ -1100,7 +1032,7 @@
                 <w:noProof/>
                 <w:webHidden/>
               </w:rPr>
-              <w:t>5</w:t>
+              <w:t>3</w:t>
             </w:r>
             <w:r>
               <w:rPr>
@@ -1125,21 +1057,13 @@
               <w14:ligatures w14:val="standardContextual"/>
             </w:rPr>
           </w:pPr>
-          <w:hyperlink w:anchor="_Toc228197960" w:history="1">
+          <w:hyperlink w:anchor="_Toc228280389" w:history="1">
             <w:r>
               <w:rPr>
                 <w:rStyle w:val="Hyperlink"/>
                 <w:noProof/>
               </w:rPr>
-              <w:t xml:space="preserve">2.2 </w:t>
-            </w:r>
-            <w:r>
-              <w:rPr>
-                <w:rStyle w:val="Hyperlink"/>
-                <w:noProof/>
-                <w:lang/>
-              </w:rPr>
-              <w:t>Databankstructuur</w:t>
+              <w:t>2.2 Databankstructuur</w:t>
             </w:r>
             <w:r>
               <w:rPr>
@@ -1160,7 +1084,7 @@
                 <w:noProof/>
                 <w:webHidden/>
               </w:rPr>
-              <w:instrText xml:space="preserve"> PAGEREF _Toc228197960 \h </w:instrText>
+              <w:instrText xml:space="preserve"> PAGEREF _Toc228280389 \h </w:instrText>
             </w:r>
             <w:r>
               <w:rPr>
@@ -1180,7 +1104,7 @@
                 <w:noProof/>
                 <w:webHidden/>
               </w:rPr>
-              <w:t>5</w:t>
+              <w:t>4</w:t>
             </w:r>
             <w:r>
               <w:rPr>
@@ -1205,7 +1129,7 @@
               <w14:ligatures w14:val="standardContextual"/>
             </w:rPr>
           </w:pPr>
-          <w:hyperlink w:anchor="_Toc228197961" w:history="1">
+          <w:hyperlink w:anchor="_Toc228280390" w:history="1">
             <w:r>
               <w:rPr>
                 <w:rStyle w:val="Hyperlink"/>
@@ -1232,7 +1156,7 @@
                 <w:noProof/>
                 <w:webHidden/>
               </w:rPr>
-              <w:instrText xml:space="preserve"> PAGEREF _Toc228197961 \h </w:instrText>
+              <w:instrText xml:space="preserve"> PAGEREF _Toc228280390 \h </w:instrText>
             </w:r>
             <w:r>
               <w:rPr>
@@ -1277,21 +1201,13 @@
               <w14:ligatures w14:val="standardContextual"/>
             </w:rPr>
           </w:pPr>
-          <w:hyperlink w:anchor="_Toc228197962" w:history="1">
+          <w:hyperlink w:anchor="_Toc228280391" w:history="1">
             <w:r>
               <w:rPr>
                 <w:rStyle w:val="Hyperlink"/>
                 <w:noProof/>
               </w:rPr>
-              <w:t xml:space="preserve">3.1 </w:t>
-            </w:r>
-            <w:r>
-              <w:rPr>
-                <w:rStyle w:val="Hyperlink"/>
-                <w:noProof/>
-                <w:lang/>
-              </w:rPr>
-              <w:t>Beschrijving van API endpoints</w:t>
+              <w:t>3.1 Beschrijving van API endpoints</w:t>
             </w:r>
             <w:r>
               <w:rPr>
@@ -1312,7 +1228,7 @@
                 <w:noProof/>
                 <w:webHidden/>
               </w:rPr>
-              <w:instrText xml:space="preserve"> PAGEREF _Toc228197962 \h </w:instrText>
+              <w:instrText xml:space="preserve"> PAGEREF _Toc228280391 \h </w:instrText>
             </w:r>
             <w:r>
               <w:rPr>
@@ -1357,21 +1273,13 @@
               <w14:ligatures w14:val="standardContextual"/>
             </w:rPr>
           </w:pPr>
-          <w:hyperlink w:anchor="_Toc228197963" w:history="1">
+          <w:hyperlink w:anchor="_Toc228280392" w:history="1">
             <w:r>
               <w:rPr>
                 <w:rStyle w:val="Hyperlink"/>
                 <w:noProof/>
               </w:rPr>
-              <w:t xml:space="preserve">3.2 </w:t>
-            </w:r>
-            <w:r>
-              <w:rPr>
-                <w:rStyle w:val="Hyperlink"/>
-                <w:noProof/>
-                <w:lang/>
-              </w:rPr>
-              <w:t>Informatie over gebruikte methoden en parameters</w:t>
+              <w:t>3.2 Informatie over gebruikte methoden en parameters</w:t>
             </w:r>
             <w:r>
               <w:rPr>
@@ -1392,7 +1300,7 @@
                 <w:noProof/>
                 <w:webHidden/>
               </w:rPr>
-              <w:instrText xml:space="preserve"> PAGEREF _Toc228197963 \h </w:instrText>
+              <w:instrText xml:space="preserve"> PAGEREF _Toc228280392 \h </w:instrText>
             </w:r>
             <w:r>
               <w:rPr>
@@ -1437,21 +1345,13 @@
               <w14:ligatures w14:val="standardContextual"/>
             </w:rPr>
           </w:pPr>
-          <w:hyperlink w:anchor="_Toc228197964" w:history="1">
+          <w:hyperlink w:anchor="_Toc228280393" w:history="1">
             <w:r>
               <w:rPr>
                 <w:rStyle w:val="Hyperlink"/>
                 <w:noProof/>
               </w:rPr>
-              <w:t xml:space="preserve">3.3 </w:t>
-            </w:r>
-            <w:r>
-              <w:rPr>
-                <w:rStyle w:val="Hyperlink"/>
-                <w:noProof/>
-                <w:lang/>
-              </w:rPr>
-              <w:t>Voorbeeldgebruik met Postman of vergelijkbare tool</w:t>
+              <w:t>3.3 Voorbeeldgebruik met Postman of vergelijkbare tool</w:t>
             </w:r>
             <w:r>
               <w:rPr>
@@ -1472,7 +1372,7 @@
                 <w:noProof/>
                 <w:webHidden/>
               </w:rPr>
-              <w:instrText xml:space="preserve"> PAGEREF _Toc228197964 \h </w:instrText>
+              <w:instrText xml:space="preserve"> PAGEREF _Toc228280393 \h </w:instrText>
             </w:r>
             <w:r>
               <w:rPr>
@@ -1517,22 +1417,14 @@
               <w14:ligatures w14:val="standardContextual"/>
             </w:rPr>
           </w:pPr>
-          <w:hyperlink w:anchor="_Toc228197965" w:history="1">
+          <w:hyperlink w:anchor="_Toc228280394" w:history="1">
             <w:r>
               <w:rPr>
                 <w:rStyle w:val="Hyperlink"/>
                 <w:noProof/>
                 <w:lang w:val="en-GB"/>
               </w:rPr>
-              <w:t xml:space="preserve">4. </w:t>
-            </w:r>
-            <w:r>
-              <w:rPr>
-                <w:rStyle w:val="Hyperlink"/>
-                <w:noProof/>
-                <w:lang/>
-              </w:rPr>
-              <w:t>Flow van een Payment Order</w:t>
+              <w:t>4. Flow van een Payment Order</w:t>
             </w:r>
             <w:r>
               <w:rPr>
@@ -1553,7 +1445,7 @@
                 <w:noProof/>
                 <w:webHidden/>
               </w:rPr>
-              <w:instrText xml:space="preserve"> PAGEREF _Toc228197965 \h </w:instrText>
+              <w:instrText xml:space="preserve"> PAGEREF _Toc228280394 \h </w:instrText>
             </w:r>
             <w:r>
               <w:rPr>
@@ -1573,7 +1465,7 @@
                 <w:noProof/>
                 <w:webHidden/>
               </w:rPr>
-              <w:t>5</w:t>
+              <w:t>7</w:t>
             </w:r>
             <w:r>
               <w:rPr>
@@ -1598,21 +1490,13 @@
               <w14:ligatures w14:val="standardContextual"/>
             </w:rPr>
           </w:pPr>
-          <w:hyperlink w:anchor="_Toc228197966" w:history="1">
+          <w:hyperlink w:anchor="_Toc228280395" w:history="1">
             <w:r>
               <w:rPr>
                 <w:rStyle w:val="Hyperlink"/>
                 <w:noProof/>
               </w:rPr>
-              <w:t xml:space="preserve">4.1 </w:t>
-            </w:r>
-            <w:r>
-              <w:rPr>
-                <w:rStyle w:val="Hyperlink"/>
-                <w:noProof/>
-                <w:lang/>
-              </w:rPr>
-              <w:t>Flowchart die de stappen van een payment order doorheen het systeem illustreert</w:t>
+              <w:t>4.1 Flowchart die de stappen van een payment order doorheen het systeem illustreert</w:t>
             </w:r>
             <w:r>
               <w:rPr>
@@ -1633,7 +1517,7 @@
                 <w:noProof/>
                 <w:webHidden/>
               </w:rPr>
-              <w:instrText xml:space="preserve"> PAGEREF _Toc228197966 \h </w:instrText>
+              <w:instrText xml:space="preserve"> PAGEREF _Toc228280395 \h </w:instrText>
             </w:r>
             <w:r>
               <w:rPr>
@@ -1653,7 +1537,7 @@
                 <w:noProof/>
                 <w:webHidden/>
               </w:rPr>
-              <w:t>5</w:t>
+              <w:t>7</w:t>
             </w:r>
             <w:r>
               <w:rPr>
@@ -1678,21 +1562,13 @@
               <w14:ligatures w14:val="standardContextual"/>
             </w:rPr>
           </w:pPr>
-          <w:hyperlink w:anchor="_Toc228197967" w:history="1">
+          <w:hyperlink w:anchor="_Toc228280396" w:history="1">
             <w:r>
               <w:rPr>
                 <w:rStyle w:val="Hyperlink"/>
                 <w:noProof/>
               </w:rPr>
-              <w:t xml:space="preserve">5. </w:t>
-            </w:r>
-            <w:r>
-              <w:rPr>
-                <w:rStyle w:val="Hyperlink"/>
-                <w:noProof/>
-                <w:lang/>
-              </w:rPr>
-              <w:t>Beschrijving van het proces</w:t>
+              <w:t>5. Beschrijving van het proces</w:t>
             </w:r>
             <w:r>
               <w:rPr>
@@ -1713,7 +1589,7 @@
                 <w:noProof/>
                 <w:webHidden/>
               </w:rPr>
-              <w:instrText xml:space="preserve"> PAGEREF _Toc228197967 \h </w:instrText>
+              <w:instrText xml:space="preserve"> PAGEREF _Toc228280396 \h </w:instrText>
             </w:r>
             <w:r>
               <w:rPr>
@@ -1733,7 +1609,7 @@
                 <w:noProof/>
                 <w:webHidden/>
               </w:rPr>
-              <w:t>5</w:t>
+              <w:t>7</w:t>
             </w:r>
             <w:r>
               <w:rPr>
@@ -1758,21 +1634,13 @@
               <w14:ligatures w14:val="standardContextual"/>
             </w:rPr>
           </w:pPr>
-          <w:hyperlink w:anchor="_Toc228197968" w:history="1">
+          <w:hyperlink w:anchor="_Toc228280397" w:history="1">
             <w:r>
               <w:rPr>
                 <w:rStyle w:val="Hyperlink"/>
                 <w:noProof/>
               </w:rPr>
-              <w:t xml:space="preserve">5.1 </w:t>
-            </w:r>
-            <w:r>
-              <w:rPr>
-                <w:rStyle w:val="Hyperlink"/>
-                <w:noProof/>
-                <w:lang/>
-              </w:rPr>
-              <w:t xml:space="preserve">Beschrijving plan van aanpak (uitgevoerde taken </w:t>
+              <w:t xml:space="preserve">5.1 Beschrijving plan van aanpak (uitgevoerde taken </w:t>
             </w:r>
             <w:r>
               <w:rPr>
@@ -1780,7 +1648,6 @@
                 <w:b/>
                 <w:bCs/>
                 <w:noProof/>
-                <w:lang/>
               </w:rPr>
               <w:t>per dag</w:t>
             </w:r>
@@ -1788,7 +1655,6 @@
               <w:rPr>
                 <w:rStyle w:val="Hyperlink"/>
                 <w:noProof/>
-                <w:lang/>
               </w:rPr>
               <w:t>, plan van aanpak, …)</w:t>
             </w:r>
@@ -1811,7 +1677,7 @@
                 <w:noProof/>
                 <w:webHidden/>
               </w:rPr>
-              <w:instrText xml:space="preserve"> PAGEREF _Toc228197968 \h </w:instrText>
+              <w:instrText xml:space="preserve"> PAGEREF _Toc228280397 \h </w:instrText>
             </w:r>
             <w:r>
               <w:rPr>
@@ -1831,7 +1697,7 @@
                 <w:noProof/>
                 <w:webHidden/>
               </w:rPr>
-              <w:t>5</w:t>
+              <w:t>7</w:t>
             </w:r>
             <w:r>
               <w:rPr>
@@ -1856,21 +1722,13 @@
               <w14:ligatures w14:val="standardContextual"/>
             </w:rPr>
           </w:pPr>
-          <w:hyperlink w:anchor="_Toc228197969" w:history="1">
+          <w:hyperlink w:anchor="_Toc228280398" w:history="1">
             <w:r>
               <w:rPr>
                 <w:rStyle w:val="Hyperlink"/>
                 <w:noProof/>
               </w:rPr>
-              <w:t xml:space="preserve">5.2 </w:t>
-            </w:r>
-            <w:r>
-              <w:rPr>
-                <w:rStyle w:val="Hyperlink"/>
-                <w:noProof/>
-                <w:lang/>
-              </w:rPr>
-              <w:t>Werkverdeling en planning</w:t>
+              <w:t>5.2 Werkverdeling en planning</w:t>
             </w:r>
             <w:r>
               <w:rPr>
@@ -1891,7 +1749,7 @@
                 <w:noProof/>
                 <w:webHidden/>
               </w:rPr>
-              <w:instrText xml:space="preserve"> PAGEREF _Toc228197969 \h </w:instrText>
+              <w:instrText xml:space="preserve"> PAGEREF _Toc228280398 \h </w:instrText>
             </w:r>
             <w:r>
               <w:rPr>
@@ -1911,7 +1769,7 @@
                 <w:noProof/>
                 <w:webHidden/>
               </w:rPr>
-              <w:t>5</w:t>
+              <w:t>8</w:t>
             </w:r>
             <w:r>
               <w:rPr>
@@ -1936,22 +1794,13 @@
               <w14:ligatures w14:val="standardContextual"/>
             </w:rPr>
           </w:pPr>
-          <w:hyperlink w:anchor="_Toc228197970" w:history="1">
+          <w:hyperlink w:anchor="_Toc228280399" w:history="1">
             <w:r>
               <w:rPr>
                 <w:rStyle w:val="Hyperlink"/>
                 <w:noProof/>
-                <w:lang w:val="fr-BE"/>
-              </w:rPr>
-              <w:t xml:space="preserve">5.3 </w:t>
-            </w:r>
-            <w:r>
-              <w:rPr>
-                <w:rStyle w:val="Hyperlink"/>
-                <w:noProof/>
-                <w:lang/>
-              </w:rPr>
-              <w:t>Problemen en oplossingen</w:t>
+              </w:rPr>
+              <w:t>5.3 Problemen en oplossingen</w:t>
             </w:r>
             <w:r>
               <w:rPr>
@@ -1972,7 +1821,7 @@
                 <w:noProof/>
                 <w:webHidden/>
               </w:rPr>
-              <w:instrText xml:space="preserve"> PAGEREF _Toc228197970 \h </w:instrText>
+              <w:instrText xml:space="preserve"> PAGEREF _Toc228280399 \h </w:instrText>
             </w:r>
             <w:r>
               <w:rPr>
@@ -1992,7 +1841,7 @@
                 <w:noProof/>
                 <w:webHidden/>
               </w:rPr>
-              <w:t>5</w:t>
+              <w:t>8</w:t>
             </w:r>
             <w:r>
               <w:rPr>
@@ -2017,21 +1866,13 @@
               <w14:ligatures w14:val="standardContextual"/>
             </w:rPr>
           </w:pPr>
-          <w:hyperlink w:anchor="_Toc228197971" w:history="1">
+          <w:hyperlink w:anchor="_Toc228280400" w:history="1">
             <w:r>
               <w:rPr>
                 <w:rStyle w:val="Hyperlink"/>
                 <w:noProof/>
               </w:rPr>
-              <w:t>6.</w:t>
-            </w:r>
-            <w:r>
-              <w:rPr>
-                <w:rStyle w:val="Hyperlink"/>
-                <w:noProof/>
-                <w:lang/>
-              </w:rPr>
-              <w:t>Handleiding voor het gebruik van de GUI</w:t>
+              <w:t>6. Handleiding voor het gebruik van de GUI</w:t>
             </w:r>
             <w:r>
               <w:rPr>
@@ -2052,7 +1893,7 @@
                 <w:noProof/>
                 <w:webHidden/>
               </w:rPr>
-              <w:instrText xml:space="preserve"> PAGEREF _Toc228197971 \h </w:instrText>
+              <w:instrText xml:space="preserve"> PAGEREF _Toc228280400 \h </w:instrText>
             </w:r>
             <w:r>
               <w:rPr>
@@ -2072,7 +1913,7 @@
                 <w:noProof/>
                 <w:webHidden/>
               </w:rPr>
-              <w:t>5</w:t>
+              <w:t>8</w:t>
             </w:r>
             <w:r>
               <w:rPr>
@@ -2097,21 +1938,13 @@
               <w14:ligatures w14:val="standardContextual"/>
             </w:rPr>
           </w:pPr>
-          <w:hyperlink w:anchor="_Toc228197972" w:history="1">
+          <w:hyperlink w:anchor="_Toc228280401" w:history="1">
             <w:r>
               <w:rPr>
                 <w:rStyle w:val="Hyperlink"/>
                 <w:noProof/>
               </w:rPr>
-              <w:t xml:space="preserve">6.1 </w:t>
-            </w:r>
-            <w:r>
-              <w:rPr>
-                <w:rStyle w:val="Hyperlink"/>
-                <w:noProof/>
-                <w:lang/>
-              </w:rPr>
-              <w:t>Functionaliteiten van de GUI</w:t>
+              <w:t>6.1 Functionaliteiten van de GUI</w:t>
             </w:r>
             <w:r>
               <w:rPr>
@@ -2132,7 +1965,7 @@
                 <w:noProof/>
                 <w:webHidden/>
               </w:rPr>
-              <w:instrText xml:space="preserve"> PAGEREF _Toc228197972 \h </w:instrText>
+              <w:instrText xml:space="preserve"> PAGEREF _Toc228280401 \h </w:instrText>
             </w:r>
             <w:r>
               <w:rPr>
@@ -2152,7 +1985,7 @@
                 <w:noProof/>
                 <w:webHidden/>
               </w:rPr>
-              <w:t>5</w:t>
+              <w:t>8</w:t>
             </w:r>
             <w:r>
               <w:rPr>
@@ -2177,21 +2010,13 @@
               <w14:ligatures w14:val="standardContextual"/>
             </w:rPr>
           </w:pPr>
-          <w:hyperlink w:anchor="_Toc228197973" w:history="1">
+          <w:hyperlink w:anchor="_Toc228280402" w:history="1">
             <w:r>
               <w:rPr>
                 <w:rStyle w:val="Hyperlink"/>
                 <w:noProof/>
               </w:rPr>
-              <w:t xml:space="preserve">6.2 </w:t>
-            </w:r>
-            <w:r>
-              <w:rPr>
-                <w:rStyle w:val="Hyperlink"/>
-                <w:noProof/>
-                <w:lang/>
-              </w:rPr>
-              <w:t>Gebruiksinstructies (inclusief screenshots)</w:t>
+              <w:t>6.2 Gebruiksinstructies (inclusief screenshots)</w:t>
             </w:r>
             <w:r>
               <w:rPr>
@@ -2212,7 +2037,7 @@
                 <w:noProof/>
                 <w:webHidden/>
               </w:rPr>
-              <w:instrText xml:space="preserve"> PAGEREF _Toc228197973 \h </w:instrText>
+              <w:instrText xml:space="preserve"> PAGEREF _Toc228280402 \h </w:instrText>
             </w:r>
             <w:r>
               <w:rPr>
@@ -2232,7 +2057,7 @@
                 <w:noProof/>
                 <w:webHidden/>
               </w:rPr>
-              <w:t>5</w:t>
+              <w:t>9</w:t>
             </w:r>
             <w:r>
               <w:rPr>
@@ -2257,7 +2082,7 @@
               <w14:ligatures w14:val="standardContextual"/>
             </w:rPr>
           </w:pPr>
-          <w:hyperlink w:anchor="_Toc228197974" w:history="1">
+          <w:hyperlink w:anchor="_Toc228280403" w:history="1">
             <w:r>
               <w:rPr>
                 <w:rStyle w:val="Hyperlink"/>
@@ -2284,7 +2109,7 @@
                 <w:noProof/>
                 <w:webHidden/>
               </w:rPr>
-              <w:instrText xml:space="preserve"> PAGEREF _Toc228197974 \h </w:instrText>
+              <w:instrText xml:space="preserve"> PAGEREF _Toc228280403 \h </w:instrText>
             </w:r>
             <w:r>
               <w:rPr>
@@ -2304,7 +2129,7 @@
                 <w:noProof/>
                 <w:webHidden/>
               </w:rPr>
-              <w:t>5</w:t>
+              <w:t>10</w:t>
             </w:r>
             <w:r>
               <w:rPr>
@@ -2329,13 +2154,13 @@
               <w14:ligatures w14:val="standardContextual"/>
             </w:rPr>
           </w:pPr>
-          <w:hyperlink w:anchor="_Toc228197975" w:history="1">
+          <w:hyperlink w:anchor="_Toc228280404" w:history="1">
             <w:r>
               <w:rPr>
                 <w:rStyle w:val="Hyperlink"/>
                 <w:noProof/>
               </w:rPr>
-              <w:t>8. Bijlagen</w:t>
+              <w:t>8. Extra bijlage</w:t>
             </w:r>
             <w:r>
               <w:rPr>
@@ -2356,7 +2181,7 @@
                 <w:noProof/>
                 <w:webHidden/>
               </w:rPr>
-              <w:instrText xml:space="preserve"> PAGEREF _Toc228197975 \h </w:instrText>
+              <w:instrText xml:space="preserve"> PAGEREF _Toc228280404 \h </w:instrText>
             </w:r>
             <w:r>
               <w:rPr>
@@ -2376,7 +2201,7 @@
                 <w:noProof/>
                 <w:webHidden/>
               </w:rPr>
-              <w:t>5</w:t>
+              <w:t>10</w:t>
             </w:r>
             <w:r>
               <w:rPr>
@@ -2431,7 +2256,7 @@
       <w:pPr>
         <w:pStyle w:val="Kop1"/>
       </w:pPr>
-      <w:bookmarkStart w:id="0" w:name="_Toc228197955"/>
+      <w:bookmarkStart w:id="0" w:name="_Toc228280384"/>
       <w:r>
         <w:lastRenderedPageBreak/>
         <w:t xml:space="preserve">1. </w:t>
@@ -2448,168 +2273,81 @@
       <w:pPr>
         <w:pStyle w:val="Kop2"/>
       </w:pPr>
-      <w:bookmarkStart w:id="1" w:name="_Toc228197956"/>
-      <w:r>
-        <w:rPr>
-          <w:lang w:val="fr-BE"/>
-        </w:rPr>
+      <w:bookmarkStart w:id="1" w:name="_Toc228280385"/>
+      <w:r>
         <w:t xml:space="preserve">1.1 </w:t>
       </w:r>
       <w:r>
-        <w:rPr>
-          <w:lang/>
-        </w:rPr>
         <w:t>Beschrijving van het project</w:t>
       </w:r>
       <w:bookmarkEnd w:id="1"/>
     </w:p>
     <w:p>
       <w:r>
-        <w:t>In dit project simuleren we een betalingssysteem waarbij verschillende banken met elkaar communiceren via een centrale clearing bank. Er zijn drie belangrijke partijen</w:t>
-      </w:r>
-      <w:r>
-        <w:t xml:space="preserve">, we hebben </w:t>
-      </w:r>
-      <w:r>
-        <w:t xml:space="preserve">de </w:t>
-      </w:r>
-      <w:proofErr w:type="spellStart"/>
-      <w:r>
-        <w:t>originator</w:t>
-      </w:r>
-      <w:proofErr w:type="spellEnd"/>
-      <w:r>
-        <w:t xml:space="preserve"> bank (OB), de clearing bank (CB) en de </w:t>
-      </w:r>
-      <w:proofErr w:type="spellStart"/>
-      <w:r>
-        <w:t>beneficiary</w:t>
-      </w:r>
-      <w:proofErr w:type="spellEnd"/>
-      <w:r>
-        <w:t xml:space="preserve"> bank (BB).</w:t>
-      </w:r>
-    </w:p>
-    <w:p>
-      <w:r>
-        <w:t xml:space="preserve">Wanneer een betaling wordt gestart bij de </w:t>
-      </w:r>
-      <w:proofErr w:type="spellStart"/>
-      <w:r>
-        <w:t>originator</w:t>
-      </w:r>
-      <w:proofErr w:type="spellEnd"/>
-      <w:r>
-        <w:t xml:space="preserve"> bank</w:t>
+        <w:t>In dit project simuleren we een betalingssysteem waarbij verschillende banken met elkaar communiceren via een centrale clearing bank. Er zijn drie belangrijke partijen, we hebben de originator bank (OB), de clearing bank (CB) en de beneficiary bank (BB).</w:t>
+      </w:r>
+    </w:p>
+    <w:p>
+      <w:r>
+        <w:t xml:space="preserve">Wanneer een betaling wordt gestart bij de originator bank wordt deze niet rechtstreeks naar de andere bank gestuurd, maar eerst doorgestuurd naar de clearing bank. Deze </w:t>
+      </w:r>
+      <w:r>
+        <w:t>dient</w:t>
+      </w:r>
+      <w:r>
+        <w:t xml:space="preserve"> als tussenpersoon en controleert</w:t>
+      </w:r>
+      <w:r>
+        <w:t xml:space="preserve">/ </w:t>
+      </w:r>
+      <w:r>
+        <w:t>valideertde betaling voordat deze eventueel verder wordt gestuurd naar de beneficiary bank.</w:t>
+      </w:r>
+    </w:p>
+    <w:p>
+      <w:r>
+        <w:t>Tijdens de workshop bouwen we zelf een applicatie die dit proces na</w:t>
+      </w:r>
+      <w:r>
+        <w:t>doet</w:t>
+      </w:r>
+      <w:r>
+        <w:t xml:space="preserve">. Dit </w:t>
+      </w:r>
+      <w:r>
+        <w:t>bevat</w:t>
+      </w:r>
+      <w:r>
+        <w:t xml:space="preserve"> het ontwerpen van een database, het ontwikkelen van een API voor communicatie tussen de banken en het bouwen van een eenvoudige gebruikersinterface. Daarnaast besteden we ook aandacht aan testing, foutafhandeling en logging, zodat het systeem betrouwbaar werkt.</w:t>
+      </w:r>
+    </w:p>
+    <w:p>
+      <w:pPr>
+        <w:pStyle w:val="Kop2"/>
+      </w:pPr>
+      <w:bookmarkStart w:id="2" w:name="_Toc228280386"/>
+      <w:r>
+        <w:t xml:space="preserve">1.2 </w:t>
+      </w:r>
+      <w:r>
+        <w:t>Doel van het project</w:t>
+      </w:r>
+      <w:bookmarkEnd w:id="2"/>
+    </w:p>
+    <w:p>
+      <w:r>
+        <w:t>Het doel van dit project is om inzicht te krijgen in hoe een betalingssysteem werkt en hoe verschillende systemen met elkaar communiceren via API’s. Daarnaast leren we hoe we een applicatie moeten opbouwen volgens een gestructureerde aanpak</w:t>
       </w:r>
       <w:r>
         <w:t xml:space="preserve"> </w:t>
       </w:r>
       <w:r>
-        <w:t xml:space="preserve">wordt deze niet rechtstreeks naar de andere bank gestuurd, maar eerst doorgestuurd naar de clearing bank. Deze </w:t>
-      </w:r>
-      <w:r>
-        <w:t>dient</w:t>
-      </w:r>
-      <w:r>
-        <w:t xml:space="preserve"> als tussenpersoon en controleert</w:t>
-      </w:r>
-      <w:r>
-        <w:t xml:space="preserve">/ </w:t>
-      </w:r>
-      <w:proofErr w:type="spellStart"/>
-      <w:r>
-        <w:t>valideertde</w:t>
-      </w:r>
-      <w:proofErr w:type="spellEnd"/>
-      <w:r>
-        <w:t xml:space="preserve"> betaling voordat deze eventueel verder wordt gestuurd naar de </w:t>
-      </w:r>
-      <w:proofErr w:type="spellStart"/>
-      <w:r>
-        <w:t>beneficiary</w:t>
-      </w:r>
-      <w:proofErr w:type="spellEnd"/>
-      <w:r>
-        <w:t xml:space="preserve"> bank.</w:t>
-      </w:r>
-    </w:p>
-    <w:p>
-      <w:r>
-        <w:t>Tijdens de workshop bouwen we zelf een applicatie die dit proces na</w:t>
-      </w:r>
-      <w:r>
-        <w:t>doet</w:t>
-      </w:r>
-      <w:r>
-        <w:t xml:space="preserve">. Dit </w:t>
-      </w:r>
-      <w:r>
-        <w:t>bevat</w:t>
-      </w:r>
-      <w:r>
-        <w:t xml:space="preserve"> het ontwerpen van een database, het ontwikkelen van een API voor communicatie tussen de banken en het bouwen van een eenvoudige gebruikersinterface. Daarnaast besteden we ook aandacht aan </w:t>
-      </w:r>
-      <w:proofErr w:type="spellStart"/>
-      <w:r>
-        <w:t>testing</w:t>
-      </w:r>
-      <w:proofErr w:type="spellEnd"/>
-      <w:r>
-        <w:t xml:space="preserve">, foutafhandeling en </w:t>
-      </w:r>
-      <w:proofErr w:type="spellStart"/>
-      <w:r>
-        <w:t>logging</w:t>
-      </w:r>
-      <w:proofErr w:type="spellEnd"/>
-      <w:r>
-        <w:t>, zodat het systeem betrouwbaar werkt.</w:t>
-      </w:r>
-    </w:p>
-    <w:p>
-      <w:pPr>
-        <w:pStyle w:val="Kop2"/>
-      </w:pPr>
-      <w:bookmarkStart w:id="2" w:name="_Toc228197957"/>
-      <w:r>
-        <w:t xml:space="preserve">1.2 </w:t>
-      </w:r>
-      <w:r>
-        <w:t>Doel van het project</w:t>
-      </w:r>
-      <w:bookmarkEnd w:id="2"/>
-    </w:p>
-    <w:p>
-      <w:r>
-        <w:t xml:space="preserve">Het doel van dit project is om inzicht te krijgen in hoe een betalingssysteem werkt en hoe verschillende systemen met elkaar communiceren via </w:t>
-      </w:r>
-      <w:proofErr w:type="spellStart"/>
-      <w:r>
-        <w:t>API’s</w:t>
-      </w:r>
-      <w:proofErr w:type="spellEnd"/>
-      <w:r>
-        <w:t>. Daarnaast leren we hoe we een applicatie moeten opbouwen volgens een gestructureerde aanpak</w:t>
-      </w:r>
-      <w:r>
-        <w:t xml:space="preserve"> </w:t>
-      </w:r>
-      <w:r>
         <w:t>waarbij backend, database en frontend samenwerken.</w:t>
       </w:r>
     </w:p>
     <w:p>
       <w:r>
-        <w:t xml:space="preserve">Een ander belangrijk doel is het ontwikkelen van samenwerkingsvaardigheden. Door te werken met tools zoals GitHub en </w:t>
-      </w:r>
-      <w:proofErr w:type="spellStart"/>
-      <w:r>
-        <w:t>Trello</w:t>
-      </w:r>
-      <w:proofErr w:type="spellEnd"/>
-      <w:r>
-        <w:t xml:space="preserve"> leren we hoe we taken verdelen, voortgang opvolgen en efficiënt samenwerken binnen een team, zoals dat ook </w:t>
+        <w:t xml:space="preserve">Een ander belangrijk doel is het ontwikkelen van samenwerkingsvaardigheden. Door te werken met tools zoals GitHub en Trello leren we hoe we taken verdelen, voortgang opvolgen en efficiënt samenwerken binnen een team, zoals dat ook </w:t>
       </w:r>
       <w:r>
         <w:t xml:space="preserve">het geval later zal zijn </w:t>
@@ -2629,13 +2367,12 @@
           <w:bCs/>
         </w:rPr>
       </w:pPr>
-      <w:bookmarkStart w:id="3" w:name="_Toc228197958"/>
+      <w:bookmarkStart w:id="3" w:name="_Toc228280387"/>
       <w:r>
         <w:rPr>
           <w:b/>
           <w:bCs/>
         </w:rPr>
-        <w:lastRenderedPageBreak/>
         <w:t xml:space="preserve">2. </w:t>
       </w:r>
       <w:r>
@@ -2648,356 +2385,2248 @@
       <w:bookmarkEnd w:id="3"/>
     </w:p>
     <w:p>
+      <w:r>
+        <w:t>Het project bestaat uit drie belangrijke onderdelen de GUI, de API en de databank. Deze onderdelen werken samen om betalingen correct te verwerken en weer te geven aan de gebruiker.</w:t>
+      </w:r>
+    </w:p>
+    <w:p>
       <w:pPr>
         <w:pStyle w:val="Kop2"/>
       </w:pPr>
-      <w:bookmarkStart w:id="4" w:name="_Toc228197959"/>
+      <w:bookmarkStart w:id="4" w:name="_Toc228280388"/>
       <w:r>
         <w:t xml:space="preserve">2.1 </w:t>
       </w:r>
       <w:r>
+        <w:t>Communicatie tussen GUI en API</w:t>
+      </w:r>
+      <w:bookmarkEnd w:id="4"/>
+    </w:p>
+    <w:p>
+      <w:r>
+        <w:t>De GUI (gebruikersinterface) communiceert met de API via HTTP-requests. Wanneer een gebruiker een actie uitvoert zoals het bekijken of aanmaken van een betaling, stuurt de GUI een request naar de API.</w:t>
+      </w:r>
+    </w:p>
+    <w:p>
+      <w:pPr>
+        <w:rPr>
+          <w:rStyle w:val="Kop2Char"/>
+        </w:rPr>
+      </w:pPr>
+      <w:r>
+        <w:t>De API verwerkt deze aanvraag, gaat de nodige logica uitvoeren en validaties en stuurt vervolgens een response terug naar de GUI. Op basis van deze response wordt de informatie weergegeven aan de gebruiker.</w:t>
+      </w:r>
+      <w:r>
+        <w:br/>
+      </w:r>
+    </w:p>
+    <w:p>
+      <w:pPr>
+        <w:spacing w:before="0" w:after="160" w:line="259" w:lineRule="auto"/>
+        <w:rPr>
+          <w:rStyle w:val="Kop2Char"/>
+        </w:rPr>
+      </w:pPr>
+      <w:r>
+        <w:rPr>
+          <w:rStyle w:val="Kop2Char"/>
+        </w:rPr>
+        <w:br w:type="page"/>
+      </w:r>
+    </w:p>
+    <w:p>
+      <w:r>
+        <w:lastRenderedPageBreak/>
+        <w:drawing>
+          <wp:anchor distT="0" distB="0" distL="114300" distR="114300" simplePos="0" relativeHeight="251659264" behindDoc="0" locked="0" layoutInCell="1" allowOverlap="1" wp14:anchorId="3A488779" wp14:editId="227B88FC">
+            <wp:simplePos x="0" y="0"/>
+            <wp:positionH relativeFrom="margin">
+              <wp:align>left</wp:align>
+            </wp:positionH>
+            <wp:positionV relativeFrom="paragraph">
+              <wp:posOffset>439420</wp:posOffset>
+            </wp:positionV>
+            <wp:extent cx="2538730" cy="734060"/>
+            <wp:effectExtent l="0" t="0" r="0" b="8890"/>
+            <wp:wrapThrough wrapText="bothSides">
+              <wp:wrapPolygon edited="0">
+                <wp:start x="0" y="0"/>
+                <wp:lineTo x="0" y="21301"/>
+                <wp:lineTo x="21395" y="21301"/>
+                <wp:lineTo x="21395" y="0"/>
+                <wp:lineTo x="0" y="0"/>
+              </wp:wrapPolygon>
+            </wp:wrapThrough>
+            <wp:docPr id="693438566" name="Afbeelding 1"/>
+            <wp:cNvGraphicFramePr>
+              <a:graphicFrameLocks xmlns:a="http://schemas.openxmlformats.org/drawingml/2006/main" noChangeAspect="1"/>
+            </wp:cNvGraphicFramePr>
+            <a:graphic xmlns:a="http://schemas.openxmlformats.org/drawingml/2006/main">
+              <a:graphicData uri="http://schemas.openxmlformats.org/drawingml/2006/picture">
+                <pic:pic xmlns:pic="http://schemas.openxmlformats.org/drawingml/2006/picture">
+                  <pic:nvPicPr>
+                    <pic:cNvPr id="693438566" name=""/>
+                    <pic:cNvPicPr/>
+                  </pic:nvPicPr>
+                  <pic:blipFill>
+                    <a:blip r:embed="rId11" cstate="print">
+                      <a:extLst>
+                        <a:ext uri="{28A0092B-C50C-407E-A947-70E740481C1C}">
+                          <a14:useLocalDpi xmlns:a14="http://schemas.microsoft.com/office/drawing/2010/main" val="0"/>
+                        </a:ext>
+                      </a:extLst>
+                    </a:blip>
+                    <a:stretch>
+                      <a:fillRect/>
+                    </a:stretch>
+                  </pic:blipFill>
+                  <pic:spPr>
+                    <a:xfrm>
+                      <a:off x="0" y="0"/>
+                      <a:ext cx="2538730" cy="734060"/>
+                    </a:xfrm>
+                    <a:prstGeom prst="rect">
+                      <a:avLst/>
+                    </a:prstGeom>
+                  </pic:spPr>
+                </pic:pic>
+              </a:graphicData>
+            </a:graphic>
+          </wp:anchor>
+        </w:drawing>
+      </w:r>
+      <w:bookmarkStart w:id="5" w:name="_Toc228280389"/>
+      <w:r>
+        <w:rPr>
+          <w:rStyle w:val="Kop2Char"/>
+        </w:rPr>
+        <w:t>2.2</w:t>
+      </w:r>
+      <w:r>
+        <w:rPr>
+          <w:rStyle w:val="Kop2Char"/>
+        </w:rPr>
+        <w:t xml:space="preserve"> </w:t>
+      </w:r>
+      <w:r>
+        <w:rPr>
+          <w:rStyle w:val="Kop2Char"/>
+        </w:rPr>
+        <w:t>Databankstructuur</w:t>
+      </w:r>
+      <w:bookmarkEnd w:id="5"/>
+      <w:r>
+        <w:rPr>
+          <w:rStyle w:val="Kop2Char"/>
+        </w:rPr>
+        <w:br/>
+      </w:r>
+      <w:r>
+        <w:t>Use case 1</w:t>
+      </w:r>
+      <w:r>
+        <w:t>:</w:t>
+      </w:r>
+    </w:p>
+    <w:p/>
+    <w:p>
+      <w:r>
+        <w:t xml:space="preserve"> De betaling wordt gestopt bij de originator bank omdat de validatie faalt.</w:t>
+      </w:r>
+    </w:p>
+    <w:p/>
+    <w:p>
+      <w:r>
+        <w:drawing>
+          <wp:anchor distT="0" distB="0" distL="114300" distR="114300" simplePos="0" relativeHeight="251660288" behindDoc="0" locked="0" layoutInCell="1" allowOverlap="1" wp14:anchorId="5E4BB71D" wp14:editId="23E96A73">
+            <wp:simplePos x="0" y="0"/>
+            <wp:positionH relativeFrom="margin">
+              <wp:align>left</wp:align>
+            </wp:positionH>
+            <wp:positionV relativeFrom="paragraph">
+              <wp:posOffset>211455</wp:posOffset>
+            </wp:positionV>
+            <wp:extent cx="2640965" cy="752475"/>
+            <wp:effectExtent l="0" t="0" r="6985" b="9525"/>
+            <wp:wrapThrough wrapText="bothSides">
+              <wp:wrapPolygon edited="0">
+                <wp:start x="0" y="0"/>
+                <wp:lineTo x="0" y="21327"/>
+                <wp:lineTo x="21501" y="21327"/>
+                <wp:lineTo x="21501" y="0"/>
+                <wp:lineTo x="0" y="0"/>
+              </wp:wrapPolygon>
+            </wp:wrapThrough>
+            <wp:docPr id="1840484810" name="Afbeelding 1"/>
+            <wp:cNvGraphicFramePr>
+              <a:graphicFrameLocks xmlns:a="http://schemas.openxmlformats.org/drawingml/2006/main" noChangeAspect="1"/>
+            </wp:cNvGraphicFramePr>
+            <a:graphic xmlns:a="http://schemas.openxmlformats.org/drawingml/2006/main">
+              <a:graphicData uri="http://schemas.openxmlformats.org/drawingml/2006/picture">
+                <pic:pic xmlns:pic="http://schemas.openxmlformats.org/drawingml/2006/picture">
+                  <pic:nvPicPr>
+                    <pic:cNvPr id="1840484810" name=""/>
+                    <pic:cNvPicPr/>
+                  </pic:nvPicPr>
+                  <pic:blipFill>
+                    <a:blip r:embed="rId12" cstate="print">
+                      <a:extLst>
+                        <a:ext uri="{28A0092B-C50C-407E-A947-70E740481C1C}">
+                          <a14:useLocalDpi xmlns:a14="http://schemas.microsoft.com/office/drawing/2010/main" val="0"/>
+                        </a:ext>
+                      </a:extLst>
+                    </a:blip>
+                    <a:stretch>
+                      <a:fillRect/>
+                    </a:stretch>
+                  </pic:blipFill>
+                  <pic:spPr>
+                    <a:xfrm>
+                      <a:off x="0" y="0"/>
+                      <a:ext cx="2640965" cy="752475"/>
+                    </a:xfrm>
+                    <a:prstGeom prst="rect">
+                      <a:avLst/>
+                    </a:prstGeom>
+                  </pic:spPr>
+                </pic:pic>
+              </a:graphicData>
+            </a:graphic>
+          </wp:anchor>
+        </w:drawing>
+      </w:r>
+      <w:r>
+        <w:t>Use case 2:</w:t>
+      </w:r>
+    </w:p>
+    <w:p>
+      <w:r>
+        <w:br/>
+      </w:r>
+      <w:r>
+        <w:t>De betaling gebeurt intern binnen dezelfde bank en wordt rechtstreeks verwerkt.</w:t>
+      </w:r>
+    </w:p>
+    <w:p>
+      <w:pPr>
+        <w:spacing w:before="0" w:after="160" w:line="259" w:lineRule="auto"/>
+      </w:pPr>
+    </w:p>
+    <w:p>
+      <w:pPr>
+        <w:spacing w:before="0" w:after="160" w:line="259" w:lineRule="auto"/>
+      </w:pPr>
+      <w:r>
+        <w:drawing>
+          <wp:anchor distT="0" distB="0" distL="114300" distR="114300" simplePos="0" relativeHeight="251661312" behindDoc="0" locked="0" layoutInCell="1" allowOverlap="1" wp14:anchorId="3C0DE7A7" wp14:editId="19D600AF">
+            <wp:simplePos x="0" y="0"/>
+            <wp:positionH relativeFrom="margin">
+              <wp:align>left</wp:align>
+            </wp:positionH>
+            <wp:positionV relativeFrom="paragraph">
+              <wp:posOffset>224077</wp:posOffset>
+            </wp:positionV>
+            <wp:extent cx="2650238" cy="737638"/>
+            <wp:effectExtent l="0" t="0" r="0" b="5715"/>
+            <wp:wrapThrough wrapText="bothSides">
+              <wp:wrapPolygon edited="0">
+                <wp:start x="0" y="0"/>
+                <wp:lineTo x="0" y="21209"/>
+                <wp:lineTo x="21429" y="21209"/>
+                <wp:lineTo x="21429" y="0"/>
+                <wp:lineTo x="0" y="0"/>
+              </wp:wrapPolygon>
+            </wp:wrapThrough>
+            <wp:docPr id="966876557" name="Afbeelding 1"/>
+            <wp:cNvGraphicFramePr>
+              <a:graphicFrameLocks xmlns:a="http://schemas.openxmlformats.org/drawingml/2006/main" noChangeAspect="1"/>
+            </wp:cNvGraphicFramePr>
+            <a:graphic xmlns:a="http://schemas.openxmlformats.org/drawingml/2006/main">
+              <a:graphicData uri="http://schemas.openxmlformats.org/drawingml/2006/picture">
+                <pic:pic xmlns:pic="http://schemas.openxmlformats.org/drawingml/2006/picture">
+                  <pic:nvPicPr>
+                    <pic:cNvPr id="966876557" name=""/>
+                    <pic:cNvPicPr/>
+                  </pic:nvPicPr>
+                  <pic:blipFill>
+                    <a:blip r:embed="rId13" cstate="print">
+                      <a:extLst>
+                        <a:ext uri="{28A0092B-C50C-407E-A947-70E740481C1C}">
+                          <a14:useLocalDpi xmlns:a14="http://schemas.microsoft.com/office/drawing/2010/main" val="0"/>
+                        </a:ext>
+                      </a:extLst>
+                    </a:blip>
+                    <a:stretch>
+                      <a:fillRect/>
+                    </a:stretch>
+                  </pic:blipFill>
+                  <pic:spPr>
+                    <a:xfrm>
+                      <a:off x="0" y="0"/>
+                      <a:ext cx="2650238" cy="737638"/>
+                    </a:xfrm>
+                    <a:prstGeom prst="rect">
+                      <a:avLst/>
+                    </a:prstGeom>
+                  </pic:spPr>
+                </pic:pic>
+              </a:graphicData>
+            </a:graphic>
+          </wp:anchor>
+        </w:drawing>
+      </w:r>
+      <w:r>
+        <w:t>Use case 3:</w:t>
+      </w:r>
+    </w:p>
+    <w:p>
+      <w:pPr>
+        <w:spacing w:before="0" w:after="160" w:line="259" w:lineRule="auto"/>
+      </w:pPr>
+      <w:r>
+        <w:br/>
+      </w:r>
+      <w:r>
+        <w:t>De betaling gaat naar de clearing bank, maar wordt daar afgekeurd en teruggestuurd.</w:t>
+      </w:r>
+    </w:p>
+    <w:p>
+      <w:pPr>
+        <w:spacing w:before="0" w:after="160" w:line="259" w:lineRule="auto"/>
+      </w:pPr>
+    </w:p>
+    <w:p>
+      <w:pPr>
+        <w:spacing w:before="0" w:after="160" w:line="259" w:lineRule="auto"/>
+      </w:pPr>
+      <w:r>
+        <w:drawing>
+          <wp:anchor distT="0" distB="0" distL="114300" distR="114300" simplePos="0" relativeHeight="251662336" behindDoc="0" locked="0" layoutInCell="1" allowOverlap="1" wp14:anchorId="2955015D" wp14:editId="1705B8D5">
+            <wp:simplePos x="0" y="0"/>
+            <wp:positionH relativeFrom="margin">
+              <wp:align>left</wp:align>
+            </wp:positionH>
+            <wp:positionV relativeFrom="paragraph">
+              <wp:posOffset>200660</wp:posOffset>
+            </wp:positionV>
+            <wp:extent cx="2682240" cy="784860"/>
+            <wp:effectExtent l="0" t="0" r="3810" b="0"/>
+            <wp:wrapThrough wrapText="bothSides">
+              <wp:wrapPolygon edited="0">
+                <wp:start x="0" y="0"/>
+                <wp:lineTo x="0" y="20971"/>
+                <wp:lineTo x="21477" y="20971"/>
+                <wp:lineTo x="21477" y="0"/>
+                <wp:lineTo x="0" y="0"/>
+              </wp:wrapPolygon>
+            </wp:wrapThrough>
+            <wp:docPr id="1147523129" name="Afbeelding 1"/>
+            <wp:cNvGraphicFramePr>
+              <a:graphicFrameLocks xmlns:a="http://schemas.openxmlformats.org/drawingml/2006/main" noChangeAspect="1"/>
+            </wp:cNvGraphicFramePr>
+            <a:graphic xmlns:a="http://schemas.openxmlformats.org/drawingml/2006/main">
+              <a:graphicData uri="http://schemas.openxmlformats.org/drawingml/2006/picture">
+                <pic:pic xmlns:pic="http://schemas.openxmlformats.org/drawingml/2006/picture">
+                  <pic:nvPicPr>
+                    <pic:cNvPr id="1147523129" name=""/>
+                    <pic:cNvPicPr/>
+                  </pic:nvPicPr>
+                  <pic:blipFill>
+                    <a:blip r:embed="rId14" cstate="print">
+                      <a:extLst>
+                        <a:ext uri="{28A0092B-C50C-407E-A947-70E740481C1C}">
+                          <a14:useLocalDpi xmlns:a14="http://schemas.microsoft.com/office/drawing/2010/main" val="0"/>
+                        </a:ext>
+                      </a:extLst>
+                    </a:blip>
+                    <a:stretch>
+                      <a:fillRect/>
+                    </a:stretch>
+                  </pic:blipFill>
+                  <pic:spPr>
+                    <a:xfrm>
+                      <a:off x="0" y="0"/>
+                      <a:ext cx="2682240" cy="784860"/>
+                    </a:xfrm>
+                    <a:prstGeom prst="rect">
+                      <a:avLst/>
+                    </a:prstGeom>
+                  </pic:spPr>
+                </pic:pic>
+              </a:graphicData>
+            </a:graphic>
+            <wp14:sizeRelH relativeFrom="margin">
+              <wp14:pctWidth>0</wp14:pctWidth>
+            </wp14:sizeRelH>
+            <wp14:sizeRelV relativeFrom="margin">
+              <wp14:pctHeight>0</wp14:pctHeight>
+            </wp14:sizeRelV>
+          </wp:anchor>
+        </w:drawing>
+      </w:r>
+      <w:r>
+        <w:t>Use case 4:</w:t>
+      </w:r>
+      <w:r>
+        <w:br/>
+      </w:r>
+      <w:r>
+        <w:br/>
+      </w:r>
+      <w:r>
+        <w:t>De betaling bereikt de beneficiary bank, maar faalt daar en wordt teruggestuurd.</w:t>
+      </w:r>
+    </w:p>
+    <w:p>
+      <w:pPr>
+        <w:spacing w:before="0" w:after="160" w:line="259" w:lineRule="auto"/>
+      </w:pPr>
+    </w:p>
+    <w:p>
+      <w:pPr>
+        <w:spacing w:before="0" w:after="160" w:line="259" w:lineRule="auto"/>
+      </w:pPr>
+      <w:r>
+        <w:drawing>
+          <wp:anchor distT="0" distB="0" distL="114300" distR="114300" simplePos="0" relativeHeight="251663360" behindDoc="0" locked="0" layoutInCell="1" allowOverlap="1" wp14:anchorId="4A8139E0" wp14:editId="5D8373FE">
+            <wp:simplePos x="0" y="0"/>
+            <wp:positionH relativeFrom="margin">
+              <wp:align>left</wp:align>
+            </wp:positionH>
+            <wp:positionV relativeFrom="paragraph">
+              <wp:posOffset>200025</wp:posOffset>
+            </wp:positionV>
+            <wp:extent cx="2661285" cy="749935"/>
+            <wp:effectExtent l="0" t="0" r="5715" b="0"/>
+            <wp:wrapThrough wrapText="bothSides">
+              <wp:wrapPolygon edited="0">
+                <wp:start x="0" y="0"/>
+                <wp:lineTo x="0" y="20850"/>
+                <wp:lineTo x="21492" y="20850"/>
+                <wp:lineTo x="21492" y="0"/>
+                <wp:lineTo x="0" y="0"/>
+              </wp:wrapPolygon>
+            </wp:wrapThrough>
+            <wp:docPr id="527273988" name="Afbeelding 1"/>
+            <wp:cNvGraphicFramePr>
+              <a:graphicFrameLocks xmlns:a="http://schemas.openxmlformats.org/drawingml/2006/main" noChangeAspect="1"/>
+            </wp:cNvGraphicFramePr>
+            <a:graphic xmlns:a="http://schemas.openxmlformats.org/drawingml/2006/main">
+              <a:graphicData uri="http://schemas.openxmlformats.org/drawingml/2006/picture">
+                <pic:pic xmlns:pic="http://schemas.openxmlformats.org/drawingml/2006/picture">
+                  <pic:nvPicPr>
+                    <pic:cNvPr id="527273988" name=""/>
+                    <pic:cNvPicPr/>
+                  </pic:nvPicPr>
+                  <pic:blipFill>
+                    <a:blip r:embed="rId15" cstate="print">
+                      <a:extLst>
+                        <a:ext uri="{28A0092B-C50C-407E-A947-70E740481C1C}">
+                          <a14:useLocalDpi xmlns:a14="http://schemas.microsoft.com/office/drawing/2010/main" val="0"/>
+                        </a:ext>
+                      </a:extLst>
+                    </a:blip>
+                    <a:stretch>
+                      <a:fillRect/>
+                    </a:stretch>
+                  </pic:blipFill>
+                  <pic:spPr>
+                    <a:xfrm>
+                      <a:off x="0" y="0"/>
+                      <a:ext cx="2661285" cy="749935"/>
+                    </a:xfrm>
+                    <a:prstGeom prst="rect">
+                      <a:avLst/>
+                    </a:prstGeom>
+                  </pic:spPr>
+                </pic:pic>
+              </a:graphicData>
+            </a:graphic>
+            <wp14:sizeRelH relativeFrom="margin">
+              <wp14:pctWidth>0</wp14:pctWidth>
+            </wp14:sizeRelH>
+            <wp14:sizeRelV relativeFrom="margin">
+              <wp14:pctHeight>0</wp14:pctHeight>
+            </wp14:sizeRelV>
+          </wp:anchor>
+        </w:drawing>
+      </w:r>
+      <w:r>
+        <w:t>Use case 5:</w:t>
+      </w:r>
+      <w:r>
+        <w:br/>
+      </w:r>
+      <w:r>
+        <w:br/>
+      </w:r>
+      <w:r>
+        <w:t>De betaling doorloopt alle stappen succesvol en wordt correct uitgevoerd.</w:t>
+      </w:r>
+    </w:p>
+    <w:p>
+      <w:pPr>
+        <w:spacing w:before="0" w:after="160" w:line="259" w:lineRule="auto"/>
+      </w:pPr>
+    </w:p>
+    <w:p>
+      <w:pPr>
+        <w:spacing w:before="0" w:after="160" w:line="259" w:lineRule="auto"/>
+      </w:pPr>
+      <w:r>
+        <w:drawing>
+          <wp:anchor distT="0" distB="0" distL="114300" distR="114300" simplePos="0" relativeHeight="251664384" behindDoc="0" locked="0" layoutInCell="1" allowOverlap="1" wp14:anchorId="0857D811" wp14:editId="3E97B83B">
+            <wp:simplePos x="0" y="0"/>
+            <wp:positionH relativeFrom="margin">
+              <wp:align>left</wp:align>
+            </wp:positionH>
+            <wp:positionV relativeFrom="paragraph">
+              <wp:posOffset>199390</wp:posOffset>
+            </wp:positionV>
+            <wp:extent cx="2680970" cy="849630"/>
+            <wp:effectExtent l="0" t="0" r="5080" b="7620"/>
+            <wp:wrapThrough wrapText="bothSides">
+              <wp:wrapPolygon edited="0">
+                <wp:start x="0" y="0"/>
+                <wp:lineTo x="0" y="21309"/>
+                <wp:lineTo x="21487" y="21309"/>
+                <wp:lineTo x="21487" y="0"/>
+                <wp:lineTo x="0" y="0"/>
+              </wp:wrapPolygon>
+            </wp:wrapThrough>
+            <wp:docPr id="1142614025" name="Afbeelding 1"/>
+            <wp:cNvGraphicFramePr>
+              <a:graphicFrameLocks xmlns:a="http://schemas.openxmlformats.org/drawingml/2006/main" noChangeAspect="1"/>
+            </wp:cNvGraphicFramePr>
+            <a:graphic xmlns:a="http://schemas.openxmlformats.org/drawingml/2006/main">
+              <a:graphicData uri="http://schemas.openxmlformats.org/drawingml/2006/picture">
+                <pic:pic xmlns:pic="http://schemas.openxmlformats.org/drawingml/2006/picture">
+                  <pic:nvPicPr>
+                    <pic:cNvPr id="1142614025" name=""/>
+                    <pic:cNvPicPr/>
+                  </pic:nvPicPr>
+                  <pic:blipFill>
+                    <a:blip r:embed="rId16" cstate="print">
+                      <a:extLst>
+                        <a:ext uri="{28A0092B-C50C-407E-A947-70E740481C1C}">
+                          <a14:useLocalDpi xmlns:a14="http://schemas.microsoft.com/office/drawing/2010/main" val="0"/>
+                        </a:ext>
+                      </a:extLst>
+                    </a:blip>
+                    <a:stretch>
+                      <a:fillRect/>
+                    </a:stretch>
+                  </pic:blipFill>
+                  <pic:spPr>
+                    <a:xfrm>
+                      <a:off x="0" y="0"/>
+                      <a:ext cx="2697601" cy="855055"/>
+                    </a:xfrm>
+                    <a:prstGeom prst="rect">
+                      <a:avLst/>
+                    </a:prstGeom>
+                  </pic:spPr>
+                </pic:pic>
+              </a:graphicData>
+            </a:graphic>
+            <wp14:sizeRelH relativeFrom="margin">
+              <wp14:pctWidth>0</wp14:pctWidth>
+            </wp14:sizeRelH>
+            <wp14:sizeRelV relativeFrom="margin">
+              <wp14:pctHeight>0</wp14:pctHeight>
+            </wp14:sizeRelV>
+          </wp:anchor>
+        </w:drawing>
+      </w:r>
+      <w:r>
+        <w:t>Exception 1:</w:t>
+      </w:r>
+      <w:r>
+        <w:br/>
+      </w:r>
+      <w:r>
+        <w:br/>
+      </w:r>
+      <w:r>
+        <w:t>Als er geen antwoord komt van de clearing bank, wordt de aanvraag later opnieuw geprobeerd en gelogd.</w:t>
+      </w:r>
+    </w:p>
+    <w:p>
+      <w:pPr>
+        <w:spacing w:before="0" w:after="160" w:line="259" w:lineRule="auto"/>
+      </w:pPr>
+      <w:r>
+        <w:drawing>
+          <wp:anchor distT="0" distB="0" distL="114300" distR="114300" simplePos="0" relativeHeight="251665408" behindDoc="0" locked="0" layoutInCell="1" allowOverlap="1" wp14:anchorId="2ACAA2F8" wp14:editId="77C79478">
+            <wp:simplePos x="0" y="0"/>
+            <wp:positionH relativeFrom="margin">
+              <wp:align>left</wp:align>
+            </wp:positionH>
+            <wp:positionV relativeFrom="paragraph">
+              <wp:posOffset>198755</wp:posOffset>
+            </wp:positionV>
+            <wp:extent cx="2673985" cy="777875"/>
+            <wp:effectExtent l="0" t="0" r="0" b="3175"/>
+            <wp:wrapThrough wrapText="bothSides">
+              <wp:wrapPolygon edited="0">
+                <wp:start x="0" y="0"/>
+                <wp:lineTo x="0" y="21159"/>
+                <wp:lineTo x="21390" y="21159"/>
+                <wp:lineTo x="21390" y="0"/>
+                <wp:lineTo x="0" y="0"/>
+              </wp:wrapPolygon>
+            </wp:wrapThrough>
+            <wp:docPr id="1494990449" name="Afbeelding 1"/>
+            <wp:cNvGraphicFramePr>
+              <a:graphicFrameLocks xmlns:a="http://schemas.openxmlformats.org/drawingml/2006/main" noChangeAspect="1"/>
+            </wp:cNvGraphicFramePr>
+            <a:graphic xmlns:a="http://schemas.openxmlformats.org/drawingml/2006/main">
+              <a:graphicData uri="http://schemas.openxmlformats.org/drawingml/2006/picture">
+                <pic:pic xmlns:pic="http://schemas.openxmlformats.org/drawingml/2006/picture">
+                  <pic:nvPicPr>
+                    <pic:cNvPr id="1494990449" name=""/>
+                    <pic:cNvPicPr/>
+                  </pic:nvPicPr>
+                  <pic:blipFill>
+                    <a:blip r:embed="rId17" cstate="print">
+                      <a:extLst>
+                        <a:ext uri="{28A0092B-C50C-407E-A947-70E740481C1C}">
+                          <a14:useLocalDpi xmlns:a14="http://schemas.microsoft.com/office/drawing/2010/main" val="0"/>
+                        </a:ext>
+                      </a:extLst>
+                    </a:blip>
+                    <a:stretch>
+                      <a:fillRect/>
+                    </a:stretch>
+                  </pic:blipFill>
+                  <pic:spPr>
+                    <a:xfrm>
+                      <a:off x="0" y="0"/>
+                      <a:ext cx="2673985" cy="777875"/>
+                    </a:xfrm>
+                    <a:prstGeom prst="rect">
+                      <a:avLst/>
+                    </a:prstGeom>
+                  </pic:spPr>
+                </pic:pic>
+              </a:graphicData>
+            </a:graphic>
+            <wp14:sizeRelH relativeFrom="margin">
+              <wp14:pctWidth>0</wp14:pctWidth>
+            </wp14:sizeRelH>
+            <wp14:sizeRelV relativeFrom="margin">
+              <wp14:pctHeight>0</wp14:pctHeight>
+            </wp14:sizeRelV>
+          </wp:anchor>
+        </w:drawing>
+      </w:r>
+      <w:r>
+        <w:t>Exception 2:</w:t>
+      </w:r>
+      <w:r>
+        <w:br/>
+      </w:r>
+      <w:r>
+        <w:br/>
+      </w:r>
+      <w:r>
+        <w:t>Berichten die niet worden opgehaald, blijven opgeslagen in de clearing bank tot ze verwerkt worden.</w:t>
+      </w:r>
+      <w:r>
+        <w:br w:type="page"/>
+      </w:r>
+    </w:p>
+    <w:p>
+      <w:pPr>
+        <w:pStyle w:val="Kop1"/>
+      </w:pPr>
+      <w:bookmarkStart w:id="6" w:name="_Toc228280390"/>
+      <w:r>
+        <w:lastRenderedPageBreak/>
+        <w:t xml:space="preserve">3. </w:t>
+      </w:r>
+      <w:r>
+        <w:t>Documentatie van de API</w:t>
+      </w:r>
+      <w:bookmarkEnd w:id="6"/>
+    </w:p>
+    <w:p>
+      <w:pPr>
+        <w:pStyle w:val="Kop2"/>
+      </w:pPr>
+      <w:bookmarkStart w:id="7" w:name="_Toc228280391"/>
+      <w:r>
+        <w:t xml:space="preserve">3.1 </w:t>
+      </w:r>
+      <w:r>
+        <w:t>Beschrijving van API endpoints</w:t>
+      </w:r>
+      <w:bookmarkEnd w:id="7"/>
+    </w:p>
+    <w:p>
+      <w:r>
+        <w:t>De API van RPH Bank bevat verschillende endpoints die gebruikt worden voor de communicatie tussen de banken en het systeem. Deze endpoints maken het mogelijk om betalingen te versturen, te ontvangen en te verwerken.</w:t>
+      </w:r>
+      <w:r>
+        <w:br/>
+      </w:r>
+      <w:r>
+        <w:t>De endpoints zijn onderverdeeld in verschillende categorieën zoals authenticatie, accounts, betalingen en acknowledgements.</w:t>
+      </w:r>
+      <w:r>
+        <w:t xml:space="preserve"> </w:t>
+      </w:r>
+      <w:r>
+        <w:t>Voor de originator bank (OB) zijn er endpoints beschikbaar om nieuwe betalingen aan te maken en uitgaande betalingen op te vragen. Voor de beneficiary bank (BB) zijn er endpoints voorzien om inkomende betalingen te ontvangen en te verwerken. Daarnaast zijn er ook endpoints voor acknowledgements (ACK’s), waarmee bevestigingen van betalingen worden doorgestuurd tussen de banken.</w:t>
+      </w:r>
+      <w:r>
+        <w:br/>
+      </w:r>
+      <w:r>
+        <w:t>Tot slot zijn er endpoints voor accounts, waarmee de gebruiker informatie kan opvragen over rekeningen en hun saldo.</w:t>
+      </w:r>
+    </w:p>
+    <w:p>
+      <w:r>
+        <w:t>Dankzij deze endpoints kunnen de verschillende onderdelen samenwerken en worden betalingen op de juiste manier verwerkt.</w:t>
+      </w:r>
+    </w:p>
+    <w:p>
+      <w:pPr>
+        <w:pStyle w:val="Kop2"/>
+      </w:pPr>
+      <w:bookmarkStart w:id="8" w:name="_Toc228280392"/>
+      <w:r>
+        <w:t xml:space="preserve">3.2 </w:t>
+      </w:r>
+      <w:r>
+        <w:t>Informatie over gebruikte methoden en parameters</w:t>
+      </w:r>
+      <w:bookmarkEnd w:id="8"/>
+    </w:p>
+    <w:p>
+      <w:pPr>
         <w:rPr>
           <w:lang/>
         </w:rPr>
-        <w:t>Communicatie tussen GUI en API</w:t>
-      </w:r>
-      <w:bookmarkEnd w:id="4"/>
-    </w:p>
-    <w:p>
-      <w:pPr>
-        <w:pStyle w:val="Kop2"/>
-      </w:pPr>
-      <w:bookmarkStart w:id="5" w:name="_Toc228197960"/>
-      <w:r>
-        <w:t>2.2</w:t>
-      </w:r>
-      <w:r>
-        <w:t xml:space="preserve"> </w:t>
-      </w:r>
+      </w:pPr>
       <w:r>
         <w:rPr>
           <w:lang/>
         </w:rPr>
-        <w:t>Databankstructuur</w:t>
-      </w:r>
-      <w:bookmarkEnd w:id="5"/>
-    </w:p>
+        <w:drawing>
+          <wp:inline distT="0" distB="0" distL="0" distR="0" wp14:anchorId="3D6F5257" wp14:editId="087DC43E">
+            <wp:extent cx="2403274" cy="1736228"/>
+            <wp:effectExtent l="0" t="0" r="0" b="0"/>
+            <wp:docPr id="390158744" name="Afbeelding 3"/>
+            <wp:cNvGraphicFramePr>
+              <a:graphicFrameLocks xmlns:a="http://schemas.openxmlformats.org/drawingml/2006/main" noChangeAspect="1"/>
+            </wp:cNvGraphicFramePr>
+            <a:graphic xmlns:a="http://schemas.openxmlformats.org/drawingml/2006/main">
+              <a:graphicData uri="http://schemas.openxmlformats.org/drawingml/2006/picture">
+                <pic:pic xmlns:pic="http://schemas.openxmlformats.org/drawingml/2006/picture">
+                  <pic:nvPicPr>
+                    <pic:cNvPr id="0" name="Picture 6"/>
+                    <pic:cNvPicPr>
+                      <a:picLocks noChangeAspect="1" noChangeArrowheads="1"/>
+                    </pic:cNvPicPr>
+                  </pic:nvPicPr>
+                  <pic:blipFill>
+                    <a:blip r:embed="rId18" cstate="print">
+                      <a:extLst>
+                        <a:ext uri="{28A0092B-C50C-407E-A947-70E740481C1C}">
+                          <a14:useLocalDpi xmlns:a14="http://schemas.microsoft.com/office/drawing/2010/main" val="0"/>
+                        </a:ext>
+                      </a:extLst>
+                    </a:blip>
+                    <a:srcRect/>
+                    <a:stretch>
+                      <a:fillRect/>
+                    </a:stretch>
+                  </pic:blipFill>
+                  <pic:spPr bwMode="auto">
+                    <a:xfrm>
+                      <a:off x="0" y="0"/>
+                      <a:ext cx="2409757" cy="1740912"/>
+                    </a:xfrm>
+                    <a:prstGeom prst="rect">
+                      <a:avLst/>
+                    </a:prstGeom>
+                    <a:noFill/>
+                    <a:ln>
+                      <a:noFill/>
+                    </a:ln>
+                  </pic:spPr>
+                </pic:pic>
+              </a:graphicData>
+            </a:graphic>
+          </wp:inline>
+        </w:drawing>
+      </w:r>
+    </w:p>
+    <w:p/>
+    <w:p>
+      <w:pPr>
+        <w:pStyle w:val="Kop2"/>
+      </w:pPr>
+      <w:bookmarkStart w:id="9" w:name="_Toc228280393"/>
+      <w:r>
+        <w:t xml:space="preserve">3.3 </w:t>
+      </w:r>
+      <w:r>
+        <w:t>Voorbeeldgebruik met Postman of vergelijkbare tool</w:t>
+      </w:r>
+      <w:bookmarkEnd w:id="9"/>
+    </w:p>
+    <w:p>
+      <w:r>
+        <w:t>Voor het testen van onze API hebben we gebruik gemaakt van Postman. Hiermee konden we eenvoudig requests versturen naar de verschillende endpoints en de responses analyseren.</w:t>
+      </w:r>
+      <w:r>
+        <w:t xml:space="preserve"> </w:t>
+      </w:r>
+      <w:r>
+        <w:t>Zo hebben we bijvoorbeeld een POST-request naar /po_in gestuurd om een nieuwe payment order te registreren. In de body hebben we alle nodige gegevens meegegeven, zoals het bedrag, de betrokken banken en de accounts. Als response kregen we een bevestiging dat de payment order succesvol verwerkt werd.</w:t>
+      </w:r>
+      <w:r>
+        <w:t xml:space="preserve"> </w:t>
+      </w:r>
+      <w:r>
+        <w:t>Daarnaast hebben we GET-requests naar /ack_out gebruikt om acknowledgements op te halen. In de response konden we zien of de betaling succesvol was of dat er een fout was opgetreden. Zo zagen we bijvoorbeeld dat bij een fout in de clearing bank een specifieke errorcode werd teruggegeven en bepaalde velden, zoals bb_code, leeg bleven.</w:t>
+      </w:r>
+      <w:r>
+        <w:t xml:space="preserve"> </w:t>
+      </w:r>
+      <w:r>
+        <w:t>We hebben ook verschillende scenario’s getest, zoals een correcte betaling en een betaling met een fout (b</w:t>
+      </w:r>
+      <w:r>
+        <w:t>v.</w:t>
+      </w:r>
+      <w:r>
+        <w:t xml:space="preserve"> een onbestaande bank). Op die manier konden we controleren of de validaties en foutafhandeling correct werkten.</w:t>
+      </w:r>
+      <w:r>
+        <w:br/>
+      </w:r>
+      <w:r>
+        <w:t>Dankzij al die testen in Postman kregen we een duidelijk beeld van hoe de API reageert in verschillende situaties en konden we bevestigen dat de communicatie tussen de verschillende onderdelen van het systeem correct verloopt.</w:t>
+      </w:r>
+    </w:p>
+    <w:tbl>
+      <w:tblPr>
+        <w:tblStyle w:val="Tabelraster"/>
+        <w:tblW w:w="0" w:type="auto"/>
+        <w:tblBorders>
+          <w:top w:val="none" w:sz="0" w:space="0" w:color="auto"/>
+          <w:left w:val="none" w:sz="0" w:space="0" w:color="auto"/>
+          <w:bottom w:val="none" w:sz="0" w:space="0" w:color="auto"/>
+          <w:right w:val="none" w:sz="0" w:space="0" w:color="auto"/>
+          <w:insideH w:val="none" w:sz="0" w:space="0" w:color="auto"/>
+          <w:insideV w:val="none" w:sz="0" w:space="0" w:color="auto"/>
+        </w:tblBorders>
+        <w:tblLook w:val="04A0" w:firstRow="1" w:lastRow="0" w:firstColumn="1" w:lastColumn="0" w:noHBand="0" w:noVBand="1"/>
+      </w:tblPr>
+      <w:tblGrid>
+        <w:gridCol w:w="4733"/>
+        <w:gridCol w:w="4339"/>
+      </w:tblGrid>
+      <w:tr>
+        <w:tc>
+          <w:tcPr>
+            <w:tcW w:w="4558" w:type="dxa"/>
+          </w:tcPr>
+          <w:p>
+            <w:pPr>
+              <w:rPr>
+                <w:lang w:val="fr-BE"/>
+              </w:rPr>
+            </w:pPr>
+            <w:r>
+              <w:rPr>
+                <w:noProof/>
+              </w:rPr>
+              <w:lastRenderedPageBreak/>
+              <w:drawing>
+                <wp:inline distT="0" distB="0" distL="0" distR="0" wp14:anchorId="2A4406B6" wp14:editId="303494A1">
+                  <wp:extent cx="3298040" cy="2075818"/>
+                  <wp:effectExtent l="0" t="0" r="0" b="635"/>
+                  <wp:docPr id="448296170" name="Afbeelding 3"/>
+                  <wp:cNvGraphicFramePr>
+                    <a:graphicFrameLocks xmlns:a="http://schemas.openxmlformats.org/drawingml/2006/main" noChangeAspect="1"/>
+                  </wp:cNvGraphicFramePr>
+                  <a:graphic xmlns:a="http://schemas.openxmlformats.org/drawingml/2006/main">
+                    <a:graphicData uri="http://schemas.openxmlformats.org/drawingml/2006/picture">
+                      <pic:pic xmlns:pic="http://schemas.openxmlformats.org/drawingml/2006/picture">
+                        <pic:nvPicPr>
+                          <pic:cNvPr id="0" name="Picture 6"/>
+                          <pic:cNvPicPr>
+                            <a:picLocks noChangeAspect="1" noChangeArrowheads="1"/>
+                          </pic:cNvPicPr>
+                        </pic:nvPicPr>
+                        <pic:blipFill>
+                          <a:blip r:embed="rId19" cstate="print">
+                            <a:extLst>
+                              <a:ext uri="{28A0092B-C50C-407E-A947-70E740481C1C}">
+                                <a14:useLocalDpi xmlns:a14="http://schemas.microsoft.com/office/drawing/2010/main" val="0"/>
+                              </a:ext>
+                            </a:extLst>
+                          </a:blip>
+                          <a:srcRect/>
+                          <a:stretch>
+                            <a:fillRect/>
+                          </a:stretch>
+                        </pic:blipFill>
+                        <pic:spPr bwMode="auto">
+                          <a:xfrm>
+                            <a:off x="0" y="0"/>
+                            <a:ext cx="3345370" cy="2105608"/>
+                          </a:xfrm>
+                          <a:prstGeom prst="rect">
+                            <a:avLst/>
+                          </a:prstGeom>
+                          <a:noFill/>
+                          <a:ln>
+                            <a:noFill/>
+                          </a:ln>
+                        </pic:spPr>
+                      </pic:pic>
+                    </a:graphicData>
+                  </a:graphic>
+                </wp:inline>
+              </w:drawing>
+            </w:r>
+          </w:p>
+        </w:tc>
+        <w:tc>
+          <w:tcPr>
+            <w:tcW w:w="4504" w:type="dxa"/>
+          </w:tcPr>
+          <w:p>
+            <w:pPr>
+              <w:rPr>
+                <w:lang w:val="fr-BE"/>
+              </w:rPr>
+            </w:pPr>
+            <w:r>
+              <w:rPr>
+                <w:noProof/>
+              </w:rPr>
+              <w:drawing>
+                <wp:inline distT="0" distB="0" distL="0" distR="0" wp14:anchorId="4BE587D4" wp14:editId="6657CF52">
+                  <wp:extent cx="2682529" cy="2098830"/>
+                  <wp:effectExtent l="0" t="0" r="3810" b="0"/>
+                  <wp:docPr id="609959551" name="Afbeelding 5"/>
+                  <wp:cNvGraphicFramePr>
+                    <a:graphicFrameLocks xmlns:a="http://schemas.openxmlformats.org/drawingml/2006/main" noChangeAspect="1"/>
+                  </wp:cNvGraphicFramePr>
+                  <a:graphic xmlns:a="http://schemas.openxmlformats.org/drawingml/2006/main">
+                    <a:graphicData uri="http://schemas.openxmlformats.org/drawingml/2006/picture">
+                      <pic:pic xmlns:pic="http://schemas.openxmlformats.org/drawingml/2006/picture">
+                        <pic:nvPicPr>
+                          <pic:cNvPr id="0" name="Picture 13"/>
+                          <pic:cNvPicPr>
+                            <a:picLocks noChangeAspect="1" noChangeArrowheads="1"/>
+                          </pic:cNvPicPr>
+                        </pic:nvPicPr>
+                        <pic:blipFill>
+                          <a:blip r:embed="rId20" cstate="print">
+                            <a:extLst>
+                              <a:ext uri="{28A0092B-C50C-407E-A947-70E740481C1C}">
+                                <a14:useLocalDpi xmlns:a14="http://schemas.microsoft.com/office/drawing/2010/main" val="0"/>
+                              </a:ext>
+                            </a:extLst>
+                          </a:blip>
+                          <a:srcRect/>
+                          <a:stretch>
+                            <a:fillRect/>
+                          </a:stretch>
+                        </pic:blipFill>
+                        <pic:spPr bwMode="auto">
+                          <a:xfrm>
+                            <a:off x="0" y="0"/>
+                            <a:ext cx="2752753" cy="2153773"/>
+                          </a:xfrm>
+                          <a:prstGeom prst="rect">
+                            <a:avLst/>
+                          </a:prstGeom>
+                          <a:noFill/>
+                          <a:ln>
+                            <a:noFill/>
+                          </a:ln>
+                        </pic:spPr>
+                      </pic:pic>
+                    </a:graphicData>
+                  </a:graphic>
+                </wp:inline>
+              </w:drawing>
+            </w:r>
+          </w:p>
+        </w:tc>
+      </w:tr>
+      <w:tr>
+        <w:tc>
+          <w:tcPr>
+            <w:tcW w:w="4558" w:type="dxa"/>
+          </w:tcPr>
+          <w:p>
+            <w:pPr>
+              <w:rPr>
+                <w:lang w:val="fr-BE"/>
+              </w:rPr>
+            </w:pPr>
+            <w:r>
+              <w:rPr>
+                <w:noProof/>
+              </w:rPr>
+              <w:drawing>
+                <wp:inline distT="0" distB="0" distL="0" distR="0" wp14:anchorId="5CDEBD91" wp14:editId="7C2D09B1">
+                  <wp:extent cx="2724900" cy="2227496"/>
+                  <wp:effectExtent l="0" t="0" r="0" b="1905"/>
+                  <wp:docPr id="1703092725" name="Afbeelding 7"/>
+                  <wp:cNvGraphicFramePr>
+                    <a:graphicFrameLocks xmlns:a="http://schemas.openxmlformats.org/drawingml/2006/main" noChangeAspect="1"/>
+                  </wp:cNvGraphicFramePr>
+                  <a:graphic xmlns:a="http://schemas.openxmlformats.org/drawingml/2006/main">
+                    <a:graphicData uri="http://schemas.openxmlformats.org/drawingml/2006/picture">
+                      <pic:pic xmlns:pic="http://schemas.openxmlformats.org/drawingml/2006/picture">
+                        <pic:nvPicPr>
+                          <pic:cNvPr id="0" name="Picture 20"/>
+                          <pic:cNvPicPr>
+                            <a:picLocks noChangeAspect="1" noChangeArrowheads="1"/>
+                          </pic:cNvPicPr>
+                        </pic:nvPicPr>
+                        <pic:blipFill>
+                          <a:blip r:embed="rId21" cstate="print">
+                            <a:extLst>
+                              <a:ext uri="{28A0092B-C50C-407E-A947-70E740481C1C}">
+                                <a14:useLocalDpi xmlns:a14="http://schemas.microsoft.com/office/drawing/2010/main" val="0"/>
+                              </a:ext>
+                            </a:extLst>
+                          </a:blip>
+                          <a:srcRect/>
+                          <a:stretch>
+                            <a:fillRect/>
+                          </a:stretch>
+                        </pic:blipFill>
+                        <pic:spPr bwMode="auto">
+                          <a:xfrm>
+                            <a:off x="0" y="0"/>
+                            <a:ext cx="2778719" cy="2271491"/>
+                          </a:xfrm>
+                          <a:prstGeom prst="rect">
+                            <a:avLst/>
+                          </a:prstGeom>
+                          <a:noFill/>
+                          <a:ln>
+                            <a:noFill/>
+                          </a:ln>
+                        </pic:spPr>
+                      </pic:pic>
+                    </a:graphicData>
+                  </a:graphic>
+                </wp:inline>
+              </w:drawing>
+            </w:r>
+          </w:p>
+        </w:tc>
+        <w:tc>
+          <w:tcPr>
+            <w:tcW w:w="4504" w:type="dxa"/>
+          </w:tcPr>
+          <w:p>
+            <w:pPr>
+              <w:rPr>
+                <w:lang w:val="fr-BE"/>
+              </w:rPr>
+            </w:pPr>
+            <w:r>
+              <w:rPr>
+                <w:noProof/>
+              </w:rPr>
+              <w:drawing>
+                <wp:inline distT="0" distB="0" distL="0" distR="0" wp14:anchorId="7C2CF36B" wp14:editId="0F624DD2">
+                  <wp:extent cx="2738867" cy="2369036"/>
+                  <wp:effectExtent l="0" t="0" r="4445" b="0"/>
+                  <wp:docPr id="1130117970" name="Afbeelding 9"/>
+                  <wp:cNvGraphicFramePr>
+                    <a:graphicFrameLocks xmlns:a="http://schemas.openxmlformats.org/drawingml/2006/main" noChangeAspect="1"/>
+                  </wp:cNvGraphicFramePr>
+                  <a:graphic xmlns:a="http://schemas.openxmlformats.org/drawingml/2006/main">
+                    <a:graphicData uri="http://schemas.openxmlformats.org/drawingml/2006/picture">
+                      <pic:pic xmlns:pic="http://schemas.openxmlformats.org/drawingml/2006/picture">
+                        <pic:nvPicPr>
+                          <pic:cNvPr id="0" name="Picture 27"/>
+                          <pic:cNvPicPr>
+                            <a:picLocks noChangeAspect="1" noChangeArrowheads="1"/>
+                          </pic:cNvPicPr>
+                        </pic:nvPicPr>
+                        <pic:blipFill>
+                          <a:blip r:embed="rId22" cstate="print">
+                            <a:extLst>
+                              <a:ext uri="{28A0092B-C50C-407E-A947-70E740481C1C}">
+                                <a14:useLocalDpi xmlns:a14="http://schemas.microsoft.com/office/drawing/2010/main" val="0"/>
+                              </a:ext>
+                            </a:extLst>
+                          </a:blip>
+                          <a:srcRect/>
+                          <a:stretch>
+                            <a:fillRect/>
+                          </a:stretch>
+                        </pic:blipFill>
+                        <pic:spPr bwMode="auto">
+                          <a:xfrm>
+                            <a:off x="0" y="0"/>
+                            <a:ext cx="2811003" cy="2431432"/>
+                          </a:xfrm>
+                          <a:prstGeom prst="rect">
+                            <a:avLst/>
+                          </a:prstGeom>
+                          <a:noFill/>
+                          <a:ln>
+                            <a:noFill/>
+                          </a:ln>
+                        </pic:spPr>
+                      </pic:pic>
+                    </a:graphicData>
+                  </a:graphic>
+                </wp:inline>
+              </w:drawing>
+            </w:r>
+          </w:p>
+        </w:tc>
+      </w:tr>
+      <w:tr>
+        <w:tc>
+          <w:tcPr>
+            <w:tcW w:w="4558" w:type="dxa"/>
+          </w:tcPr>
+          <w:p>
+            <w:pPr>
+              <w:rPr>
+                <w:lang w:val="fr-BE"/>
+              </w:rPr>
+            </w:pPr>
+            <w:r>
+              <w:rPr>
+                <w:noProof/>
+              </w:rPr>
+              <w:drawing>
+                <wp:inline distT="0" distB="0" distL="0" distR="0" wp14:anchorId="3E5EE957" wp14:editId="5A2A74E3">
+                  <wp:extent cx="2712473" cy="1906983"/>
+                  <wp:effectExtent l="0" t="0" r="0" b="0"/>
+                  <wp:docPr id="1085657012" name="Afbeelding 11"/>
+                  <wp:cNvGraphicFramePr>
+                    <a:graphicFrameLocks xmlns:a="http://schemas.openxmlformats.org/drawingml/2006/main" noChangeAspect="1"/>
+                  </wp:cNvGraphicFramePr>
+                  <a:graphic xmlns:a="http://schemas.openxmlformats.org/drawingml/2006/main">
+                    <a:graphicData uri="http://schemas.openxmlformats.org/drawingml/2006/picture">
+                      <pic:pic xmlns:pic="http://schemas.openxmlformats.org/drawingml/2006/picture">
+                        <pic:nvPicPr>
+                          <pic:cNvPr id="0" name="Picture 34"/>
+                          <pic:cNvPicPr>
+                            <a:picLocks noChangeAspect="1" noChangeArrowheads="1"/>
+                          </pic:cNvPicPr>
+                        </pic:nvPicPr>
+                        <pic:blipFill>
+                          <a:blip r:embed="rId23" cstate="print">
+                            <a:extLst>
+                              <a:ext uri="{28A0092B-C50C-407E-A947-70E740481C1C}">
+                                <a14:useLocalDpi xmlns:a14="http://schemas.microsoft.com/office/drawing/2010/main" val="0"/>
+                              </a:ext>
+                            </a:extLst>
+                          </a:blip>
+                          <a:srcRect/>
+                          <a:stretch>
+                            <a:fillRect/>
+                          </a:stretch>
+                        </pic:blipFill>
+                        <pic:spPr bwMode="auto">
+                          <a:xfrm>
+                            <a:off x="0" y="0"/>
+                            <a:ext cx="2721809" cy="1913547"/>
+                          </a:xfrm>
+                          <a:prstGeom prst="rect">
+                            <a:avLst/>
+                          </a:prstGeom>
+                          <a:noFill/>
+                          <a:ln>
+                            <a:noFill/>
+                          </a:ln>
+                        </pic:spPr>
+                      </pic:pic>
+                    </a:graphicData>
+                  </a:graphic>
+                </wp:inline>
+              </w:drawing>
+            </w:r>
+          </w:p>
+        </w:tc>
+        <w:tc>
+          <w:tcPr>
+            <w:tcW w:w="4504" w:type="dxa"/>
+          </w:tcPr>
+          <w:p>
+            <w:pPr>
+              <w:rPr>
+                <w:lang w:val="fr-BE"/>
+              </w:rPr>
+            </w:pPr>
+            <w:r>
+              <w:rPr>
+                <w:noProof/>
+              </w:rPr>
+              <w:drawing>
+                <wp:inline distT="0" distB="0" distL="0" distR="0" wp14:anchorId="29D310D7" wp14:editId="2139E2EC">
+                  <wp:extent cx="3006056" cy="1901318"/>
+                  <wp:effectExtent l="0" t="0" r="4445" b="3810"/>
+                  <wp:docPr id="1225712149" name="Afbeelding 13"/>
+                  <wp:cNvGraphicFramePr>
+                    <a:graphicFrameLocks xmlns:a="http://schemas.openxmlformats.org/drawingml/2006/main" noChangeAspect="1"/>
+                  </wp:cNvGraphicFramePr>
+                  <a:graphic xmlns:a="http://schemas.openxmlformats.org/drawingml/2006/main">
+                    <a:graphicData uri="http://schemas.openxmlformats.org/drawingml/2006/picture">
+                      <pic:pic xmlns:pic="http://schemas.openxmlformats.org/drawingml/2006/picture">
+                        <pic:nvPicPr>
+                          <pic:cNvPr id="0" name="Picture 41"/>
+                          <pic:cNvPicPr>
+                            <a:picLocks noChangeAspect="1" noChangeArrowheads="1"/>
+                          </pic:cNvPicPr>
+                        </pic:nvPicPr>
+                        <pic:blipFill>
+                          <a:blip r:embed="rId24" cstate="print">
+                            <a:extLst>
+                              <a:ext uri="{28A0092B-C50C-407E-A947-70E740481C1C}">
+                                <a14:useLocalDpi xmlns:a14="http://schemas.microsoft.com/office/drawing/2010/main" val="0"/>
+                              </a:ext>
+                            </a:extLst>
+                          </a:blip>
+                          <a:srcRect/>
+                          <a:stretch>
+                            <a:fillRect/>
+                          </a:stretch>
+                        </pic:blipFill>
+                        <pic:spPr bwMode="auto">
+                          <a:xfrm>
+                            <a:off x="0" y="0"/>
+                            <a:ext cx="3026206" cy="1914063"/>
+                          </a:xfrm>
+                          <a:prstGeom prst="rect">
+                            <a:avLst/>
+                          </a:prstGeom>
+                          <a:noFill/>
+                          <a:ln>
+                            <a:noFill/>
+                          </a:ln>
+                        </pic:spPr>
+                      </pic:pic>
+                    </a:graphicData>
+                  </a:graphic>
+                </wp:inline>
+              </w:drawing>
+            </w:r>
+          </w:p>
+        </w:tc>
+      </w:tr>
+      <w:tr>
+        <w:tc>
+          <w:tcPr>
+            <w:tcW w:w="4558" w:type="dxa"/>
+          </w:tcPr>
+          <w:p>
+            <w:pPr>
+              <w:rPr>
+                <w:lang w:val="fr-BE"/>
+              </w:rPr>
+            </w:pPr>
+            <w:r>
+              <w:rPr>
+                <w:noProof/>
+              </w:rPr>
+              <w:drawing>
+                <wp:inline distT="0" distB="0" distL="0" distR="0" wp14:anchorId="44C330E8" wp14:editId="1E9FEA9C">
+                  <wp:extent cx="2747403" cy="1720458"/>
+                  <wp:effectExtent l="0" t="0" r="0" b="0"/>
+                  <wp:docPr id="1994032202" name="Afbeelding 15"/>
+                  <wp:cNvGraphicFramePr>
+                    <a:graphicFrameLocks xmlns:a="http://schemas.openxmlformats.org/drawingml/2006/main" noChangeAspect="1"/>
+                  </wp:cNvGraphicFramePr>
+                  <a:graphic xmlns:a="http://schemas.openxmlformats.org/drawingml/2006/main">
+                    <a:graphicData uri="http://schemas.openxmlformats.org/drawingml/2006/picture">
+                      <pic:pic xmlns:pic="http://schemas.openxmlformats.org/drawingml/2006/picture">
+                        <pic:nvPicPr>
+                          <pic:cNvPr id="0" name="Picture 48"/>
+                          <pic:cNvPicPr>
+                            <a:picLocks noChangeAspect="1" noChangeArrowheads="1"/>
+                          </pic:cNvPicPr>
+                        </pic:nvPicPr>
+                        <pic:blipFill>
+                          <a:blip r:embed="rId25" cstate="print">
+                            <a:extLst>
+                              <a:ext uri="{28A0092B-C50C-407E-A947-70E740481C1C}">
+                                <a14:useLocalDpi xmlns:a14="http://schemas.microsoft.com/office/drawing/2010/main" val="0"/>
+                              </a:ext>
+                            </a:extLst>
+                          </a:blip>
+                          <a:srcRect/>
+                          <a:stretch>
+                            <a:fillRect/>
+                          </a:stretch>
+                        </pic:blipFill>
+                        <pic:spPr bwMode="auto">
+                          <a:xfrm>
+                            <a:off x="0" y="0"/>
+                            <a:ext cx="2769559" cy="1734332"/>
+                          </a:xfrm>
+                          <a:prstGeom prst="rect">
+                            <a:avLst/>
+                          </a:prstGeom>
+                          <a:noFill/>
+                          <a:ln>
+                            <a:noFill/>
+                          </a:ln>
+                        </pic:spPr>
+                      </pic:pic>
+                    </a:graphicData>
+                  </a:graphic>
+                </wp:inline>
+              </w:drawing>
+            </w:r>
+          </w:p>
+        </w:tc>
+        <w:tc>
+          <w:tcPr>
+            <w:tcW w:w="4504" w:type="dxa"/>
+          </w:tcPr>
+          <w:p>
+            <w:pPr>
+              <w:rPr>
+                <w:lang w:val="fr-BE"/>
+              </w:rPr>
+            </w:pPr>
+            <w:r>
+              <w:rPr>
+                <w:noProof/>
+              </w:rPr>
+              <w:drawing>
+                <wp:inline distT="0" distB="0" distL="0" distR="0" wp14:anchorId="7229C7F6" wp14:editId="50CDFB8A">
+                  <wp:extent cx="2795723" cy="1733459"/>
+                  <wp:effectExtent l="0" t="0" r="5080" b="635"/>
+                  <wp:docPr id="1367265077" name="Afbeelding 17"/>
+                  <wp:cNvGraphicFramePr>
+                    <a:graphicFrameLocks xmlns:a="http://schemas.openxmlformats.org/drawingml/2006/main" noChangeAspect="1"/>
+                  </wp:cNvGraphicFramePr>
+                  <a:graphic xmlns:a="http://schemas.openxmlformats.org/drawingml/2006/main">
+                    <a:graphicData uri="http://schemas.openxmlformats.org/drawingml/2006/picture">
+                      <pic:pic xmlns:pic="http://schemas.openxmlformats.org/drawingml/2006/picture">
+                        <pic:nvPicPr>
+                          <pic:cNvPr id="0" name="Picture 55"/>
+                          <pic:cNvPicPr>
+                            <a:picLocks noChangeAspect="1" noChangeArrowheads="1"/>
+                          </pic:cNvPicPr>
+                        </pic:nvPicPr>
+                        <pic:blipFill>
+                          <a:blip r:embed="rId26" cstate="print">
+                            <a:extLst>
+                              <a:ext uri="{28A0092B-C50C-407E-A947-70E740481C1C}">
+                                <a14:useLocalDpi xmlns:a14="http://schemas.microsoft.com/office/drawing/2010/main" val="0"/>
+                              </a:ext>
+                            </a:extLst>
+                          </a:blip>
+                          <a:srcRect/>
+                          <a:stretch>
+                            <a:fillRect/>
+                          </a:stretch>
+                        </pic:blipFill>
+                        <pic:spPr bwMode="auto">
+                          <a:xfrm>
+                            <a:off x="0" y="0"/>
+                            <a:ext cx="2810148" cy="1742403"/>
+                          </a:xfrm>
+                          <a:prstGeom prst="rect">
+                            <a:avLst/>
+                          </a:prstGeom>
+                          <a:noFill/>
+                          <a:ln>
+                            <a:noFill/>
+                          </a:ln>
+                        </pic:spPr>
+                      </pic:pic>
+                    </a:graphicData>
+                  </a:graphic>
+                </wp:inline>
+              </w:drawing>
+            </w:r>
+          </w:p>
+        </w:tc>
+      </w:tr>
+    </w:tbl>
     <w:p>
       <w:pPr>
         <w:pStyle w:val="Kop1"/>
-      </w:pPr>
-      <w:bookmarkStart w:id="6" w:name="_Toc228197961"/>
-      <w:r>
-        <w:t xml:space="preserve">3. </w:t>
-      </w:r>
-      <w:r>
-        <w:t>Documentatie van de API</w:t>
-      </w:r>
-      <w:bookmarkEnd w:id="6"/>
+        <w:rPr>
+          <w:lang w:val="en-GB"/>
+        </w:rPr>
+      </w:pPr>
+      <w:bookmarkStart w:id="10" w:name="_Toc228280394"/>
+      <w:r>
+        <w:rPr>
+          <w:lang w:val="en-GB"/>
+        </w:rPr>
+        <w:lastRenderedPageBreak/>
+        <w:t xml:space="preserve">4. </w:t>
+      </w:r>
+      <w:r>
+        <w:rPr>
+          <w:lang w:val="en-GB"/>
+        </w:rPr>
+        <w:t>Flow van een Payment Order</w:t>
+      </w:r>
+      <w:bookmarkEnd w:id="10"/>
     </w:p>
     <w:p>
       <w:pPr>
         <w:pStyle w:val="Kop2"/>
+      </w:pPr>
+      <w:bookmarkStart w:id="11" w:name="_Toc228280395"/>
+      <w:r>
+        <w:t>4.</w:t>
+      </w:r>
+      <w:r>
+        <w:t xml:space="preserve">1 </w:t>
+      </w:r>
+      <w:r>
+        <w:t>Flowchart die de stappen van een payment order doorheen het systeem illustreert</w:t>
+      </w:r>
+      <w:bookmarkEnd w:id="11"/>
+    </w:p>
+    <w:p>
+      <w:pPr>
         <w:rPr>
           <w:lang/>
         </w:rPr>
       </w:pPr>
-      <w:bookmarkStart w:id="7" w:name="_Toc228197962"/>
-      <w:r>
-        <w:t xml:space="preserve">3.1 </w:t>
+      <w:r>
+        <w:drawing>
+          <wp:anchor distT="0" distB="0" distL="114300" distR="114300" simplePos="0" relativeHeight="251666432" behindDoc="1" locked="0" layoutInCell="1" allowOverlap="1" wp14:anchorId="50FDF414" wp14:editId="410F6000">
+            <wp:simplePos x="0" y="0"/>
+            <wp:positionH relativeFrom="margin">
+              <wp:align>left</wp:align>
+            </wp:positionH>
+            <wp:positionV relativeFrom="paragraph">
+              <wp:posOffset>76200</wp:posOffset>
+            </wp:positionV>
+            <wp:extent cx="4010660" cy="1160780"/>
+            <wp:effectExtent l="0" t="0" r="8890" b="1270"/>
+            <wp:wrapTopAndBottom/>
+            <wp:docPr id="686353277" name="Afbeelding 1"/>
+            <wp:cNvGraphicFramePr>
+              <a:graphicFrameLocks xmlns:a="http://schemas.openxmlformats.org/drawingml/2006/main" noChangeAspect="1"/>
+            </wp:cNvGraphicFramePr>
+            <a:graphic xmlns:a="http://schemas.openxmlformats.org/drawingml/2006/main">
+              <a:graphicData uri="http://schemas.openxmlformats.org/drawingml/2006/picture">
+                <pic:pic xmlns:pic="http://schemas.openxmlformats.org/drawingml/2006/picture">
+                  <pic:nvPicPr>
+                    <pic:cNvPr id="686353277" name=""/>
+                    <pic:cNvPicPr/>
+                  </pic:nvPicPr>
+                  <pic:blipFill>
+                    <a:blip r:embed="rId27" cstate="print">
+                      <a:extLst>
+                        <a:ext uri="{28A0092B-C50C-407E-A947-70E740481C1C}">
+                          <a14:useLocalDpi xmlns:a14="http://schemas.microsoft.com/office/drawing/2010/main" val="0"/>
+                        </a:ext>
+                      </a:extLst>
+                    </a:blip>
+                    <a:stretch>
+                      <a:fillRect/>
+                    </a:stretch>
+                  </pic:blipFill>
+                  <pic:spPr>
+                    <a:xfrm>
+                      <a:off x="0" y="0"/>
+                      <a:ext cx="4019384" cy="1163272"/>
+                    </a:xfrm>
+                    <a:prstGeom prst="rect">
+                      <a:avLst/>
+                    </a:prstGeom>
+                  </pic:spPr>
+                </pic:pic>
+              </a:graphicData>
+            </a:graphic>
+            <wp14:sizeRelH relativeFrom="margin">
+              <wp14:pctWidth>0</wp14:pctWidth>
+            </wp14:sizeRelH>
+            <wp14:sizeRelV relativeFrom="margin">
+              <wp14:pctHeight>0</wp14:pctHeight>
+            </wp14:sizeRelV>
+          </wp:anchor>
+        </w:drawing>
       </w:r>
       <w:r>
         <w:rPr>
           <w:lang/>
         </w:rPr>
-        <w:t>Beschrijving van API endpoints</w:t>
-      </w:r>
-      <w:bookmarkEnd w:id="7"/>
-    </w:p>
-    <w:p>
-      <w:pPr>
-        <w:pStyle w:val="Kop2"/>
+        <w:t xml:space="preserve">De flow van een betaling begint bij de originator bank (OB), waar de betaling wordt aangemaakt en gecontroleerd. Daarna wordt deze doorgestuurd naar de clearing bank (CB), die nog eens een extra controle </w:t>
+      </w:r>
+      <w:r>
+        <w:t>z</w:t>
+      </w:r>
+      <w:r>
+        <w:t xml:space="preserve">al </w:t>
+      </w:r>
+      <w:r>
         <w:rPr>
           <w:lang/>
         </w:rPr>
-      </w:pPr>
-      <w:bookmarkStart w:id="8" w:name="_Toc228197963"/>
-      <w:r>
-        <w:t xml:space="preserve">3.2 </w:t>
+        <w:t>uitvoer</w:t>
+      </w:r>
+      <w:r>
+        <w:t>e</w:t>
+      </w:r>
+      <w:r>
+        <w:t>n</w:t>
       </w:r>
       <w:r>
         <w:rPr>
           <w:lang/>
         </w:rPr>
-        <w:t>Informatie over gebruikte methoden en parameters</w:t>
-      </w:r>
-      <w:bookmarkEnd w:id="8"/>
-    </w:p>
-    <w:p>
-      <w:pPr>
-        <w:pStyle w:val="Kop2"/>
-        <w:rPr>
-          <w:lang w:val="fr-BE"/>
-        </w:rPr>
-      </w:pPr>
-      <w:bookmarkStart w:id="9" w:name="_Toc228197964"/>
-      <w:r>
-        <w:t xml:space="preserve">3.3 </w:t>
+        <w:t>. Als alles in orde is, gaat de betaling verder naar de beneficiary bank (BB), waar de transactie wordt uitgevoerd en het saldo van de accounts wordt aangepast.</w:t>
+      </w:r>
+      <w:r>
+        <w:br/>
       </w:r>
       <w:r>
         <w:rPr>
           <w:lang/>
         </w:rPr>
-        <w:t>Voorbeeldgebruik met Postman of vergelijkbare tool</w:t>
-      </w:r>
-      <w:bookmarkEnd w:id="9"/>
+        <w:t>Als er ergens in het proces een fout optreedt, wordt de betaling teruggestuurd naar de originator bank via een bevestiging (ACK).</w:t>
+      </w:r>
     </w:p>
     <w:p>
       <w:pPr>
         <w:pStyle w:val="Kop1"/>
+      </w:pPr>
+      <w:bookmarkStart w:id="12" w:name="_Toc228280396"/>
+      <w:r>
+        <w:t xml:space="preserve">5. </w:t>
+      </w:r>
+      <w:r>
+        <w:t>Beschrijving van het proces</w:t>
+      </w:r>
+      <w:bookmarkEnd w:id="12"/>
+    </w:p>
+    <w:p>
+      <w:pPr>
+        <w:pStyle w:val="Kop2"/>
+      </w:pPr>
+      <w:bookmarkStart w:id="13" w:name="_Toc228280397"/>
+      <w:r>
+        <w:t>5.</w:t>
+      </w:r>
+      <w:r>
+        <w:t xml:space="preserve">1 </w:t>
+      </w:r>
+      <w:r>
+        <w:t xml:space="preserve">Beschrijving plan van aanpak (uitgevoerde taken </w:t>
+      </w:r>
+      <w:r>
+        <w:rPr>
+          <w:b/>
+          <w:bCs/>
+        </w:rPr>
+        <w:t>per dag</w:t>
+      </w:r>
+      <w:r>
+        <w:t>, plan van aanpak, …)</w:t>
+      </w:r>
+      <w:bookmarkEnd w:id="13"/>
+    </w:p>
+    <w:p>
+      <w:r>
+        <w:t>- Maandag 2</w:t>
+      </w:r>
+      <w:r>
+        <w:t>7/04/2026</w:t>
+      </w:r>
+    </w:p>
+    <w:p>
+      <w:r>
+        <w:t>Tijdens dit project hebben we gewerkt volgens een gestructureerde aanpak. Op de eerste dag hebben we ons gefocust op de opstart en analyse van het project. We hebben de nodige tools opgezet oa. Teams voor communicatie, Trello voor taakverdeling en GitHub voor versiebeheer.</w:t>
+      </w:r>
+      <w:r>
+        <w:t xml:space="preserve"> </w:t>
+      </w:r>
+      <w:r>
+        <w:t>Daarna hebben we de general messaging scheme bestudeerd en de vijf use cases en twee exceptions geanalyseerd. Elke teamlid heeft een use case uitgewerkt en visueel aangeduid in het schema. Vervolgens hebben we onze resultaten besproken zodat iedereen een duidelijk en gezamenlijk begrip had van het systeem.</w:t>
+      </w:r>
+      <w:r>
+        <w:t xml:space="preserve"> </w:t>
+      </w:r>
+      <w:r>
+        <w:t>De uitgewerkte schema’s hebben we toegevoegd aan onze PowerPoint en gepresenteerd. Nadien hebben we een naam gekozen voor onze bank, namelijk RPH Bank.</w:t>
+      </w:r>
+      <w:r>
+        <w:br/>
+      </w:r>
+      <w:r>
+        <w:t>Tot slot zijn we gestart met het ontwerpen van de databankstructuur, hebben we mock-ups gemaakt voor de GUI en zijn we begonnen met de documentatie van de API met behulp van Docusaurus.</w:t>
+      </w:r>
+    </w:p>
+    <w:p>
+      <w:r>
+        <w:t>- Dinsdag 28/04/2026</w:t>
+      </w:r>
+      <w:r>
+        <w:br/>
+      </w:r>
+      <w:r>
+        <w:t>Vandaag hebben we verder gewerkt aan ons project en verschillende onderdelen afgewerkt. We zijn gestart met het ontwerpen van een logo voor RPH Bank</w:t>
+      </w:r>
+      <w:r>
+        <w:t xml:space="preserve"> (zie bijlage)</w:t>
+      </w:r>
+      <w:r>
+        <w:t xml:space="preserve"> om ons project een eigen identiteit te geven.</w:t>
+      </w:r>
+      <w:r>
+        <w:t xml:space="preserve"> </w:t>
+      </w:r>
+      <w:r>
+        <w:t>Daarna hebben we onze mockups verbeterd (versie 2) en extra functionaliteiten toegevoegd, zoals het bekijken van data en het tonen of verbergen van informatie. Ondertussen hebben we ook de databankstructuur volledig afgerond.</w:t>
+      </w:r>
+      <w:r>
+        <w:t xml:space="preserve"> </w:t>
+      </w:r>
+      <w:r>
+        <w:t>De documentatie van de API werd ook afgewerkt met Docusaurus. We ondervonden hierbij een probleem met de CSS, waardoor de opmaak niet correct werd weergegeven. Dit hebben we opgelost door de documentatie te deployen via Vercel en de link toe te voegen aan onze GitHub README.</w:t>
+      </w:r>
+      <w:r>
+        <w:t xml:space="preserve"> </w:t>
+      </w:r>
+      <w:r>
+        <w:t>Tot slot hebben we verder gewerkt aan het verslag door extra uitleg en screenshots toe te voegen waar nodig.</w:t>
+      </w:r>
+    </w:p>
+    <w:p>
+      <w:pPr>
         <w:rPr>
           <w:lang/>
         </w:rPr>
       </w:pPr>
-      <w:bookmarkStart w:id="10" w:name="_Toc228197965"/>
-      <w:r>
+    </w:p>
+    <w:p/>
+    <w:p/>
+    <w:p>
+      <w:pPr>
+        <w:pStyle w:val="Kop2"/>
+      </w:pPr>
+      <w:bookmarkStart w:id="14" w:name="_Toc228280398"/>
+      <w:r>
+        <w:t xml:space="preserve">5.2 </w:t>
+      </w:r>
+      <w:r>
+        <w:t>Werkverdeling en planning</w:t>
+      </w:r>
+      <w:bookmarkEnd w:id="14"/>
+    </w:p>
+    <w:p>
+      <w:r>
+        <w:t>Binnen ons team hebben we de taken verdeeld op basis van ieders sterktes. Aya focuste zich vooral op validaties en backend, Imane op documentatie en frontend, Yamine op frontend en backend, en Yelle op backend en de databank.</w:t>
+      </w:r>
+      <w:r>
+        <w:br/>
+      </w:r>
+      <w:r>
+        <w:t>We hebben gebruik gemaakt van een Trello-bord om onze taken te plannen en op te volgen. Taken werden verdeeld in “to do”, “in progress” en “done” zodat iedereen duidelijk wist wat er moest gebeuren en wat er al afgewerkt was.</w:t>
+      </w:r>
+    </w:p>
+    <w:p>
+      <w:pPr>
+        <w:pStyle w:val="Kop2"/>
+      </w:pPr>
+      <w:bookmarkStart w:id="15" w:name="_Toc228280399"/>
+      <w:r>
+        <w:t xml:space="preserve">5.3 </w:t>
+      </w:r>
+      <w:r>
+        <w:t>Problemen en oplossingen</w:t>
+      </w:r>
+      <w:bookmarkEnd w:id="15"/>
+    </w:p>
+    <w:p>
+      <w:r>
+        <w:t>Tijdens het project zijn we een probleem tegengekomen bij het gebruik van Docusaurus. De leerkracht vroeg om de documentatie in HTML-vorm, maar wanneer we de HTML-bestanden lokaal openden, werd de CSS niet correct geladen. Hierdoor zag de documentatie er niet goed uit en ontbrak de opmaak.</w:t>
+      </w:r>
+      <w:r>
+        <w:br/>
+      </w:r>
+      <w:r>
+        <w:t>Om dit probleem op te lossen, hebben we ervoor gekozen om onze Docusaurus-website te deployen op Vercel. Op die manier wordt alles correct weergegeven inclusief de styling.</w:t>
+      </w:r>
+      <w:r>
+        <w:br/>
+      </w:r>
+      <w:r>
+        <w:t xml:space="preserve">We hebben vervolgens de link naar de online documentatie toegevoegd in de </w:t>
+      </w:r>
+      <w:r>
+        <w:t>readme</w:t>
+      </w:r>
+      <w:r>
+        <w:t xml:space="preserve"> van onze GitHub-repository zodat de leerkracht</w:t>
+      </w:r>
+      <w:r>
+        <w:t xml:space="preserve"> </w:t>
+      </w:r>
+      <w:r>
+        <w:t xml:space="preserve"> de documentatie makkelijk </w:t>
+      </w:r>
+      <w:r>
+        <w:t>kon bekijken.</w:t>
+      </w:r>
+    </w:p>
+    <w:p>
+      <w:r>
+        <w:t>Link naar de documentatie:</w:t>
+      </w:r>
+      <w:r>
+        <w:br/>
+        <w:t xml:space="preserve"> </w:t>
+      </w:r>
+      <w:hyperlink r:id="rId28" w:tgtFrame="_blank" w:tooltip="https://rph-bank-dqf5ymhlm-usernayas-projects.vercel.app/v1/intro" w:history="1">
+        <w:r>
+          <w:rPr>
+            <w:rStyle w:val="Hyperlink"/>
+          </w:rPr>
+          <w:t>https://rph-bank-dqf5ymhlm-usernayas-projects.vercel.app/v1/intro</w:t>
+        </w:r>
+      </w:hyperlink>
+    </w:p>
+    <w:p>
+      <w:pPr>
+        <w:pStyle w:val="Kop1"/>
+      </w:pPr>
+      <w:bookmarkStart w:id="16" w:name="_Toc228280400"/>
+      <w:r>
+        <w:t xml:space="preserve">6. </w:t>
+      </w:r>
+      <w:r>
+        <w:t>Handleiding voor het gebruik van de GUI</w:t>
+      </w:r>
+      <w:bookmarkEnd w:id="16"/>
+    </w:p>
+    <w:p>
+      <w:pPr>
+        <w:pStyle w:val="Kop2"/>
+      </w:pPr>
+      <w:bookmarkStart w:id="17" w:name="_Toc228280401"/>
+      <w:r>
+        <w:t xml:space="preserve">6.1 </w:t>
+      </w:r>
+      <w:r>
+        <w:t>Functionaliteiten van de GUI</w:t>
+      </w:r>
+      <w:bookmarkEnd w:id="17"/>
+    </w:p>
+    <w:p>
+      <w:r>
+        <w:t>In versie 1 kan de gebruiker een betaling ingeven door het IBAN-nummer van de verzender, het bedrag en het IBAN-nummer van de ontvanger in te vullen. Daarnaast kan de gebruiker een betaling versturen of meerdere testbetalingen genereren.</w:t>
+      </w:r>
+    </w:p>
+    <w:p>
+      <w:pPr>
         <w:rPr>
-          <w:lang w:val="en-GB"/>
+          <w:rStyle w:val="Kop2Char"/>
         </w:rPr>
-        <w:t xml:space="preserve">4. </w:t>
-      </w:r>
-      <w:r>
+      </w:pPr>
+      <w:r>
+        <w:t>In versie 2 is de interface uitgebreid met extra functionaliteiten. De gebruiker kan nu ook data bekijken zoals payment orders en members. Daarnaast zijn er knoppen voorzien om data te tonen of te verbergen, wat zorgt voor een beter overzicht.</w:t>
+      </w:r>
+      <w:r>
+        <w:br/>
+      </w:r>
+    </w:p>
+    <w:p>
+      <w:pPr>
+        <w:spacing w:before="0" w:after="160" w:line="259" w:lineRule="auto"/>
+        <w:rPr>
+          <w:rStyle w:val="Kop2Char"/>
+        </w:rPr>
+      </w:pPr>
+      <w:r>
+        <w:rPr>
+          <w:rStyle w:val="Kop2Char"/>
+        </w:rPr>
+        <w:br w:type="page"/>
+      </w:r>
+    </w:p>
+    <w:p>
+      <w:bookmarkStart w:id="18" w:name="_Toc228280402"/>
+      <w:r>
+        <w:rPr>
+          <w:rStyle w:val="Kop2Char"/>
+        </w:rPr>
+        <w:lastRenderedPageBreak/>
+        <w:t>6.2</w:t>
+      </w:r>
+      <w:r>
+        <w:rPr>
+          <w:rStyle w:val="Kop2Char"/>
+        </w:rPr>
+        <w:t xml:space="preserve"> </w:t>
+      </w:r>
+      <w:r>
+        <w:rPr>
+          <w:rStyle w:val="Kop2Char"/>
+        </w:rPr>
+        <w:t>Gebruiksinstructies (inclusief screenshots)</w:t>
+      </w:r>
+      <w:bookmarkEnd w:id="18"/>
+    </w:p>
+    <w:p>
+      <w:r>
+        <w:t>Versie 1:</w:t>
+      </w:r>
+    </w:p>
+    <w:p>
+      <w:pPr>
+        <w:pStyle w:val="Lijstalinea"/>
+        <w:numPr>
+          <w:ilvl w:val="0"/>
+          <w:numId w:val="10"/>
+        </w:numPr>
+      </w:pPr>
+      <w:r>
+        <w:t>Open de applicatie.</w:t>
+      </w:r>
+    </w:p>
+    <w:p>
+      <w:pPr>
+        <w:pStyle w:val="Lijstalinea"/>
+        <w:numPr>
+          <w:ilvl w:val="0"/>
+          <w:numId w:val="10"/>
+        </w:numPr>
+      </w:pPr>
+      <w:r>
+        <w:t>Vul het IBAN-nummer van de verzender in.</w:t>
+      </w:r>
+    </w:p>
+    <w:p>
+      <w:pPr>
+        <w:pStyle w:val="Lijstalinea"/>
+        <w:numPr>
+          <w:ilvl w:val="0"/>
+          <w:numId w:val="10"/>
+        </w:numPr>
+      </w:pPr>
+      <w:r>
+        <w:t>Geef het bedrag in dat je wil versturen.</w:t>
+      </w:r>
+    </w:p>
+    <w:p>
+      <w:pPr>
+        <w:pStyle w:val="Lijstalinea"/>
+        <w:numPr>
+          <w:ilvl w:val="0"/>
+          <w:numId w:val="10"/>
+        </w:numPr>
+      </w:pPr>
+      <w:r>
+        <w:t>Vul het IBAN-nummer van de ontvanger in.</w:t>
+      </w:r>
+    </w:p>
+    <w:p>
+      <w:pPr>
+        <w:pStyle w:val="Lijstalinea"/>
+        <w:numPr>
+          <w:ilvl w:val="0"/>
+          <w:numId w:val="10"/>
+        </w:numPr>
+      </w:pPr>
+      <w:r>
+        <w:t>Klik op de knop om de betaling te versturen.</w:t>
+      </w:r>
+      <w:r>
+        <w:t xml:space="preserve"> </w:t>
+      </w:r>
+    </w:p>
+    <w:p>
+      <w:pPr>
+        <w:pStyle w:val="Lijstalinea"/>
+        <w:numPr>
+          <w:ilvl w:val="0"/>
+          <w:numId w:val="10"/>
+        </w:numPr>
+      </w:pPr>
+      <w:r>
+        <w:t xml:space="preserve">Optioneel </w:t>
+      </w:r>
+      <w:r>
+        <w:t xml:space="preserve">: </w:t>
+      </w:r>
+      <w:r>
+        <w:t>kan de gebruiker ook meerdere testbetalingen genereren door op de juiste knop te klikken.</w:t>
+      </w:r>
+      <w:r>
+        <w:br/>
+      </w:r>
+      <w:r>
+        <w:drawing>
+          <wp:inline distT="0" distB="0" distL="0" distR="0" wp14:anchorId="08E50C01" wp14:editId="68BCC0DE">
+            <wp:extent cx="2386012" cy="1722442"/>
+            <wp:effectExtent l="0" t="0" r="0" b="0"/>
+            <wp:docPr id="442553609" name="Afbeelding 1"/>
+            <wp:cNvGraphicFramePr>
+              <a:graphicFrameLocks xmlns:a="http://schemas.openxmlformats.org/drawingml/2006/main" noChangeAspect="1"/>
+            </wp:cNvGraphicFramePr>
+            <a:graphic xmlns:a="http://schemas.openxmlformats.org/drawingml/2006/main">
+              <a:graphicData uri="http://schemas.openxmlformats.org/drawingml/2006/picture">
+                <pic:pic xmlns:pic="http://schemas.openxmlformats.org/drawingml/2006/picture">
+                  <pic:nvPicPr>
+                    <pic:cNvPr id="442553609" name=""/>
+                    <pic:cNvPicPr/>
+                  </pic:nvPicPr>
+                  <pic:blipFill>
+                    <a:blip r:embed="rId29"/>
+                    <a:stretch>
+                      <a:fillRect/>
+                    </a:stretch>
+                  </pic:blipFill>
+                  <pic:spPr>
+                    <a:xfrm>
+                      <a:off x="0" y="0"/>
+                      <a:ext cx="2401452" cy="1733588"/>
+                    </a:xfrm>
+                    <a:prstGeom prst="rect">
+                      <a:avLst/>
+                    </a:prstGeom>
+                  </pic:spPr>
+                </pic:pic>
+              </a:graphicData>
+            </a:graphic>
+          </wp:inline>
+        </w:drawing>
+      </w:r>
+      <w:r>
+        <w:drawing>
+          <wp:inline distT="0" distB="0" distL="0" distR="0" wp14:anchorId="057CA895" wp14:editId="4D849959">
+            <wp:extent cx="2709863" cy="1717561"/>
+            <wp:effectExtent l="0" t="0" r="0" b="0"/>
+            <wp:docPr id="1458037890" name="Afbeelding 1"/>
+            <wp:cNvGraphicFramePr>
+              <a:graphicFrameLocks xmlns:a="http://schemas.openxmlformats.org/drawingml/2006/main" noChangeAspect="1"/>
+            </wp:cNvGraphicFramePr>
+            <a:graphic xmlns:a="http://schemas.openxmlformats.org/drawingml/2006/main">
+              <a:graphicData uri="http://schemas.openxmlformats.org/drawingml/2006/picture">
+                <pic:pic xmlns:pic="http://schemas.openxmlformats.org/drawingml/2006/picture">
+                  <pic:nvPicPr>
+                    <pic:cNvPr id="1458037890" name=""/>
+                    <pic:cNvPicPr/>
+                  </pic:nvPicPr>
+                  <pic:blipFill>
+                    <a:blip r:embed="rId30"/>
+                    <a:stretch>
+                      <a:fillRect/>
+                    </a:stretch>
+                  </pic:blipFill>
+                  <pic:spPr>
+                    <a:xfrm>
+                      <a:off x="0" y="0"/>
+                      <a:ext cx="2734507" cy="1733181"/>
+                    </a:xfrm>
+                    <a:prstGeom prst="rect">
+                      <a:avLst/>
+                    </a:prstGeom>
+                  </pic:spPr>
+                </pic:pic>
+              </a:graphicData>
+            </a:graphic>
+          </wp:inline>
+        </w:drawing>
+      </w:r>
+    </w:p>
+    <w:p>
+      <w:r>
+        <w:t>Versie 2:</w:t>
+      </w:r>
+    </w:p>
+    <w:p>
+      <w:pPr>
+        <w:pStyle w:val="Lijstalinea"/>
+        <w:numPr>
+          <w:ilvl w:val="0"/>
+          <w:numId w:val="11"/>
+        </w:numPr>
+      </w:pPr>
+      <w:r>
+        <w:t>Open de applicatie.</w:t>
+      </w:r>
+    </w:p>
+    <w:p>
+      <w:pPr>
+        <w:pStyle w:val="Lijstalinea"/>
+        <w:numPr>
+          <w:ilvl w:val="0"/>
+          <w:numId w:val="11"/>
+        </w:numPr>
+      </w:pPr>
+      <w:r>
+        <w:t>Kies een account.</w:t>
+      </w:r>
+    </w:p>
+    <w:p>
+      <w:pPr>
+        <w:pStyle w:val="Lijstalinea"/>
+        <w:numPr>
+          <w:ilvl w:val="0"/>
+          <w:numId w:val="11"/>
+        </w:numPr>
+      </w:pPr>
+      <w:r>
+        <w:t>Vul het bedrag in.</w:t>
+      </w:r>
+    </w:p>
+    <w:p>
+      <w:pPr>
+        <w:pStyle w:val="Lijstalinea"/>
+        <w:numPr>
+          <w:ilvl w:val="0"/>
+          <w:numId w:val="11"/>
+        </w:numPr>
+      </w:pPr>
+      <w:r>
+        <w:t>Vul het IBAN-nummer van de ontvanger in.</w:t>
+      </w:r>
+    </w:p>
+    <w:p>
+      <w:pPr>
+        <w:pStyle w:val="Lijstalinea"/>
+        <w:numPr>
+          <w:ilvl w:val="0"/>
+          <w:numId w:val="11"/>
+        </w:numPr>
+      </w:pPr>
+      <w:r>
+        <w:t>Klik op “Send Payment” om de betaling te versturen.</w:t>
+      </w:r>
+    </w:p>
+    <w:p>
+      <w:pPr>
+        <w:pStyle w:val="Lijstalinea"/>
+        <w:numPr>
+          <w:ilvl w:val="0"/>
+          <w:numId w:val="11"/>
+        </w:numPr>
+      </w:pPr>
+      <w:r>
+        <w:t>Optioneel</w:t>
+      </w:r>
+      <w:r>
+        <w:t xml:space="preserve">: </w:t>
+      </w:r>
+      <w:r>
+        <w:t>Klik op “Send 10 Random Orders” om testbetalingen te genereren.</w:t>
+      </w:r>
+    </w:p>
+    <w:p>
+      <w:pPr>
+        <w:pStyle w:val="Lijstalinea"/>
+        <w:numPr>
+          <w:ilvl w:val="0"/>
+          <w:numId w:val="11"/>
+        </w:numPr>
+      </w:pPr>
+      <w:r>
+        <w:t>Gebruik de knoppen “Hide Data”, “Hide New Payment Orders” of “Hide Members” om informatie te tonen of te verbergen.</w:t>
+      </w:r>
+      <w:r>
+        <w:br/>
+      </w:r>
+      <w:r>
+        <w:br/>
+      </w:r>
+      <w:r>
+        <w:drawing>
+          <wp:inline distT="0" distB="0" distL="0" distR="0" wp14:anchorId="2297F658" wp14:editId="2F314FD8">
+            <wp:extent cx="1620109" cy="2800987"/>
+            <wp:effectExtent l="0" t="0" r="0" b="0"/>
+            <wp:docPr id="727274569" name="Afbeelding 1"/>
+            <wp:cNvGraphicFramePr>
+              <a:graphicFrameLocks xmlns:a="http://schemas.openxmlformats.org/drawingml/2006/main" noChangeAspect="1"/>
+            </wp:cNvGraphicFramePr>
+            <a:graphic xmlns:a="http://schemas.openxmlformats.org/drawingml/2006/main">
+              <a:graphicData uri="http://schemas.openxmlformats.org/drawingml/2006/picture">
+                <pic:pic xmlns:pic="http://schemas.openxmlformats.org/drawingml/2006/picture">
+                  <pic:nvPicPr>
+                    <pic:cNvPr id="727274569" name=""/>
+                    <pic:cNvPicPr/>
+                  </pic:nvPicPr>
+                  <pic:blipFill>
+                    <a:blip r:embed="rId31"/>
+                    <a:stretch>
+                      <a:fillRect/>
+                    </a:stretch>
+                  </pic:blipFill>
+                  <pic:spPr>
+                    <a:xfrm>
+                      <a:off x="0" y="0"/>
+                      <a:ext cx="1631968" cy="2821489"/>
+                    </a:xfrm>
+                    <a:prstGeom prst="rect">
+                      <a:avLst/>
+                    </a:prstGeom>
+                  </pic:spPr>
+                </pic:pic>
+              </a:graphicData>
+            </a:graphic>
+          </wp:inline>
+        </w:drawing>
+      </w:r>
+      <w:r>
+        <w:drawing>
+          <wp:inline distT="0" distB="0" distL="0" distR="0" wp14:anchorId="211C8113" wp14:editId="3ACF6242">
+            <wp:extent cx="2436433" cy="2809842"/>
+            <wp:effectExtent l="0" t="0" r="2540" b="0"/>
+            <wp:docPr id="1941866471" name="Afbeelding 1"/>
+            <wp:cNvGraphicFramePr>
+              <a:graphicFrameLocks xmlns:a="http://schemas.openxmlformats.org/drawingml/2006/main" noChangeAspect="1"/>
+            </wp:cNvGraphicFramePr>
+            <a:graphic xmlns:a="http://schemas.openxmlformats.org/drawingml/2006/main">
+              <a:graphicData uri="http://schemas.openxmlformats.org/drawingml/2006/picture">
+                <pic:pic xmlns:pic="http://schemas.openxmlformats.org/drawingml/2006/picture">
+                  <pic:nvPicPr>
+                    <pic:cNvPr id="1941866471" name=""/>
+                    <pic:cNvPicPr/>
+                  </pic:nvPicPr>
+                  <pic:blipFill>
+                    <a:blip r:embed="rId32"/>
+                    <a:stretch>
+                      <a:fillRect/>
+                    </a:stretch>
+                  </pic:blipFill>
+                  <pic:spPr>
+                    <a:xfrm>
+                      <a:off x="0" y="0"/>
+                      <a:ext cx="2461673" cy="2838950"/>
+                    </a:xfrm>
+                    <a:prstGeom prst="rect">
+                      <a:avLst/>
+                    </a:prstGeom>
+                  </pic:spPr>
+                </pic:pic>
+              </a:graphicData>
+            </a:graphic>
+          </wp:inline>
+        </w:drawing>
+      </w:r>
+    </w:p>
+    <w:p>
+      <w:pPr>
+        <w:pStyle w:val="Kop1"/>
+      </w:pPr>
+      <w:bookmarkStart w:id="19" w:name="_Toc228280403"/>
+      <w:r>
+        <w:lastRenderedPageBreak/>
+        <w:t xml:space="preserve">7. </w:t>
+      </w:r>
+      <w:r>
+        <w:t>Reflectie</w:t>
+      </w:r>
+      <w:bookmarkEnd w:id="19"/>
+    </w:p>
+    <w:p>
+      <w:pPr>
+        <w:pStyle w:val="Kop1"/>
+      </w:pPr>
+      <w:bookmarkStart w:id="20" w:name="_Toc228280404"/>
+      <w:r>
+        <w:t>8. Extra bijlage</w:t>
+      </w:r>
+      <w:bookmarkEnd w:id="20"/>
+    </w:p>
+    <w:p>
+      <w:r>
+        <w:t xml:space="preserve">- logo </w:t>
+      </w:r>
+    </w:p>
+    <w:p>
+      <w:pPr>
         <w:rPr>
           <w:lang/>
         </w:rPr>
-        <w:t>Flow van een Payment Order</w:t>
-      </w:r>
-      <w:bookmarkEnd w:id="10"/>
-    </w:p>
-    <w:p>
-      <w:pPr>
-        <w:pStyle w:val="Kop2"/>
-        <w:rPr>
-          <w:lang w:val="fr-BE"/>
-        </w:rPr>
-      </w:pPr>
-      <w:bookmarkStart w:id="11" w:name="_Toc228197966"/>
-      <w:r>
-        <w:t>4.</w:t>
-      </w:r>
-      <w:r>
-        <w:t xml:space="preserve">1 </w:t>
-      </w:r>
+      </w:pPr>
       <w:r>
         <w:rPr>
           <w:lang/>
         </w:rPr>
-        <w:t>Flowchart die de stappen van een payment order doorheen het systeem illustreert</w:t>
-      </w:r>
-      <w:bookmarkEnd w:id="11"/>
-    </w:p>
-    <w:p>
-      <w:pPr>
-        <w:pStyle w:val="Kop1"/>
-        <w:rPr>
-          <w:lang/>
-        </w:rPr>
-      </w:pPr>
-      <w:bookmarkStart w:id="12" w:name="_Toc228197967"/>
-      <w:r>
-        <w:t xml:space="preserve">5. </w:t>
-      </w:r>
-      <w:r>
-        <w:rPr>
-          <w:lang/>
-        </w:rPr>
-        <w:t>Beschrijving van het proces</w:t>
-      </w:r>
-      <w:bookmarkEnd w:id="12"/>
-    </w:p>
-    <w:p>
-      <w:pPr>
-        <w:pStyle w:val="Kop2"/>
-        <w:rPr>
-          <w:lang/>
-        </w:rPr>
-      </w:pPr>
-      <w:bookmarkStart w:id="13" w:name="_Toc228197968"/>
-      <w:r>
-        <w:t>5.</w:t>
-      </w:r>
-      <w:r>
-        <w:t xml:space="preserve">1 </w:t>
-      </w:r>
-      <w:r>
-        <w:rPr>
-          <w:lang/>
-        </w:rPr>
-        <w:t xml:space="preserve">Beschrijving plan van aanpak (uitgevoerde taken </w:t>
-      </w:r>
-      <w:r>
-        <w:rPr>
-          <w:b/>
-          <w:bCs/>
-          <w:lang/>
-        </w:rPr>
-        <w:t>per dag</w:t>
-      </w:r>
-      <w:r>
-        <w:rPr>
-          <w:lang/>
-        </w:rPr>
-        <w:t>, plan van aanpak, …)</w:t>
-      </w:r>
-      <w:bookmarkEnd w:id="13"/>
-    </w:p>
-    <w:p>
-      <w:pPr>
-        <w:pStyle w:val="Kop2"/>
-        <w:rPr>
-          <w:lang/>
-        </w:rPr>
-      </w:pPr>
-      <w:bookmarkStart w:id="14" w:name="_Toc228197969"/>
-      <w:r>
-        <w:t xml:space="preserve">5.2 </w:t>
-      </w:r>
-      <w:r>
-        <w:rPr>
-          <w:lang/>
-        </w:rPr>
-        <w:t>Werkverdeling en planning</w:t>
-      </w:r>
-      <w:bookmarkEnd w:id="14"/>
-    </w:p>
-    <w:p>
-      <w:pPr>
-        <w:pStyle w:val="Kop2"/>
-        <w:rPr>
-          <w:lang w:val="fr-BE"/>
-        </w:rPr>
-      </w:pPr>
-      <w:bookmarkStart w:id="15" w:name="_Toc228197970"/>
-      <w:r>
-        <w:rPr>
-          <w:lang w:val="fr-BE"/>
-        </w:rPr>
-        <w:t xml:space="preserve">5.3 </w:t>
-      </w:r>
-      <w:r>
-        <w:rPr>
-          <w:lang/>
-        </w:rPr>
-        <w:t>Problemen en oplossingen</w:t>
-      </w:r>
-      <w:bookmarkEnd w:id="15"/>
-    </w:p>
-    <w:p>
-      <w:pPr>
-        <w:pStyle w:val="Kop1"/>
-        <w:rPr>
-          <w:lang/>
-        </w:rPr>
-      </w:pPr>
-      <w:bookmarkStart w:id="16" w:name="_Toc228197971"/>
-      <w:r>
-        <w:t>6.</w:t>
-      </w:r>
-      <w:r>
-        <w:rPr>
-          <w:lang/>
-        </w:rPr>
-        <w:t>Handleiding voor het gebruik van de GUI</w:t>
-      </w:r>
-      <w:bookmarkEnd w:id="16"/>
-    </w:p>
-    <w:p>
-      <w:pPr>
-        <w:pStyle w:val="Kop2"/>
-        <w:rPr>
-          <w:lang/>
-        </w:rPr>
-      </w:pPr>
-      <w:bookmarkStart w:id="17" w:name="_Toc228197972"/>
-      <w:r>
-        <w:t xml:space="preserve">6.1 </w:t>
-      </w:r>
-      <w:r>
-        <w:rPr>
-          <w:lang/>
-        </w:rPr>
-        <w:t>Functionaliteiten van de GUI</w:t>
-      </w:r>
-      <w:bookmarkEnd w:id="17"/>
-    </w:p>
-    <w:p>
-      <w:pPr>
-        <w:pStyle w:val="Kop2"/>
-      </w:pPr>
-      <w:bookmarkStart w:id="18" w:name="_Toc228197973"/>
-      <w:r>
-        <w:t>6.2</w:t>
-      </w:r>
-      <w:r>
-        <w:t xml:space="preserve"> </w:t>
-      </w:r>
-      <w:r>
-        <w:rPr>
-          <w:lang/>
-        </w:rPr>
-        <w:t>Gebruiksinstructies (inclusief screenshots)</w:t>
-      </w:r>
-      <w:bookmarkEnd w:id="18"/>
-    </w:p>
-    <w:p>
-      <w:pPr>
-        <w:pStyle w:val="Kop1"/>
-      </w:pPr>
-      <w:bookmarkStart w:id="19" w:name="_Toc228197974"/>
-      <w:r>
-        <w:t xml:space="preserve">7. </w:t>
-      </w:r>
-      <w:r>
-        <w:t>Reflectie</w:t>
-      </w:r>
-      <w:bookmarkEnd w:id="19"/>
-    </w:p>
-    <w:p>
-      <w:pPr>
-        <w:pStyle w:val="Kop1"/>
-      </w:pPr>
-      <w:bookmarkStart w:id="20" w:name="_Toc228197975"/>
-      <w:r>
-        <w:t xml:space="preserve">8. </w:t>
-      </w:r>
-      <w:r>
-        <w:t>Bijlagen</w:t>
-      </w:r>
-      <w:bookmarkEnd w:id="20"/>
+        <w:drawing>
+          <wp:inline distT="0" distB="0" distL="0" distR="0" wp14:anchorId="4E7DE6E6" wp14:editId="72FBD0C8">
+            <wp:extent cx="2244831" cy="2244831"/>
+            <wp:effectExtent l="0" t="0" r="3175" b="3175"/>
+            <wp:docPr id="643603284" name="Afbeelding 8"/>
+            <wp:cNvGraphicFramePr>
+              <a:graphicFrameLocks xmlns:a="http://schemas.openxmlformats.org/drawingml/2006/main" noChangeAspect="1"/>
+            </wp:cNvGraphicFramePr>
+            <a:graphic xmlns:a="http://schemas.openxmlformats.org/drawingml/2006/main">
+              <a:graphicData uri="http://schemas.openxmlformats.org/drawingml/2006/picture">
+                <pic:pic xmlns:pic="http://schemas.openxmlformats.org/drawingml/2006/picture">
+                  <pic:nvPicPr>
+                    <pic:cNvPr id="0" name="Picture 22"/>
+                    <pic:cNvPicPr>
+                      <a:picLocks noChangeAspect="1" noChangeArrowheads="1"/>
+                    </pic:cNvPicPr>
+                  </pic:nvPicPr>
+                  <pic:blipFill>
+                    <a:blip r:embed="rId33" cstate="print">
+                      <a:extLst>
+                        <a:ext uri="{28A0092B-C50C-407E-A947-70E740481C1C}">
+                          <a14:useLocalDpi xmlns:a14="http://schemas.microsoft.com/office/drawing/2010/main" val="0"/>
+                        </a:ext>
+                      </a:extLst>
+                    </a:blip>
+                    <a:srcRect/>
+                    <a:stretch>
+                      <a:fillRect/>
+                    </a:stretch>
+                  </pic:blipFill>
+                  <pic:spPr bwMode="auto">
+                    <a:xfrm>
+                      <a:off x="0" y="0"/>
+                      <a:ext cx="2246695" cy="2246695"/>
+                    </a:xfrm>
+                    <a:prstGeom prst="rect">
+                      <a:avLst/>
+                    </a:prstGeom>
+                    <a:noFill/>
+                    <a:ln>
+                      <a:noFill/>
+                    </a:ln>
+                  </pic:spPr>
+                </pic:pic>
+              </a:graphicData>
+            </a:graphic>
+          </wp:inline>
+        </w:drawing>
+      </w:r>
     </w:p>
     <w:p/>
     <w:p/>
-    <w:p>
-      <w:pPr>
-        <w:rPr>
-          <w:lang/>
-        </w:rPr>
-      </w:pPr>
-    </w:p>
-    <w:p>
-      <w:pPr>
-        <w:rPr>
-          <w:lang/>
-        </w:rPr>
-      </w:pPr>
-    </w:p>
     <w:p/>
+    <w:p/>
+    <w:p/>
+    <w:p/>
+    <w:p/>
     <w:p>
       <w:pPr>
         <w:pStyle w:val="Kop2"/>
       </w:pPr>
     </w:p>
     <w:sectPr>
+      <w:footerReference w:type="default" r:id="rId34"/>
+      <w:headerReference w:type="first" r:id="rId35"/>
+      <w:footerReference w:type="first" r:id="rId36"/>
       <w:pgSz w:w="11906" w:h="16838"/>
       <w:pgMar w:top="1417" w:right="1417" w:bottom="1417" w:left="1417" w:header="708" w:footer="708" w:gutter="0"/>
       <w:cols w:space="708"/>
@@ -3240,6 +4869,95 @@
 <file path=word/numbering.xml><?xml version="1.0" encoding="utf-8"?>
 <w:numbering xmlns:wpc="http://schemas.microsoft.com/office/word/2010/wordprocessingCanvas" xmlns:cx="http://schemas.microsoft.com/office/drawing/2014/chartex" xmlns:cx1="http://schemas.microsoft.com/office/drawing/2015/9/8/chartex" xmlns:cx2="http://schemas.microsoft.com/office/drawing/2015/10/21/chartex" xmlns:cx3="http://schemas.microsoft.com/office/drawing/2016/5/9/chartex" xmlns:cx4="http://schemas.microsoft.com/office/drawing/2016/5/10/chartex" xmlns:cx5="http://schemas.microsoft.com/office/drawing/2016/5/11/chartex" xmlns:cx6="http://schemas.microsoft.com/office/drawing/2016/5/12/chartex" xmlns:cx7="http://schemas.microsoft.com/office/drawing/2016/5/13/chartex" xmlns:cx8="http://schemas.microsoft.com/office/drawing/2016/5/14/chartex" xmlns:mc="http://schemas.openxmlformats.org/markup-compatibility/2006" xmlns:aink="http://schemas.microsoft.com/office/drawing/2016/ink" xmlns:am3d="http://schemas.microsoft.com/office/drawing/2017/model3d" xmlns:o="urn:schemas-microsoft-com:office:office" xmlns:oel="http://schemas.microsoft.com/office/2019/extlst" xmlns:r="http://schemas.openxmlformats.org/officeDocument/2006/relationships" xmlns:m="http://schemas.openxmlformats.org/officeDocument/2006/math" xmlns:v="urn:schemas-microsoft-com:vml" xmlns:wp14="http://schemas.microsoft.com/office/word/2010/wordprocessingDrawing" xmlns:wp="http://schemas.openxmlformats.org/drawingml/2006/wordprocessingDrawing" xmlns:w10="urn:schemas-microsoft-com:office:word" xmlns:w="http://schemas.openxmlformats.org/wordprocessingml/2006/main" xmlns:w14="http://schemas.microsoft.com/office/word/2010/wordml" xmlns:w15="http://schemas.microsoft.com/office/word/2012/wordml" xmlns:w16cex="http://schemas.microsoft.com/office/word/2018/wordml/cex" xmlns:w16cid="http://schemas.microsoft.com/office/word/2016/wordml/cid" xmlns:w16="http://schemas.microsoft.com/office/word/2018/wordml" xmlns:w16du="http://schemas.microsoft.com/office/word/2023/wordml/word16du" xmlns:w16sdtdh="http://schemas.microsoft.com/office/word/2020/wordml/sdtdatahash" xmlns:w16sdtfl="http://schemas.microsoft.com/office/word/2024/wordml/sdtformatlock" xmlns:w16se="http://schemas.microsoft.com/office/word/2015/wordml/symex" xmlns:wpg="http://schemas.microsoft.com/office/word/2010/wordprocessingGroup" xmlns:wpi="http://schemas.microsoft.com/office/word/2010/wordprocessingInk" xmlns:wne="http://schemas.microsoft.com/office/word/2006/wordml" xmlns:wps="http://schemas.microsoft.com/office/word/2010/wordprocessingShape" mc:Ignorable="w14 w15 w16se w16cid w16 w16cex w16sdtdh w16sdtfl w16du wp14">
   <w:abstractNum w:abstractNumId="0" w15:restartNumberingAfterBreak="0">
+    <w:nsid w:val="136D01C3"/>
+    <w:multiLevelType w:val="hybridMultilevel"/>
+    <w:tmpl w:val="410E0D66"/>
+    <w:lvl w:ilvl="0" w:tplc="FFFFFFFF">
+      <w:start w:val="1"/>
+      <w:numFmt w:val="decimal"/>
+      <w:lvlText w:val="%1."/>
+      <w:lvlJc w:val="left"/>
+      <w:pPr>
+        <w:ind w:left="720" w:hanging="360"/>
+      </w:pPr>
+      <w:rPr>
+        <w:rFonts w:hint="default"/>
+      </w:rPr>
+    </w:lvl>
+    <w:lvl w:ilvl="1" w:tplc="FFFFFFFF" w:tentative="1">
+      <w:start w:val="1"/>
+      <w:numFmt w:val="lowerLetter"/>
+      <w:lvlText w:val="%2."/>
+      <w:lvlJc w:val="left"/>
+      <w:pPr>
+        <w:ind w:left="1440" w:hanging="360"/>
+      </w:pPr>
+    </w:lvl>
+    <w:lvl w:ilvl="2" w:tplc="FFFFFFFF" w:tentative="1">
+      <w:start w:val="1"/>
+      <w:numFmt w:val="lowerRoman"/>
+      <w:lvlText w:val="%3."/>
+      <w:lvlJc w:val="right"/>
+      <w:pPr>
+        <w:ind w:left="2160" w:hanging="180"/>
+      </w:pPr>
+    </w:lvl>
+    <w:lvl w:ilvl="3" w:tplc="FFFFFFFF" w:tentative="1">
+      <w:start w:val="1"/>
+      <w:numFmt w:val="decimal"/>
+      <w:lvlText w:val="%4."/>
+      <w:lvlJc w:val="left"/>
+      <w:pPr>
+        <w:ind w:left="2880" w:hanging="360"/>
+      </w:pPr>
+    </w:lvl>
+    <w:lvl w:ilvl="4" w:tplc="FFFFFFFF" w:tentative="1">
+      <w:start w:val="1"/>
+      <w:numFmt w:val="lowerLetter"/>
+      <w:lvlText w:val="%5."/>
+      <w:lvlJc w:val="left"/>
+      <w:pPr>
+        <w:ind w:left="3600" w:hanging="360"/>
+      </w:pPr>
+    </w:lvl>
+    <w:lvl w:ilvl="5" w:tplc="FFFFFFFF" w:tentative="1">
+      <w:start w:val="1"/>
+      <w:numFmt w:val="lowerRoman"/>
+      <w:lvlText w:val="%6."/>
+      <w:lvlJc w:val="right"/>
+      <w:pPr>
+        <w:ind w:left="4320" w:hanging="180"/>
+      </w:pPr>
+    </w:lvl>
+    <w:lvl w:ilvl="6" w:tplc="FFFFFFFF" w:tentative="1">
+      <w:start w:val="1"/>
+      <w:numFmt w:val="decimal"/>
+      <w:lvlText w:val="%7."/>
+      <w:lvlJc w:val="left"/>
+      <w:pPr>
+        <w:ind w:left="5040" w:hanging="360"/>
+      </w:pPr>
+    </w:lvl>
+    <w:lvl w:ilvl="7" w:tplc="FFFFFFFF" w:tentative="1">
+      <w:start w:val="1"/>
+      <w:numFmt w:val="lowerLetter"/>
+      <w:lvlText w:val="%8."/>
+      <w:lvlJc w:val="left"/>
+      <w:pPr>
+        <w:ind w:left="5760" w:hanging="360"/>
+      </w:pPr>
+    </w:lvl>
+    <w:lvl w:ilvl="8" w:tplc="FFFFFFFF" w:tentative="1">
+      <w:start w:val="1"/>
+      <w:numFmt w:val="lowerRoman"/>
+      <w:lvlText w:val="%9."/>
+      <w:lvlJc w:val="right"/>
+      <w:pPr>
+        <w:ind w:left="6480" w:hanging="180"/>
+      </w:pPr>
+    </w:lvl>
+  </w:abstractNum>
+  <w:abstractNum w:abstractNumId="1" w15:restartNumberingAfterBreak="0">
     <w:nsid w:val="21062631"/>
     <w:multiLevelType w:val="multilevel"/>
     <w:tmpl w:val="A96073FC"/>
@@ -3388,7 +5106,7 @@
       </w:rPr>
     </w:lvl>
   </w:abstractNum>
-  <w:abstractNum w:abstractNumId="1" w15:restartNumberingAfterBreak="0">
+  <w:abstractNum w:abstractNumId="2" w15:restartNumberingAfterBreak="0">
     <w:nsid w:val="2E164E91"/>
     <w:multiLevelType w:val="multilevel"/>
     <w:tmpl w:val="BA3E705C"/>
@@ -3537,7 +5255,7 @@
       </w:rPr>
     </w:lvl>
   </w:abstractNum>
-  <w:abstractNum w:abstractNumId="2" w15:restartNumberingAfterBreak="0">
+  <w:abstractNum w:abstractNumId="3" w15:restartNumberingAfterBreak="0">
     <w:nsid w:val="34EF64EA"/>
     <w:multiLevelType w:val="multilevel"/>
     <w:tmpl w:val="3F2C0D06"/>
@@ -3686,7 +5404,96 @@
       </w:rPr>
     </w:lvl>
   </w:abstractNum>
-  <w:abstractNum w:abstractNumId="3" w15:restartNumberingAfterBreak="0">
+  <w:abstractNum w:abstractNumId="4" w15:restartNumberingAfterBreak="0">
+    <w:nsid w:val="40CD28E9"/>
+    <w:multiLevelType w:val="hybridMultilevel"/>
+    <w:tmpl w:val="410E0D66"/>
+    <w:lvl w:ilvl="0" w:tplc="1000000F">
+      <w:start w:val="1"/>
+      <w:numFmt w:val="decimal"/>
+      <w:lvlText w:val="%1."/>
+      <w:lvlJc w:val="left"/>
+      <w:pPr>
+        <w:ind w:left="720" w:hanging="360"/>
+      </w:pPr>
+      <w:rPr>
+        <w:rFonts w:hint="default"/>
+      </w:rPr>
+    </w:lvl>
+    <w:lvl w:ilvl="1" w:tplc="10000019" w:tentative="1">
+      <w:start w:val="1"/>
+      <w:numFmt w:val="lowerLetter"/>
+      <w:lvlText w:val="%2."/>
+      <w:lvlJc w:val="left"/>
+      <w:pPr>
+        <w:ind w:left="1440" w:hanging="360"/>
+      </w:pPr>
+    </w:lvl>
+    <w:lvl w:ilvl="2" w:tplc="1000001B" w:tentative="1">
+      <w:start w:val="1"/>
+      <w:numFmt w:val="lowerRoman"/>
+      <w:lvlText w:val="%3."/>
+      <w:lvlJc w:val="right"/>
+      <w:pPr>
+        <w:ind w:left="2160" w:hanging="180"/>
+      </w:pPr>
+    </w:lvl>
+    <w:lvl w:ilvl="3" w:tplc="1000000F" w:tentative="1">
+      <w:start w:val="1"/>
+      <w:numFmt w:val="decimal"/>
+      <w:lvlText w:val="%4."/>
+      <w:lvlJc w:val="left"/>
+      <w:pPr>
+        <w:ind w:left="2880" w:hanging="360"/>
+      </w:pPr>
+    </w:lvl>
+    <w:lvl w:ilvl="4" w:tplc="10000019" w:tentative="1">
+      <w:start w:val="1"/>
+      <w:numFmt w:val="lowerLetter"/>
+      <w:lvlText w:val="%5."/>
+      <w:lvlJc w:val="left"/>
+      <w:pPr>
+        <w:ind w:left="3600" w:hanging="360"/>
+      </w:pPr>
+    </w:lvl>
+    <w:lvl w:ilvl="5" w:tplc="1000001B" w:tentative="1">
+      <w:start w:val="1"/>
+      <w:numFmt w:val="lowerRoman"/>
+      <w:lvlText w:val="%6."/>
+      <w:lvlJc w:val="right"/>
+      <w:pPr>
+        <w:ind w:left="4320" w:hanging="180"/>
+      </w:pPr>
+    </w:lvl>
+    <w:lvl w:ilvl="6" w:tplc="1000000F" w:tentative="1">
+      <w:start w:val="1"/>
+      <w:numFmt w:val="decimal"/>
+      <w:lvlText w:val="%7."/>
+      <w:lvlJc w:val="left"/>
+      <w:pPr>
+        <w:ind w:left="5040" w:hanging="360"/>
+      </w:pPr>
+    </w:lvl>
+    <w:lvl w:ilvl="7" w:tplc="10000019" w:tentative="1">
+      <w:start w:val="1"/>
+      <w:numFmt w:val="lowerLetter"/>
+      <w:lvlText w:val="%8."/>
+      <w:lvlJc w:val="left"/>
+      <w:pPr>
+        <w:ind w:left="5760" w:hanging="360"/>
+      </w:pPr>
+    </w:lvl>
+    <w:lvl w:ilvl="8" w:tplc="1000001B" w:tentative="1">
+      <w:start w:val="1"/>
+      <w:numFmt w:val="lowerRoman"/>
+      <w:lvlText w:val="%9."/>
+      <w:lvlJc w:val="right"/>
+      <w:pPr>
+        <w:ind w:left="6480" w:hanging="180"/>
+      </w:pPr>
+    </w:lvl>
+  </w:abstractNum>
+  <w:abstractNum w:abstractNumId="5" w15:restartNumberingAfterBreak="0">
     <w:nsid w:val="4AA30539"/>
     <w:multiLevelType w:val="multilevel"/>
     <w:tmpl w:val="19D0952A"/>
@@ -3835,7 +5642,7 @@
       </w:rPr>
     </w:lvl>
   </w:abstractNum>
-  <w:abstractNum w:abstractNumId="4" w15:restartNumberingAfterBreak="0">
+  <w:abstractNum w:abstractNumId="6" w15:restartNumberingAfterBreak="0">
     <w:nsid w:val="5E854D98"/>
     <w:multiLevelType w:val="multilevel"/>
     <w:tmpl w:val="E86E75DC"/>
@@ -3984,7 +5791,7 @@
       </w:rPr>
     </w:lvl>
   </w:abstractNum>
-  <w:abstractNum w:abstractNumId="5" w15:restartNumberingAfterBreak="0">
+  <w:abstractNum w:abstractNumId="7" w15:restartNumberingAfterBreak="0">
     <w:nsid w:val="63B44238"/>
     <w:multiLevelType w:val="multilevel"/>
     <w:tmpl w:val="6362123A"/>
@@ -4133,7 +5940,7 @@
       </w:rPr>
     </w:lvl>
   </w:abstractNum>
-  <w:abstractNum w:abstractNumId="6" w15:restartNumberingAfterBreak="0">
+  <w:abstractNum w:abstractNumId="8" w15:restartNumberingAfterBreak="0">
     <w:nsid w:val="69EE1518"/>
     <w:multiLevelType w:val="multilevel"/>
     <w:tmpl w:val="F6FCEAFC"/>
@@ -4282,7 +6089,7 @@
       </w:rPr>
     </w:lvl>
   </w:abstractNum>
-  <w:abstractNum w:abstractNumId="7" w15:restartNumberingAfterBreak="0">
+  <w:abstractNum w:abstractNumId="9" w15:restartNumberingAfterBreak="0">
     <w:nsid w:val="6E976ADA"/>
     <w:multiLevelType w:val="multilevel"/>
     <w:tmpl w:val="0A8A9DDA"/>
@@ -4431,7 +6238,7 @@
       </w:rPr>
     </w:lvl>
   </w:abstractNum>
-  <w:abstractNum w:abstractNumId="8" w15:restartNumberingAfterBreak="0">
+  <w:abstractNum w:abstractNumId="10" w15:restartNumberingAfterBreak="0">
     <w:nsid w:val="76B37CB1"/>
     <w:multiLevelType w:val="multilevel"/>
     <w:tmpl w:val="E78EEA8C"/>
@@ -4581,31 +6388,37 @@
     </w:lvl>
   </w:abstractNum>
   <w:num w:numId="1" w16cid:durableId="1263416736">
+    <w:abstractNumId w:val="10"/>
+  </w:num>
+  <w:num w:numId="2" w16cid:durableId="1103308499">
+    <w:abstractNumId w:val="7"/>
+  </w:num>
+  <w:num w:numId="3" w16cid:durableId="201209360">
+    <w:abstractNumId w:val="5"/>
+  </w:num>
+  <w:num w:numId="4" w16cid:durableId="1094087318">
     <w:abstractNumId w:val="8"/>
   </w:num>
-  <w:num w:numId="2" w16cid:durableId="1103308499">
-    <w:abstractNumId w:val="5"/>
-  </w:num>
-  <w:num w:numId="3" w16cid:durableId="201209360">
+  <w:num w:numId="5" w16cid:durableId="228228149">
     <w:abstractNumId w:val="3"/>
   </w:num>
-  <w:num w:numId="4" w16cid:durableId="1094087318">
+  <w:num w:numId="6" w16cid:durableId="2063403083">
+    <w:abstractNumId w:val="2"/>
+  </w:num>
+  <w:num w:numId="7" w16cid:durableId="2085106240">
+    <w:abstractNumId w:val="1"/>
+  </w:num>
+  <w:num w:numId="8" w16cid:durableId="1868367325">
     <w:abstractNumId w:val="6"/>
   </w:num>
-  <w:num w:numId="5" w16cid:durableId="228228149">
-    <w:abstractNumId w:val="2"/>
+  <w:num w:numId="9" w16cid:durableId="514853287">
+    <w:abstractNumId w:val="9"/>
   </w:num>
-  <w:num w:numId="6" w16cid:durableId="2063403083">
-    <w:abstractNumId w:val="1"/>
-  </w:num>
-  <w:num w:numId="7" w16cid:durableId="2085106240">
-    <w:abstractNumId w:val="0"/>
-  </w:num>
-  <w:num w:numId="8" w16cid:durableId="1868367325">
+  <w:num w:numId="10" w16cid:durableId="574242093">
     <w:abstractNumId w:val="4"/>
   </w:num>
-  <w:num w:numId="9" w16cid:durableId="514853287">
-    <w:abstractNumId w:val="7"/>
+  <w:num w:numId="11" w16cid:durableId="1150515417">
+    <w:abstractNumId w:val="0"/>
   </w:num>
 </w:numbering>
 </file>
@@ -5365,6 +7178,40 @@
       <w:ind w:left="240"/>
     </w:pPr>
   </w:style>
+  <w:style w:type="paragraph" w:styleId="Normaalweb">
+    <w:name w:val="Normal (Web)"/>
+    <w:basedOn w:val="Standaard"/>
+    <w:uiPriority w:val="99"/>
+    <w:semiHidden/>
+    <w:unhideWhenUsed/>
+    <w:rsid w:val="0098010F"/>
+    <w:rPr>
+      <w:rFonts w:ascii="Times New Roman" w:hAnsi="Times New Roman"/>
+    </w:rPr>
+  </w:style>
+  <w:style w:type="paragraph" w:styleId="Lijstalinea">
+    <w:name w:val="List Paragraph"/>
+    <w:basedOn w:val="Standaard"/>
+    <w:uiPriority w:val="34"/>
+    <w:qFormat/>
+    <w:rsid w:val="000556CB"/>
+    <w:pPr>
+      <w:ind w:left="720"/>
+      <w:contextualSpacing/>
+    </w:pPr>
+  </w:style>
+  <w:style w:type="character" w:styleId="Onopgelostemelding">
+    <w:name w:val="Unresolved Mention"/>
+    <w:basedOn w:val="Standaardalinea-lettertype"/>
+    <w:uiPriority w:val="99"/>
+    <w:semiHidden/>
+    <w:unhideWhenUsed/>
+    <w:rsid w:val="00413C8C"/>
+    <w:rPr>
+      <w:color w:val="605E5C"/>
+      <w:shd w:val="clear" w:color="auto" w:fill="E1DFDD"/>
+    </w:rPr>
+  </w:style>
 </w:styles>
 </file>
 
@@ -5544,19 +7391,19 @@
 
 <file path=word/glossary/fontTable.xml><?xml version="1.0" encoding="utf-8"?>
 <w:fonts xmlns:mc="http://schemas.openxmlformats.org/markup-compatibility/2006" xmlns:r="http://schemas.openxmlformats.org/officeDocument/2006/relationships" xmlns:w="http://schemas.openxmlformats.org/wordprocessingml/2006/main" xmlns:w14="http://schemas.microsoft.com/office/word/2010/wordml" xmlns:w15="http://schemas.microsoft.com/office/word/2012/wordml" xmlns:w16cex="http://schemas.microsoft.com/office/word/2018/wordml/cex" xmlns:w16cid="http://schemas.microsoft.com/office/word/2016/wordml/cid" xmlns:w16="http://schemas.microsoft.com/office/word/2018/wordml" xmlns:w16du="http://schemas.microsoft.com/office/word/2023/wordml/word16du" xmlns:w16sdtdh="http://schemas.microsoft.com/office/word/2020/wordml/sdtdatahash" xmlns:w16sdtfl="http://schemas.microsoft.com/office/word/2024/wordml/sdtformatlock" xmlns:w16se="http://schemas.microsoft.com/office/word/2015/wordml/symex" mc:Ignorable="w14 w15 w16se w16cid w16 w16cex w16sdtdh w16sdtfl w16du">
+  <w:font w:name="Times New Roman">
+    <w:panose1 w:val="02020603050405020304"/>
+    <w:charset w:val="00"/>
+    <w:family w:val="roman"/>
+    <w:pitch w:val="variable"/>
+    <w:sig w:usb0="E0002EFF" w:usb1="C000785B" w:usb2="00000009" w:usb3="00000000" w:csb0="000001FF" w:csb1="00000000"/>
+  </w:font>
   <w:font w:name="Symbol">
     <w:panose1 w:val="05050102010706020507"/>
     <w:charset w:val="02"/>
     <w:family w:val="roman"/>
     <w:pitch w:val="variable"/>
     <w:sig w:usb0="00000000" w:usb1="10000000" w:usb2="00000000" w:usb3="00000000" w:csb0="80000000" w:csb1="00000000"/>
-  </w:font>
-  <w:font w:name="Times New Roman">
-    <w:panose1 w:val="02020603050405020304"/>
-    <w:charset w:val="00"/>
-    <w:family w:val="roman"/>
-    <w:pitch w:val="variable"/>
-    <w:sig w:usb0="E0002EFF" w:usb1="C000785B" w:usb2="00000009" w:usb3="00000000" w:csb0="000001FF" w:csb1="00000000"/>
   </w:font>
   <w:font w:name="Courier New">
     <w:panose1 w:val="02070309020205020404"/>
@@ -5608,18 +7455,18 @@
     <w:pitch w:val="variable"/>
     <w:sig w:usb0="A00002EF" w:usb1="4000A44B" w:usb2="00000000" w:usb3="00000000" w:csb0="0000019F" w:csb1="00000000"/>
   </w:font>
+  <w:font w:name="Yu Mincho">
+    <w:charset w:val="80"/>
+    <w:family w:val="roman"/>
+    <w:pitch w:val="variable"/>
+    <w:sig w:usb0="800002E7" w:usb1="2AC7FCFF" w:usb2="00000012" w:usb3="00000000" w:csb0="0002009F" w:csb1="00000000"/>
+  </w:font>
   <w:font w:name="Syntax Com">
     <w:altName w:val="Century Gothic"/>
     <w:charset w:val="00"/>
     <w:family w:val="swiss"/>
     <w:pitch w:val="variable"/>
     <w:sig w:usb0="00000001" w:usb1="5000204A" w:usb2="00000000" w:usb3="00000000" w:csb0="0000009B" w:csb1="00000000"/>
-  </w:font>
-  <w:font w:name="Yu Mincho">
-    <w:charset w:val="80"/>
-    <w:family w:val="roman"/>
-    <w:pitch w:val="variable"/>
-    <w:sig w:usb0="800002E7" w:usb1="2AC7FCFF" w:usb2="00000012" w:usb3="00000000" w:csb0="0002009F" w:csb1="00000000"/>
   </w:font>
   <w:font w:name="Aptos">
     <w:charset w:val="00"/>
@@ -5655,9 +7502,11 @@
     <w:rsidRoot w:val="00E64492"/>
     <w:rsid w:val="000C769B"/>
     <w:rsid w:val="000E45FA"/>
+    <w:rsid w:val="00146A18"/>
     <w:rsid w:val="001C5F9B"/>
     <w:rsid w:val="00214ECF"/>
     <w:rsid w:val="003B7157"/>
+    <w:rsid w:val="003D44B9"/>
     <w:rsid w:val="005B160E"/>
     <w:rsid w:val="006D4892"/>
     <w:rsid w:val="006E39EC"/>
@@ -6468,6 +8317,19 @@
 </file>
 
 <file path=customXml/item2.xml><?xml version="1.0" encoding="utf-8"?>
+<?mso-contentType ?>
+<FormTemplates xmlns="http://schemas.microsoft.com/sharepoint/v3/contenttype/forms">
+  <Display>DocumentLibraryForm</Display>
+  <Edit>DocumentLibraryForm</Edit>
+  <New>DocumentLibraryForm</New>
+</FormTemplates>
+</file>
+
+<file path=customXml/item3.xml><?xml version="1.0" encoding="utf-8"?>
+<b:Sources xmlns:b="http://schemas.openxmlformats.org/officeDocument/2006/bibliography" xmlns="http://schemas.openxmlformats.org/officeDocument/2006/bibliography" SelectedStyle="\APASixthEditionOfficeOnline.xsl" StyleName="APA" Version="6"/>
+</file>
+
+<file path=customXml/item4.xml><?xml version="1.0" encoding="utf-8"?>
 <ct:contentTypeSchema xmlns:ct="http://schemas.microsoft.com/office/2006/metadata/contentType" xmlns:ma="http://schemas.microsoft.com/office/2006/metadata/properties/metaAttributes" ct:_="" ma:_="" ma:contentTypeName="Document" ma:contentTypeID="0x0101002C0078F63934E143B21FE079B3878406" ma:contentTypeVersion="11" ma:contentTypeDescription="Een nieuw document maken." ma:contentTypeScope="" ma:versionID="4e4c13eba49a8fecfde5543eca60b0ba">
   <xsd:schema xmlns:xsd="http://www.w3.org/2001/XMLSchema" xmlns:xs="http://www.w3.org/2001/XMLSchema" xmlns:p="http://schemas.microsoft.com/office/2006/metadata/properties" xmlns:ns3="21413aa0-5d31-4ac8-b96a-eb9a18cfac0d" targetNamespace="http://schemas.microsoft.com/office/2006/metadata/properties" ma:root="true" ma:fieldsID="b35348315be84e5d41be0ebc71662b09" ns3:_="">
     <xsd:import namespace="21413aa0-5d31-4ac8-b96a-eb9a18cfac0d"/>
@@ -6655,19 +8517,6 @@
 </ct:contentTypeSchema>
 </file>
 
-<file path=customXml/item3.xml><?xml version="1.0" encoding="utf-8"?>
-<b:Sources xmlns:b="http://schemas.openxmlformats.org/officeDocument/2006/bibliography" xmlns="http://schemas.openxmlformats.org/officeDocument/2006/bibliography" SelectedStyle="\APASixthEditionOfficeOnline.xsl" StyleName="APA" Version="6"/>
-</file>
-
-<file path=customXml/item4.xml><?xml version="1.0" encoding="utf-8"?>
-<?mso-contentType ?>
-<FormTemplates xmlns="http://schemas.microsoft.com/sharepoint/v3/contenttype/forms">
-  <Display>DocumentLibraryForm</Display>
-  <Edit>DocumentLibraryForm</Edit>
-  <New>DocumentLibraryForm</New>
-</FormTemplates>
-</file>
-
 <file path=customXml/itemProps1.xml><?xml version="1.0" encoding="utf-8"?>
 <ds:datastoreItem xmlns:ds="http://schemas.openxmlformats.org/officeDocument/2006/customXml" ds:itemID="{17C2B775-EA4E-4441-ABF7-098F71DCBCF5}">
   <ds:schemaRefs>
@@ -6679,6 +8528,22 @@
 </file>
 
 <file path=customXml/itemProps2.xml><?xml version="1.0" encoding="utf-8"?>
+<ds:datastoreItem xmlns:ds="http://schemas.openxmlformats.org/officeDocument/2006/customXml" ds:itemID="{AA590523-BE1F-4D4A-874A-179EF7E49155}">
+  <ds:schemaRefs>
+    <ds:schemaRef ds:uri="http://schemas.microsoft.com/sharepoint/v3/contenttype/forms"/>
+  </ds:schemaRefs>
+</ds:datastoreItem>
+</file>
+
+<file path=customXml/itemProps3.xml><?xml version="1.0" encoding="utf-8"?>
+<ds:datastoreItem xmlns:ds="http://schemas.openxmlformats.org/officeDocument/2006/customXml" ds:itemID="{A01A2E88-B95C-4E54-8A5A-E22DB6C02629}">
+  <ds:schemaRefs>
+    <ds:schemaRef ds:uri="http://schemas.openxmlformats.org/officeDocument/2006/bibliography"/>
+  </ds:schemaRefs>
+</ds:datastoreItem>
+</file>
+
+<file path=customXml/itemProps4.xml><?xml version="1.0" encoding="utf-8"?>
 <ds:datastoreItem xmlns:ds="http://schemas.openxmlformats.org/officeDocument/2006/customXml" ds:itemID="{C551EFAC-91D4-41D2-BD0C-FC46644CDAB5}">
   <ds:schemaRefs>
     <ds:schemaRef ds:uri="http://schemas.microsoft.com/office/2006/metadata/contentType"/>
@@ -6694,20 +8559,4 @@
     <ds:schemaRef ds:uri="http://schemas.microsoft.com/internal/obd"/>
   </ds:schemaRefs>
 </ds:datastoreItem>
-</file>
-
-<file path=customXml/itemProps3.xml><?xml version="1.0" encoding="utf-8"?>
-<ds:datastoreItem xmlns:ds="http://schemas.openxmlformats.org/officeDocument/2006/customXml" ds:itemID="{A01A2E88-B95C-4E54-8A5A-E22DB6C02629}">
-  <ds:schemaRefs>
-    <ds:schemaRef ds:uri="http://schemas.openxmlformats.org/officeDocument/2006/bibliography"/>
-  </ds:schemaRefs>
-</ds:datastoreItem>
-</file>
-
-<file path=customXml/itemProps4.xml><?xml version="1.0" encoding="utf-8"?>
-<ds:datastoreItem xmlns:ds="http://schemas.openxmlformats.org/officeDocument/2006/customXml" ds:itemID="{AA590523-BE1F-4D4A-874A-179EF7E49155}">
-  <ds:schemaRefs>
-    <ds:schemaRef ds:uri="http://schemas.microsoft.com/sharepoint/v3/contenttype/forms"/>
-  </ds:schemaRefs>
-</ds:datastoreItem>
 </file>